--- a/exp1.docx
+++ b/exp1.docx
@@ -1,6 +1,6 @@
 
 <file path=word/document.xml><?xml version="1.0" encoding="utf-8"?>
-<w:document xmlns:wpc="http://schemas.microsoft.com/office/word/2010/wordprocessingCanvas" xmlns:cx="http://schemas.microsoft.com/office/drawing/2014/chartex" xmlns:cx1="http://schemas.microsoft.com/office/drawing/2015/9/8/chartex" xmlns:cx2="http://schemas.microsoft.com/office/drawing/2015/10/21/chartex" xmlns:cx3="http://schemas.microsoft.com/office/drawing/2016/5/9/chartex" xmlns:cx4="http://schemas.microsoft.com/office/drawing/2016/5/10/chartex" xmlns:cx5="http://schemas.microsoft.com/office/drawing/2016/5/11/chartex" xmlns:cx6="http://schemas.microsoft.com/office/drawing/2016/5/12/chartex" xmlns:cx7="http://schemas.microsoft.com/office/drawing/2016/5/13/chartex" xmlns:cx8="http://schemas.microsoft.com/office/drawing/2016/5/14/chartex" xmlns:mc="http://schemas.openxmlformats.org/markup-compatibility/2006" xmlns:aink="http://schemas.microsoft.com/office/drawing/2016/ink" xmlns:am3d="http://schemas.microsoft.com/office/drawing/2017/model3d" xmlns:o="urn:schemas-microsoft-com:office:office" xmlns:oel="http://schemas.microsoft.com/office/2019/extlst" xmlns:r="http://schemas.openxmlformats.org/officeDocument/2006/relationships" xmlns:m="http://schemas.openxmlformats.org/officeDocument/2006/math" xmlns:v="urn:schemas-microsoft-com:vml" xmlns:wp14="http://schemas.microsoft.com/office/word/2010/wordprocessingDrawing" xmlns:wp="http://schemas.openxmlformats.org/drawingml/2006/wordprocessingDrawing" xmlns:w10="urn:schemas-microsoft-com:office:word" xmlns:w="http://schemas.openxmlformats.org/wordprocessingml/2006/main" xmlns:w14="http://schemas.microsoft.com/office/word/2010/wordml" xmlns:w15="http://schemas.microsoft.com/office/word/2012/wordml" xmlns:w16cei="http://schemas.microsoft.com/office/word/2026/wordml/cei" xmlns:w16cex="http://schemas.microsoft.com/office/word/2018/wordml/cex" xmlns:w16cid="http://schemas.microsoft.com/office/word/2016/wordml/cid" xmlns:w16="http://schemas.microsoft.com/office/word/2018/wordml" xmlns:w16du="http://schemas.microsoft.com/office/word/2023/wordml/word16du" xmlns:w16sdtdh="http://schemas.microsoft.com/office/word/2020/wordml/sdtdatahash" xmlns:w16sdtfl="http://schemas.microsoft.com/office/word/2024/wordml/sdtformatlock" xmlns:w16se="http://schemas.microsoft.com/office/word/2015/wordml/symex" xmlns:wpg="http://schemas.microsoft.com/office/word/2010/wordprocessingGroup" xmlns:wpi="http://schemas.microsoft.com/office/word/2010/wordprocessingInk" xmlns:wne="http://schemas.microsoft.com/office/word/2006/wordml" xmlns:wps="http://schemas.microsoft.com/office/word/2010/wordprocessingShape" mc:Ignorable="w14 w15 w16se w16cid w16 w16cex w16sdtdh w16sdtfl w16du wp14">
+<w:document xmlns:wpc="http://schemas.microsoft.com/office/word/2010/wordprocessingCanvas" xmlns:cx="http://schemas.microsoft.com/office/drawing/2014/chartex" xmlns:cx1="http://schemas.microsoft.com/office/drawing/2015/9/8/chartex" xmlns:cx2="http://schemas.microsoft.com/office/drawing/2015/10/21/chartex" xmlns:cx3="http://schemas.microsoft.com/office/drawing/2016/5/9/chartex" xmlns:cx4="http://schemas.microsoft.com/office/drawing/2016/5/10/chartex" xmlns:cx5="http://schemas.microsoft.com/office/drawing/2016/5/11/chartex" xmlns:cx6="http://schemas.microsoft.com/office/drawing/2016/5/12/chartex" xmlns:cx7="http://schemas.microsoft.com/office/drawing/2016/5/13/chartex" xmlns:cx8="http://schemas.microsoft.com/office/drawing/2016/5/14/chartex" xmlns:mc="http://schemas.openxmlformats.org/markup-compatibility/2006" xmlns:aink="http://schemas.microsoft.com/office/drawing/2016/ink" xmlns:am3d="http://schemas.microsoft.com/office/drawing/2017/model3d" xmlns:o="urn:schemas-microsoft-com:office:office" xmlns:oel="http://schemas.microsoft.com/office/2019/extlst" xmlns:r="http://schemas.openxmlformats.org/officeDocument/2006/relationships" xmlns:m="http://schemas.openxmlformats.org/officeDocument/2006/math" xmlns:v="urn:schemas-microsoft-com:vml" xmlns:wp14="http://schemas.microsoft.com/office/word/2010/wordprocessingDrawing" xmlns:wp="http://schemas.openxmlformats.org/drawingml/2006/wordprocessingDrawing" xmlns:w10="urn:schemas-microsoft-com:office:word" xmlns:w="http://schemas.openxmlformats.org/wordprocessingml/2006/main" xmlns:w14="http://schemas.microsoft.com/office/word/2010/wordml" xmlns:w15="http://schemas.microsoft.com/office/word/2012/wordml" xmlns:w16cex="http://schemas.microsoft.com/office/word/2018/wordml/cex" xmlns:w16cid="http://schemas.microsoft.com/office/word/2016/wordml/cid" xmlns:w16="http://schemas.microsoft.com/office/word/2018/wordml" xmlns:w16du="http://schemas.microsoft.com/office/word/2023/wordml/word16du" xmlns:w16sdtdh="http://schemas.microsoft.com/office/word/2020/wordml/sdtdatahash" xmlns:w16sdtfl="http://schemas.microsoft.com/office/word/2024/wordml/sdtformatlock" xmlns:w16se="http://schemas.microsoft.com/office/word/2015/wordml/symex" xmlns:wpg="http://schemas.microsoft.com/office/word/2010/wordprocessingGroup" xmlns:wpi="http://schemas.microsoft.com/office/word/2010/wordprocessingInk" xmlns:wne="http://schemas.microsoft.com/office/word/2006/wordml" xmlns:wps="http://schemas.microsoft.com/office/word/2010/wordprocessingShape" mc:Ignorable="w14 w15 w16se w16cid w16 w16cex w16sdtdh w16sdtfl w16du wp14">
   <w:body>
     <w:p>
       <w:pPr>
@@ -9,8 +9,9 @@
           <w:rFonts w:asciiTheme="majorBidi" w:hAnsiTheme="majorBidi" w:cstheme="majorBidi"/>
           <w:b/>
           <w:bCs/>
-          <w:sz w:val="24"/>
-          <w:szCs w:val="24"/>
+          <w:sz w:val="28"/>
+          <w:szCs w:val="28"/>
+          <w:u w:val="single"/>
         </w:rPr>
       </w:pPr>
       <w:r>
@@ -18,8 +19,9 @@
           <w:rFonts w:asciiTheme="majorBidi" w:hAnsiTheme="majorBidi" w:cstheme="majorBidi"/>
           <w:b/>
           <w:bCs/>
-          <w:sz w:val="24"/>
-          <w:szCs w:val="24"/>
+          <w:sz w:val="28"/>
+          <w:szCs w:val="28"/>
+          <w:u w:val="single"/>
         </w:rPr>
         <w:t>PROGRAM FOR BUBBLE SORT VS QUICK SORT</w:t>
       </w:r>
@@ -121,7 +123,7 @@
         <w:rPr>
           <w:rFonts w:ascii="Times New Roman" w:hAnsi="Times New Roman" w:cs="Times New Roman"/>
         </w:rPr>
-        <w:t>string.h</w:t>
+        <w:t>time.h</w:t>
       </w:r>
       <w:proofErr w:type="spellEnd"/>
       <w:r>
@@ -142,42 +144,6 @@
         <w:rPr>
           <w:rFonts w:ascii="Times New Roman" w:hAnsi="Times New Roman" w:cs="Times New Roman"/>
         </w:rPr>
-        <w:t>#include &lt;</w:t>
-      </w:r>
-      <w:proofErr w:type="spellStart"/>
-      <w:r>
-        <w:rPr>
-          <w:rFonts w:ascii="Times New Roman" w:hAnsi="Times New Roman" w:cs="Times New Roman"/>
-        </w:rPr>
-        <w:t>time.h</w:t>
-      </w:r>
-      <w:proofErr w:type="spellEnd"/>
-      <w:r>
-        <w:rPr>
-          <w:rFonts w:ascii="Times New Roman" w:hAnsi="Times New Roman" w:cs="Times New Roman"/>
-        </w:rPr>
-        <w:t>&gt;</w:t>
-      </w:r>
-    </w:p>
-    <w:p>
-      <w:pPr>
-        <w:spacing w:line="216" w:lineRule="auto"/>
-        <w:rPr>
-          <w:rFonts w:ascii="Times New Roman" w:hAnsi="Times New Roman" w:cs="Times New Roman"/>
-        </w:rPr>
-      </w:pPr>
-    </w:p>
-    <w:p>
-      <w:pPr>
-        <w:spacing w:line="216" w:lineRule="auto"/>
-        <w:rPr>
-          <w:rFonts w:ascii="Times New Roman" w:hAnsi="Times New Roman" w:cs="Times New Roman"/>
-        </w:rPr>
-      </w:pPr>
-      <w:r>
-        <w:rPr>
-          <w:rFonts w:ascii="Times New Roman" w:hAnsi="Times New Roman" w:cs="Times New Roman"/>
-        </w:rPr>
         <w:t xml:space="preserve">void </w:t>
       </w:r>
       <w:proofErr w:type="spellStart"/>
@@ -250,6 +216,486 @@
         <w:rPr>
           <w:rFonts w:ascii="Times New Roman" w:hAnsi="Times New Roman" w:cs="Times New Roman"/>
         </w:rPr>
+        <w:t xml:space="preserve">    </w:t>
+      </w:r>
+      <w:proofErr w:type="gramStart"/>
+      <w:r>
+        <w:rPr>
+          <w:rFonts w:ascii="Times New Roman" w:hAnsi="Times New Roman" w:cs="Times New Roman"/>
+        </w:rPr>
+        <w:t>for(</w:t>
+      </w:r>
+      <w:proofErr w:type="gramEnd"/>
+      <w:r>
+        <w:rPr>
+          <w:rFonts w:ascii="Times New Roman" w:hAnsi="Times New Roman" w:cs="Times New Roman"/>
+        </w:rPr>
+        <w:t xml:space="preserve">int </w:t>
+      </w:r>
+      <w:proofErr w:type="spellStart"/>
+      <w:r>
+        <w:rPr>
+          <w:rFonts w:ascii="Times New Roman" w:hAnsi="Times New Roman" w:cs="Times New Roman"/>
+        </w:rPr>
+        <w:t>i</w:t>
+      </w:r>
+      <w:proofErr w:type="spellEnd"/>
+      <w:r>
+        <w:rPr>
+          <w:rFonts w:ascii="Times New Roman" w:hAnsi="Times New Roman" w:cs="Times New Roman"/>
+        </w:rPr>
+        <w:t xml:space="preserve"> = 0; </w:t>
+      </w:r>
+      <w:proofErr w:type="spellStart"/>
+      <w:r>
+        <w:rPr>
+          <w:rFonts w:ascii="Times New Roman" w:hAnsi="Times New Roman" w:cs="Times New Roman"/>
+        </w:rPr>
+        <w:t>i</w:t>
+      </w:r>
+      <w:proofErr w:type="spellEnd"/>
+      <w:r>
+        <w:rPr>
+          <w:rFonts w:ascii="Times New Roman" w:hAnsi="Times New Roman" w:cs="Times New Roman"/>
+        </w:rPr>
+        <w:t xml:space="preserve"> &lt; n - 1; </w:t>
+      </w:r>
+      <w:proofErr w:type="spellStart"/>
+      <w:r>
+        <w:rPr>
+          <w:rFonts w:ascii="Times New Roman" w:hAnsi="Times New Roman" w:cs="Times New Roman"/>
+        </w:rPr>
+        <w:t>i</w:t>
+      </w:r>
+      <w:proofErr w:type="spellEnd"/>
+      <w:r>
+        <w:rPr>
+          <w:rFonts w:ascii="Times New Roman" w:hAnsi="Times New Roman" w:cs="Times New Roman"/>
+        </w:rPr>
+        <w:t>++)</w:t>
+      </w:r>
+    </w:p>
+    <w:p>
+      <w:pPr>
+        <w:spacing w:line="216" w:lineRule="auto"/>
+        <w:rPr>
+          <w:rFonts w:ascii="Times New Roman" w:hAnsi="Times New Roman" w:cs="Times New Roman"/>
+        </w:rPr>
+      </w:pPr>
+      <w:r>
+        <w:rPr>
+          <w:rFonts w:ascii="Times New Roman" w:hAnsi="Times New Roman" w:cs="Times New Roman"/>
+        </w:rPr>
+        <w:t>    {</w:t>
+      </w:r>
+    </w:p>
+    <w:p>
+      <w:pPr>
+        <w:spacing w:line="216" w:lineRule="auto"/>
+        <w:rPr>
+          <w:rFonts w:ascii="Times New Roman" w:hAnsi="Times New Roman" w:cs="Times New Roman"/>
+        </w:rPr>
+      </w:pPr>
+      <w:r>
+        <w:rPr>
+          <w:rFonts w:ascii="Times New Roman" w:hAnsi="Times New Roman" w:cs="Times New Roman"/>
+        </w:rPr>
+        <w:t xml:space="preserve">        </w:t>
+      </w:r>
+      <w:proofErr w:type="gramStart"/>
+      <w:r>
+        <w:rPr>
+          <w:rFonts w:ascii="Times New Roman" w:hAnsi="Times New Roman" w:cs="Times New Roman"/>
+        </w:rPr>
+        <w:t>for(</w:t>
+      </w:r>
+      <w:proofErr w:type="gramEnd"/>
+      <w:r>
+        <w:rPr>
+          <w:rFonts w:ascii="Times New Roman" w:hAnsi="Times New Roman" w:cs="Times New Roman"/>
+        </w:rPr>
+        <w:t xml:space="preserve">int j = 0; j &lt; n - </w:t>
+      </w:r>
+      <w:proofErr w:type="spellStart"/>
+      <w:r>
+        <w:rPr>
+          <w:rFonts w:ascii="Times New Roman" w:hAnsi="Times New Roman" w:cs="Times New Roman"/>
+        </w:rPr>
+        <w:t>i</w:t>
+      </w:r>
+      <w:proofErr w:type="spellEnd"/>
+      <w:r>
+        <w:rPr>
+          <w:rFonts w:ascii="Times New Roman" w:hAnsi="Times New Roman" w:cs="Times New Roman"/>
+        </w:rPr>
+        <w:t xml:space="preserve"> - 1; </w:t>
+      </w:r>
+      <w:proofErr w:type="spellStart"/>
+      <w:r>
+        <w:rPr>
+          <w:rFonts w:ascii="Times New Roman" w:hAnsi="Times New Roman" w:cs="Times New Roman"/>
+        </w:rPr>
+        <w:t>j++</w:t>
+      </w:r>
+      <w:proofErr w:type="spellEnd"/>
+      <w:r>
+        <w:rPr>
+          <w:rFonts w:ascii="Times New Roman" w:hAnsi="Times New Roman" w:cs="Times New Roman"/>
+        </w:rPr>
+        <w:t>)</w:t>
+      </w:r>
+    </w:p>
+    <w:p>
+      <w:pPr>
+        <w:spacing w:line="216" w:lineRule="auto"/>
+        <w:rPr>
+          <w:rFonts w:ascii="Times New Roman" w:hAnsi="Times New Roman" w:cs="Times New Roman"/>
+        </w:rPr>
+      </w:pPr>
+      <w:r>
+        <w:rPr>
+          <w:rFonts w:ascii="Times New Roman" w:hAnsi="Times New Roman" w:cs="Times New Roman"/>
+        </w:rPr>
+        <w:t>        {</w:t>
+      </w:r>
+    </w:p>
+    <w:p>
+      <w:pPr>
+        <w:spacing w:line="216" w:lineRule="auto"/>
+        <w:rPr>
+          <w:rFonts w:ascii="Times New Roman" w:hAnsi="Times New Roman" w:cs="Times New Roman"/>
+        </w:rPr>
+      </w:pPr>
+      <w:r>
+        <w:rPr>
+          <w:rFonts w:ascii="Times New Roman" w:hAnsi="Times New Roman" w:cs="Times New Roman"/>
+        </w:rPr>
+        <w:t>            if(</w:t>
+      </w:r>
+      <w:proofErr w:type="spellStart"/>
+      <w:r>
+        <w:rPr>
+          <w:rFonts w:ascii="Times New Roman" w:hAnsi="Times New Roman" w:cs="Times New Roman"/>
+        </w:rPr>
+        <w:t>arr</w:t>
+      </w:r>
+      <w:proofErr w:type="spellEnd"/>
+      <w:r>
+        <w:rPr>
+          <w:rFonts w:ascii="Times New Roman" w:hAnsi="Times New Roman" w:cs="Times New Roman"/>
+        </w:rPr>
+        <w:t xml:space="preserve">[j] &gt; </w:t>
+      </w:r>
+      <w:proofErr w:type="spellStart"/>
+      <w:proofErr w:type="gramStart"/>
+      <w:r>
+        <w:rPr>
+          <w:rFonts w:ascii="Times New Roman" w:hAnsi="Times New Roman" w:cs="Times New Roman"/>
+        </w:rPr>
+        <w:t>arr</w:t>
+      </w:r>
+      <w:proofErr w:type="spellEnd"/>
+      <w:r>
+        <w:rPr>
+          <w:rFonts w:ascii="Times New Roman" w:hAnsi="Times New Roman" w:cs="Times New Roman"/>
+        </w:rPr>
+        <w:t>[</w:t>
+      </w:r>
+      <w:proofErr w:type="gramEnd"/>
+      <w:r>
+        <w:rPr>
+          <w:rFonts w:ascii="Times New Roman" w:hAnsi="Times New Roman" w:cs="Times New Roman"/>
+        </w:rPr>
+        <w:t>j + 1])</w:t>
+      </w:r>
+    </w:p>
+    <w:p>
+      <w:pPr>
+        <w:spacing w:line="216" w:lineRule="auto"/>
+        <w:rPr>
+          <w:rFonts w:ascii="Times New Roman" w:hAnsi="Times New Roman" w:cs="Times New Roman"/>
+        </w:rPr>
+      </w:pPr>
+      <w:r>
+        <w:rPr>
+          <w:rFonts w:ascii="Times New Roman" w:hAnsi="Times New Roman" w:cs="Times New Roman"/>
+        </w:rPr>
+        <w:t>            {</w:t>
+      </w:r>
+    </w:p>
+    <w:p>
+      <w:pPr>
+        <w:spacing w:line="216" w:lineRule="auto"/>
+        <w:rPr>
+          <w:rFonts w:ascii="Times New Roman" w:hAnsi="Times New Roman" w:cs="Times New Roman"/>
+        </w:rPr>
+      </w:pPr>
+      <w:r>
+        <w:rPr>
+          <w:rFonts w:ascii="Times New Roman" w:hAnsi="Times New Roman" w:cs="Times New Roman"/>
+        </w:rPr>
+        <w:t xml:space="preserve">                int temp = </w:t>
+      </w:r>
+      <w:proofErr w:type="spellStart"/>
+      <w:r>
+        <w:rPr>
+          <w:rFonts w:ascii="Times New Roman" w:hAnsi="Times New Roman" w:cs="Times New Roman"/>
+        </w:rPr>
+        <w:t>arr</w:t>
+      </w:r>
+      <w:proofErr w:type="spellEnd"/>
+      <w:r>
+        <w:rPr>
+          <w:rFonts w:ascii="Times New Roman" w:hAnsi="Times New Roman" w:cs="Times New Roman"/>
+        </w:rPr>
+        <w:t>[j];</w:t>
+      </w:r>
+    </w:p>
+    <w:p>
+      <w:pPr>
+        <w:spacing w:line="216" w:lineRule="auto"/>
+        <w:rPr>
+          <w:rFonts w:ascii="Times New Roman" w:hAnsi="Times New Roman" w:cs="Times New Roman"/>
+        </w:rPr>
+      </w:pPr>
+      <w:r>
+        <w:rPr>
+          <w:rFonts w:ascii="Times New Roman" w:hAnsi="Times New Roman" w:cs="Times New Roman"/>
+        </w:rPr>
+        <w:t xml:space="preserve">                </w:t>
+      </w:r>
+      <w:proofErr w:type="spellStart"/>
+      <w:r>
+        <w:rPr>
+          <w:rFonts w:ascii="Times New Roman" w:hAnsi="Times New Roman" w:cs="Times New Roman"/>
+        </w:rPr>
+        <w:t>arr</w:t>
+      </w:r>
+      <w:proofErr w:type="spellEnd"/>
+      <w:r>
+        <w:rPr>
+          <w:rFonts w:ascii="Times New Roman" w:hAnsi="Times New Roman" w:cs="Times New Roman"/>
+        </w:rPr>
+        <w:t xml:space="preserve">[j] = </w:t>
+      </w:r>
+      <w:proofErr w:type="spellStart"/>
+      <w:proofErr w:type="gramStart"/>
+      <w:r>
+        <w:rPr>
+          <w:rFonts w:ascii="Times New Roman" w:hAnsi="Times New Roman" w:cs="Times New Roman"/>
+        </w:rPr>
+        <w:t>arr</w:t>
+      </w:r>
+      <w:proofErr w:type="spellEnd"/>
+      <w:r>
+        <w:rPr>
+          <w:rFonts w:ascii="Times New Roman" w:hAnsi="Times New Roman" w:cs="Times New Roman"/>
+        </w:rPr>
+        <w:t>[</w:t>
+      </w:r>
+      <w:proofErr w:type="gramEnd"/>
+      <w:r>
+        <w:rPr>
+          <w:rFonts w:ascii="Times New Roman" w:hAnsi="Times New Roman" w:cs="Times New Roman"/>
+        </w:rPr>
+        <w:t>j + 1];</w:t>
+      </w:r>
+    </w:p>
+    <w:p>
+      <w:pPr>
+        <w:spacing w:line="216" w:lineRule="auto"/>
+        <w:rPr>
+          <w:rFonts w:ascii="Times New Roman" w:hAnsi="Times New Roman" w:cs="Times New Roman"/>
+        </w:rPr>
+      </w:pPr>
+      <w:r>
+        <w:rPr>
+          <w:rFonts w:ascii="Times New Roman" w:hAnsi="Times New Roman" w:cs="Times New Roman"/>
+        </w:rPr>
+        <w:t xml:space="preserve">                </w:t>
+      </w:r>
+      <w:proofErr w:type="spellStart"/>
+      <w:proofErr w:type="gramStart"/>
+      <w:r>
+        <w:rPr>
+          <w:rFonts w:ascii="Times New Roman" w:hAnsi="Times New Roman" w:cs="Times New Roman"/>
+        </w:rPr>
+        <w:t>arr</w:t>
+      </w:r>
+      <w:proofErr w:type="spellEnd"/>
+      <w:r>
+        <w:rPr>
+          <w:rFonts w:ascii="Times New Roman" w:hAnsi="Times New Roman" w:cs="Times New Roman"/>
+        </w:rPr>
+        <w:t>[</w:t>
+      </w:r>
+      <w:proofErr w:type="gramEnd"/>
+      <w:r>
+        <w:rPr>
+          <w:rFonts w:ascii="Times New Roman" w:hAnsi="Times New Roman" w:cs="Times New Roman"/>
+        </w:rPr>
+        <w:t>j + 1] = temp;</w:t>
+      </w:r>
+    </w:p>
+    <w:p>
+      <w:pPr>
+        <w:spacing w:line="216" w:lineRule="auto"/>
+        <w:rPr>
+          <w:rFonts w:ascii="Times New Roman" w:hAnsi="Times New Roman" w:cs="Times New Roman"/>
+        </w:rPr>
+      </w:pPr>
+      <w:r>
+        <w:rPr>
+          <w:rFonts w:ascii="Times New Roman" w:hAnsi="Times New Roman" w:cs="Times New Roman"/>
+        </w:rPr>
+        <w:t>            }</w:t>
+      </w:r>
+    </w:p>
+    <w:p>
+      <w:pPr>
+        <w:spacing w:line="216" w:lineRule="auto"/>
+        <w:rPr>
+          <w:rFonts w:ascii="Times New Roman" w:hAnsi="Times New Roman" w:cs="Times New Roman"/>
+        </w:rPr>
+      </w:pPr>
+      <w:r>
+        <w:rPr>
+          <w:rFonts w:ascii="Times New Roman" w:hAnsi="Times New Roman" w:cs="Times New Roman"/>
+        </w:rPr>
+        <w:t>        }</w:t>
+      </w:r>
+    </w:p>
+    <w:p>
+      <w:pPr>
+        <w:spacing w:line="216" w:lineRule="auto"/>
+        <w:rPr>
+          <w:rFonts w:ascii="Times New Roman" w:hAnsi="Times New Roman" w:cs="Times New Roman"/>
+        </w:rPr>
+      </w:pPr>
+      <w:r>
+        <w:rPr>
+          <w:rFonts w:ascii="Times New Roman" w:hAnsi="Times New Roman" w:cs="Times New Roman"/>
+        </w:rPr>
+        <w:t>    }</w:t>
+      </w:r>
+    </w:p>
+    <w:p>
+      <w:pPr>
+        <w:spacing w:line="216" w:lineRule="auto"/>
+        <w:rPr>
+          <w:rFonts w:ascii="Times New Roman" w:hAnsi="Times New Roman" w:cs="Times New Roman"/>
+        </w:rPr>
+      </w:pPr>
+      <w:r>
+        <w:rPr>
+          <w:rFonts w:ascii="Times New Roman" w:hAnsi="Times New Roman" w:cs="Times New Roman"/>
+        </w:rPr>
+        <w:t>}</w:t>
+      </w:r>
+    </w:p>
+    <w:p>
+      <w:pPr>
+        <w:spacing w:line="216" w:lineRule="auto"/>
+        <w:rPr>
+          <w:rFonts w:ascii="Times New Roman" w:hAnsi="Times New Roman" w:cs="Times New Roman"/>
+        </w:rPr>
+      </w:pPr>
+      <w:r>
+        <w:rPr>
+          <w:rFonts w:ascii="Times New Roman" w:hAnsi="Times New Roman" w:cs="Times New Roman"/>
+        </w:rPr>
+        <w:t xml:space="preserve">int </w:t>
+      </w:r>
+      <w:proofErr w:type="gramStart"/>
+      <w:r>
+        <w:rPr>
+          <w:rFonts w:ascii="Times New Roman" w:hAnsi="Times New Roman" w:cs="Times New Roman"/>
+        </w:rPr>
+        <w:t>partition(</w:t>
+      </w:r>
+      <w:proofErr w:type="gramEnd"/>
+      <w:r>
+        <w:rPr>
+          <w:rFonts w:ascii="Times New Roman" w:hAnsi="Times New Roman" w:cs="Times New Roman"/>
+        </w:rPr>
+        <w:t xml:space="preserve">int </w:t>
+      </w:r>
+      <w:proofErr w:type="spellStart"/>
+      <w:proofErr w:type="gramStart"/>
+      <w:r>
+        <w:rPr>
+          <w:rFonts w:ascii="Times New Roman" w:hAnsi="Times New Roman" w:cs="Times New Roman"/>
+        </w:rPr>
+        <w:t>arr</w:t>
+      </w:r>
+      <w:proofErr w:type="spellEnd"/>
+      <w:r>
+        <w:rPr>
+          <w:rFonts w:ascii="Times New Roman" w:hAnsi="Times New Roman" w:cs="Times New Roman"/>
+        </w:rPr>
+        <w:t>[</w:t>
+      </w:r>
+      <w:proofErr w:type="gramEnd"/>
+      <w:r>
+        <w:rPr>
+          <w:rFonts w:ascii="Times New Roman" w:hAnsi="Times New Roman" w:cs="Times New Roman"/>
+        </w:rPr>
+        <w:t>], int low, int high)</w:t>
+      </w:r>
+    </w:p>
+    <w:p>
+      <w:pPr>
+        <w:spacing w:line="216" w:lineRule="auto"/>
+        <w:rPr>
+          <w:rFonts w:ascii="Times New Roman" w:hAnsi="Times New Roman" w:cs="Times New Roman"/>
+        </w:rPr>
+      </w:pPr>
+      <w:r>
+        <w:rPr>
+          <w:rFonts w:ascii="Times New Roman" w:hAnsi="Times New Roman" w:cs="Times New Roman"/>
+        </w:rPr>
+        <w:t>{</w:t>
+      </w:r>
+    </w:p>
+    <w:p>
+      <w:pPr>
+        <w:spacing w:line="216" w:lineRule="auto"/>
+        <w:rPr>
+          <w:rFonts w:ascii="Times New Roman" w:hAnsi="Times New Roman" w:cs="Times New Roman"/>
+        </w:rPr>
+      </w:pPr>
+      <w:r>
+        <w:rPr>
+          <w:rFonts w:ascii="Times New Roman" w:hAnsi="Times New Roman" w:cs="Times New Roman"/>
+        </w:rPr>
+        <w:t xml:space="preserve">    int pivot = </w:t>
+      </w:r>
+      <w:proofErr w:type="spellStart"/>
+      <w:r>
+        <w:rPr>
+          <w:rFonts w:ascii="Times New Roman" w:hAnsi="Times New Roman" w:cs="Times New Roman"/>
+        </w:rPr>
+        <w:t>arr</w:t>
+      </w:r>
+      <w:proofErr w:type="spellEnd"/>
+      <w:r>
+        <w:rPr>
+          <w:rFonts w:ascii="Times New Roman" w:hAnsi="Times New Roman" w:cs="Times New Roman"/>
+        </w:rPr>
+        <w:t>[high];</w:t>
+      </w:r>
+    </w:p>
+    <w:p>
+      <w:pPr>
+        <w:spacing w:line="216" w:lineRule="auto"/>
+        <w:rPr>
+          <w:rFonts w:ascii="Times New Roman" w:hAnsi="Times New Roman" w:cs="Times New Roman"/>
+        </w:rPr>
+      </w:pPr>
+      <w:r>
+        <w:rPr>
+          <w:rFonts w:ascii="Times New Roman" w:hAnsi="Times New Roman" w:cs="Times New Roman"/>
+        </w:rPr>
         <w:t xml:space="preserve">    int </w:t>
       </w:r>
       <w:proofErr w:type="spellStart"/>
@@ -264,7 +710,7 @@
         <w:rPr>
           <w:rFonts w:ascii="Times New Roman" w:hAnsi="Times New Roman" w:cs="Times New Roman"/>
         </w:rPr>
-        <w:t>, j, temp;</w:t>
+        <w:t xml:space="preserve"> = low - 1;</w:t>
       </w:r>
     </w:p>
     <w:p>
@@ -287,12 +733,102 @@
         </w:rPr>
         <w:t>for(</w:t>
       </w:r>
-      <w:proofErr w:type="spellStart"/>
       <w:proofErr w:type="gramEnd"/>
       <w:r>
         <w:rPr>
           <w:rFonts w:ascii="Times New Roman" w:hAnsi="Times New Roman" w:cs="Times New Roman"/>
         </w:rPr>
+        <w:t xml:space="preserve">int j = low; j &lt; high; </w:t>
+      </w:r>
+      <w:proofErr w:type="spellStart"/>
+      <w:r>
+        <w:rPr>
+          <w:rFonts w:ascii="Times New Roman" w:hAnsi="Times New Roman" w:cs="Times New Roman"/>
+        </w:rPr>
+        <w:t>j++</w:t>
+      </w:r>
+      <w:proofErr w:type="spellEnd"/>
+      <w:r>
+        <w:rPr>
+          <w:rFonts w:ascii="Times New Roman" w:hAnsi="Times New Roman" w:cs="Times New Roman"/>
+        </w:rPr>
+        <w:t>)</w:t>
+      </w:r>
+    </w:p>
+    <w:p>
+      <w:pPr>
+        <w:spacing w:line="216" w:lineRule="auto"/>
+        <w:rPr>
+          <w:rFonts w:ascii="Times New Roman" w:hAnsi="Times New Roman" w:cs="Times New Roman"/>
+        </w:rPr>
+      </w:pPr>
+      <w:r>
+        <w:rPr>
+          <w:rFonts w:ascii="Times New Roman" w:hAnsi="Times New Roman" w:cs="Times New Roman"/>
+        </w:rPr>
+        <w:t>    {</w:t>
+      </w:r>
+    </w:p>
+    <w:p>
+      <w:pPr>
+        <w:spacing w:line="216" w:lineRule="auto"/>
+        <w:rPr>
+          <w:rFonts w:ascii="Times New Roman" w:hAnsi="Times New Roman" w:cs="Times New Roman"/>
+        </w:rPr>
+      </w:pPr>
+      <w:r>
+        <w:rPr>
+          <w:rFonts w:ascii="Times New Roman" w:hAnsi="Times New Roman" w:cs="Times New Roman"/>
+        </w:rPr>
+        <w:t>        if(</w:t>
+      </w:r>
+      <w:proofErr w:type="spellStart"/>
+      <w:r>
+        <w:rPr>
+          <w:rFonts w:ascii="Times New Roman" w:hAnsi="Times New Roman" w:cs="Times New Roman"/>
+        </w:rPr>
+        <w:t>arr</w:t>
+      </w:r>
+      <w:proofErr w:type="spellEnd"/>
+      <w:r>
+        <w:rPr>
+          <w:rFonts w:ascii="Times New Roman" w:hAnsi="Times New Roman" w:cs="Times New Roman"/>
+        </w:rPr>
+        <w:t>[j] &lt; pivot)</w:t>
+      </w:r>
+    </w:p>
+    <w:p>
+      <w:pPr>
+        <w:spacing w:line="216" w:lineRule="auto"/>
+        <w:rPr>
+          <w:rFonts w:ascii="Times New Roman" w:hAnsi="Times New Roman" w:cs="Times New Roman"/>
+        </w:rPr>
+      </w:pPr>
+      <w:r>
+        <w:rPr>
+          <w:rFonts w:ascii="Times New Roman" w:hAnsi="Times New Roman" w:cs="Times New Roman"/>
+        </w:rPr>
+        <w:t>        {</w:t>
+      </w:r>
+    </w:p>
+    <w:p>
+      <w:pPr>
+        <w:spacing w:line="216" w:lineRule="auto"/>
+        <w:rPr>
+          <w:rFonts w:ascii="Times New Roman" w:hAnsi="Times New Roman" w:cs="Times New Roman"/>
+        </w:rPr>
+      </w:pPr>
+      <w:r>
+        <w:rPr>
+          <w:rFonts w:ascii="Times New Roman" w:hAnsi="Times New Roman" w:cs="Times New Roman"/>
+        </w:rPr>
+        <w:t xml:space="preserve">            </w:t>
+      </w:r>
+      <w:proofErr w:type="spellStart"/>
+      <w:r>
+        <w:rPr>
+          <w:rFonts w:ascii="Times New Roman" w:hAnsi="Times New Roman" w:cs="Times New Roman"/>
+        </w:rPr>
         <w:t>i</w:t>
       </w:r>
       <w:proofErr w:type="spellEnd"/>
@@ -300,6 +836,718 @@
         <w:rPr>
           <w:rFonts w:ascii="Times New Roman" w:hAnsi="Times New Roman" w:cs="Times New Roman"/>
         </w:rPr>
+        <w:t>++;</w:t>
+      </w:r>
+    </w:p>
+    <w:p>
+      <w:pPr>
+        <w:spacing w:line="216" w:lineRule="auto"/>
+        <w:rPr>
+          <w:rFonts w:ascii="Times New Roman" w:hAnsi="Times New Roman" w:cs="Times New Roman"/>
+        </w:rPr>
+      </w:pPr>
+      <w:r>
+        <w:rPr>
+          <w:rFonts w:ascii="Times New Roman" w:hAnsi="Times New Roman" w:cs="Times New Roman"/>
+        </w:rPr>
+        <w:t xml:space="preserve">            int temp = </w:t>
+      </w:r>
+      <w:proofErr w:type="spellStart"/>
+      <w:r>
+        <w:rPr>
+          <w:rFonts w:ascii="Times New Roman" w:hAnsi="Times New Roman" w:cs="Times New Roman"/>
+        </w:rPr>
+        <w:t>arr</w:t>
+      </w:r>
+      <w:proofErr w:type="spellEnd"/>
+      <w:r>
+        <w:rPr>
+          <w:rFonts w:ascii="Times New Roman" w:hAnsi="Times New Roman" w:cs="Times New Roman"/>
+        </w:rPr>
+        <w:t>[</w:t>
+      </w:r>
+      <w:proofErr w:type="spellStart"/>
+      <w:r>
+        <w:rPr>
+          <w:rFonts w:ascii="Times New Roman" w:hAnsi="Times New Roman" w:cs="Times New Roman"/>
+        </w:rPr>
+        <w:t>i</w:t>
+      </w:r>
+      <w:proofErr w:type="spellEnd"/>
+      <w:r>
+        <w:rPr>
+          <w:rFonts w:ascii="Times New Roman" w:hAnsi="Times New Roman" w:cs="Times New Roman"/>
+        </w:rPr>
+        <w:t>];</w:t>
+      </w:r>
+    </w:p>
+    <w:p>
+      <w:pPr>
+        <w:spacing w:line="216" w:lineRule="auto"/>
+        <w:rPr>
+          <w:rFonts w:ascii="Times New Roman" w:hAnsi="Times New Roman" w:cs="Times New Roman"/>
+        </w:rPr>
+      </w:pPr>
+      <w:r>
+        <w:rPr>
+          <w:rFonts w:ascii="Times New Roman" w:hAnsi="Times New Roman" w:cs="Times New Roman"/>
+        </w:rPr>
+        <w:t xml:space="preserve">            </w:t>
+      </w:r>
+      <w:proofErr w:type="spellStart"/>
+      <w:r>
+        <w:rPr>
+          <w:rFonts w:ascii="Times New Roman" w:hAnsi="Times New Roman" w:cs="Times New Roman"/>
+        </w:rPr>
+        <w:t>arr</w:t>
+      </w:r>
+      <w:proofErr w:type="spellEnd"/>
+      <w:r>
+        <w:rPr>
+          <w:rFonts w:ascii="Times New Roman" w:hAnsi="Times New Roman" w:cs="Times New Roman"/>
+        </w:rPr>
+        <w:t>[</w:t>
+      </w:r>
+      <w:proofErr w:type="spellStart"/>
+      <w:r>
+        <w:rPr>
+          <w:rFonts w:ascii="Times New Roman" w:hAnsi="Times New Roman" w:cs="Times New Roman"/>
+        </w:rPr>
+        <w:t>i</w:t>
+      </w:r>
+      <w:proofErr w:type="spellEnd"/>
+      <w:r>
+        <w:rPr>
+          <w:rFonts w:ascii="Times New Roman" w:hAnsi="Times New Roman" w:cs="Times New Roman"/>
+        </w:rPr>
+        <w:t xml:space="preserve">] = </w:t>
+      </w:r>
+      <w:proofErr w:type="spellStart"/>
+      <w:r>
+        <w:rPr>
+          <w:rFonts w:ascii="Times New Roman" w:hAnsi="Times New Roman" w:cs="Times New Roman"/>
+        </w:rPr>
+        <w:t>arr</w:t>
+      </w:r>
+      <w:proofErr w:type="spellEnd"/>
+      <w:r>
+        <w:rPr>
+          <w:rFonts w:ascii="Times New Roman" w:hAnsi="Times New Roman" w:cs="Times New Roman"/>
+        </w:rPr>
+        <w:t>[j];</w:t>
+      </w:r>
+    </w:p>
+    <w:p>
+      <w:pPr>
+        <w:spacing w:line="216" w:lineRule="auto"/>
+        <w:rPr>
+          <w:rFonts w:ascii="Times New Roman" w:hAnsi="Times New Roman" w:cs="Times New Roman"/>
+        </w:rPr>
+      </w:pPr>
+      <w:r>
+        <w:rPr>
+          <w:rFonts w:ascii="Times New Roman" w:hAnsi="Times New Roman" w:cs="Times New Roman"/>
+        </w:rPr>
+        <w:t xml:space="preserve">            </w:t>
+      </w:r>
+      <w:proofErr w:type="spellStart"/>
+      <w:r>
+        <w:rPr>
+          <w:rFonts w:ascii="Times New Roman" w:hAnsi="Times New Roman" w:cs="Times New Roman"/>
+        </w:rPr>
+        <w:t>arr</w:t>
+      </w:r>
+      <w:proofErr w:type="spellEnd"/>
+      <w:r>
+        <w:rPr>
+          <w:rFonts w:ascii="Times New Roman" w:hAnsi="Times New Roman" w:cs="Times New Roman"/>
+        </w:rPr>
+        <w:t>[j] = temp;</w:t>
+      </w:r>
+    </w:p>
+    <w:p>
+      <w:pPr>
+        <w:spacing w:line="216" w:lineRule="auto"/>
+        <w:rPr>
+          <w:rFonts w:ascii="Times New Roman" w:hAnsi="Times New Roman" w:cs="Times New Roman"/>
+        </w:rPr>
+      </w:pPr>
+      <w:r>
+        <w:rPr>
+          <w:rFonts w:ascii="Times New Roman" w:hAnsi="Times New Roman" w:cs="Times New Roman"/>
+        </w:rPr>
+        <w:t>        }</w:t>
+      </w:r>
+    </w:p>
+    <w:p>
+      <w:pPr>
+        <w:spacing w:line="216" w:lineRule="auto"/>
+        <w:rPr>
+          <w:rFonts w:ascii="Times New Roman" w:hAnsi="Times New Roman" w:cs="Times New Roman"/>
+        </w:rPr>
+      </w:pPr>
+      <w:r>
+        <w:rPr>
+          <w:rFonts w:ascii="Times New Roman" w:hAnsi="Times New Roman" w:cs="Times New Roman"/>
+        </w:rPr>
+        <w:t>    }</w:t>
+      </w:r>
+    </w:p>
+    <w:p>
+      <w:pPr>
+        <w:spacing w:line="216" w:lineRule="auto"/>
+        <w:rPr>
+          <w:rFonts w:ascii="Times New Roman" w:hAnsi="Times New Roman" w:cs="Times New Roman"/>
+        </w:rPr>
+      </w:pPr>
+      <w:r>
+        <w:rPr>
+          <w:rFonts w:ascii="Times New Roman" w:hAnsi="Times New Roman" w:cs="Times New Roman"/>
+        </w:rPr>
+        <w:t xml:space="preserve">    int temp = </w:t>
+      </w:r>
+      <w:proofErr w:type="spellStart"/>
+      <w:proofErr w:type="gramStart"/>
+      <w:r>
+        <w:rPr>
+          <w:rFonts w:ascii="Times New Roman" w:hAnsi="Times New Roman" w:cs="Times New Roman"/>
+        </w:rPr>
+        <w:t>arr</w:t>
+      </w:r>
+      <w:proofErr w:type="spellEnd"/>
+      <w:r>
+        <w:rPr>
+          <w:rFonts w:ascii="Times New Roman" w:hAnsi="Times New Roman" w:cs="Times New Roman"/>
+        </w:rPr>
+        <w:t>[</w:t>
+      </w:r>
+      <w:proofErr w:type="spellStart"/>
+      <w:proofErr w:type="gramEnd"/>
+      <w:r>
+        <w:rPr>
+          <w:rFonts w:ascii="Times New Roman" w:hAnsi="Times New Roman" w:cs="Times New Roman"/>
+        </w:rPr>
+        <w:t>i</w:t>
+      </w:r>
+      <w:proofErr w:type="spellEnd"/>
+      <w:r>
+        <w:rPr>
+          <w:rFonts w:ascii="Times New Roman" w:hAnsi="Times New Roman" w:cs="Times New Roman"/>
+        </w:rPr>
+        <w:t xml:space="preserve"> + 1];</w:t>
+      </w:r>
+    </w:p>
+    <w:p>
+      <w:pPr>
+        <w:spacing w:line="216" w:lineRule="auto"/>
+        <w:rPr>
+          <w:rFonts w:ascii="Times New Roman" w:hAnsi="Times New Roman" w:cs="Times New Roman"/>
+        </w:rPr>
+      </w:pPr>
+      <w:r>
+        <w:rPr>
+          <w:rFonts w:ascii="Times New Roman" w:hAnsi="Times New Roman" w:cs="Times New Roman"/>
+        </w:rPr>
+        <w:t xml:space="preserve">    </w:t>
+      </w:r>
+      <w:proofErr w:type="spellStart"/>
+      <w:proofErr w:type="gramStart"/>
+      <w:r>
+        <w:rPr>
+          <w:rFonts w:ascii="Times New Roman" w:hAnsi="Times New Roman" w:cs="Times New Roman"/>
+        </w:rPr>
+        <w:t>arr</w:t>
+      </w:r>
+      <w:proofErr w:type="spellEnd"/>
+      <w:r>
+        <w:rPr>
+          <w:rFonts w:ascii="Times New Roman" w:hAnsi="Times New Roman" w:cs="Times New Roman"/>
+        </w:rPr>
+        <w:t>[</w:t>
+      </w:r>
+      <w:proofErr w:type="spellStart"/>
+      <w:proofErr w:type="gramEnd"/>
+      <w:r>
+        <w:rPr>
+          <w:rFonts w:ascii="Times New Roman" w:hAnsi="Times New Roman" w:cs="Times New Roman"/>
+        </w:rPr>
+        <w:t>i</w:t>
+      </w:r>
+      <w:proofErr w:type="spellEnd"/>
+      <w:r>
+        <w:rPr>
+          <w:rFonts w:ascii="Times New Roman" w:hAnsi="Times New Roman" w:cs="Times New Roman"/>
+        </w:rPr>
+        <w:t xml:space="preserve"> + 1] = </w:t>
+      </w:r>
+      <w:proofErr w:type="spellStart"/>
+      <w:r>
+        <w:rPr>
+          <w:rFonts w:ascii="Times New Roman" w:hAnsi="Times New Roman" w:cs="Times New Roman"/>
+        </w:rPr>
+        <w:t>arr</w:t>
+      </w:r>
+      <w:proofErr w:type="spellEnd"/>
+      <w:r>
+        <w:rPr>
+          <w:rFonts w:ascii="Times New Roman" w:hAnsi="Times New Roman" w:cs="Times New Roman"/>
+        </w:rPr>
+        <w:t>[high];</w:t>
+      </w:r>
+    </w:p>
+    <w:p>
+      <w:pPr>
+        <w:spacing w:line="216" w:lineRule="auto"/>
+        <w:rPr>
+          <w:rFonts w:ascii="Times New Roman" w:hAnsi="Times New Roman" w:cs="Times New Roman"/>
+        </w:rPr>
+      </w:pPr>
+      <w:r>
+        <w:rPr>
+          <w:rFonts w:ascii="Times New Roman" w:hAnsi="Times New Roman" w:cs="Times New Roman"/>
+        </w:rPr>
+        <w:t xml:space="preserve">    </w:t>
+      </w:r>
+      <w:proofErr w:type="spellStart"/>
+      <w:r>
+        <w:rPr>
+          <w:rFonts w:ascii="Times New Roman" w:hAnsi="Times New Roman" w:cs="Times New Roman"/>
+        </w:rPr>
+        <w:t>arr</w:t>
+      </w:r>
+      <w:proofErr w:type="spellEnd"/>
+      <w:r>
+        <w:rPr>
+          <w:rFonts w:ascii="Times New Roman" w:hAnsi="Times New Roman" w:cs="Times New Roman"/>
+        </w:rPr>
+        <w:t>[high] = temp;</w:t>
+      </w:r>
+    </w:p>
+    <w:p>
+      <w:pPr>
+        <w:spacing w:line="216" w:lineRule="auto"/>
+        <w:rPr>
+          <w:rFonts w:ascii="Times New Roman" w:hAnsi="Times New Roman" w:cs="Times New Roman"/>
+        </w:rPr>
+      </w:pPr>
+      <w:r>
+        <w:rPr>
+          <w:rFonts w:ascii="Times New Roman" w:hAnsi="Times New Roman" w:cs="Times New Roman"/>
+        </w:rPr>
+        <w:t xml:space="preserve">    return </w:t>
+      </w:r>
+      <w:proofErr w:type="spellStart"/>
+      <w:r>
+        <w:rPr>
+          <w:rFonts w:ascii="Times New Roman" w:hAnsi="Times New Roman" w:cs="Times New Roman"/>
+        </w:rPr>
+        <w:t>i</w:t>
+      </w:r>
+      <w:proofErr w:type="spellEnd"/>
+      <w:r>
+        <w:rPr>
+          <w:rFonts w:ascii="Times New Roman" w:hAnsi="Times New Roman" w:cs="Times New Roman"/>
+        </w:rPr>
+        <w:t xml:space="preserve"> + 1;</w:t>
+      </w:r>
+    </w:p>
+    <w:p>
+      <w:pPr>
+        <w:spacing w:line="216" w:lineRule="auto"/>
+        <w:rPr>
+          <w:rFonts w:ascii="Times New Roman" w:hAnsi="Times New Roman" w:cs="Times New Roman"/>
+        </w:rPr>
+      </w:pPr>
+      <w:r>
+        <w:rPr>
+          <w:rFonts w:ascii="Times New Roman" w:hAnsi="Times New Roman" w:cs="Times New Roman"/>
+        </w:rPr>
+        <w:t>}</w:t>
+      </w:r>
+    </w:p>
+    <w:p>
+      <w:pPr>
+        <w:spacing w:line="216" w:lineRule="auto"/>
+        <w:rPr>
+          <w:rFonts w:ascii="Times New Roman" w:hAnsi="Times New Roman" w:cs="Times New Roman"/>
+        </w:rPr>
+      </w:pPr>
+      <w:r>
+        <w:rPr>
+          <w:rFonts w:ascii="Times New Roman" w:hAnsi="Times New Roman" w:cs="Times New Roman"/>
+        </w:rPr>
+        <w:t xml:space="preserve">void </w:t>
+      </w:r>
+      <w:proofErr w:type="spellStart"/>
+      <w:proofErr w:type="gramStart"/>
+      <w:r>
+        <w:rPr>
+          <w:rFonts w:ascii="Times New Roman" w:hAnsi="Times New Roman" w:cs="Times New Roman"/>
+        </w:rPr>
+        <w:t>quickSort</w:t>
+      </w:r>
+      <w:proofErr w:type="spellEnd"/>
+      <w:r>
+        <w:rPr>
+          <w:rFonts w:ascii="Times New Roman" w:hAnsi="Times New Roman" w:cs="Times New Roman"/>
+        </w:rPr>
+        <w:t>(</w:t>
+      </w:r>
+      <w:proofErr w:type="gramEnd"/>
+      <w:r>
+        <w:rPr>
+          <w:rFonts w:ascii="Times New Roman" w:hAnsi="Times New Roman" w:cs="Times New Roman"/>
+        </w:rPr>
+        <w:t xml:space="preserve">int </w:t>
+      </w:r>
+      <w:proofErr w:type="spellStart"/>
+      <w:proofErr w:type="gramStart"/>
+      <w:r>
+        <w:rPr>
+          <w:rFonts w:ascii="Times New Roman" w:hAnsi="Times New Roman" w:cs="Times New Roman"/>
+        </w:rPr>
+        <w:t>arr</w:t>
+      </w:r>
+      <w:proofErr w:type="spellEnd"/>
+      <w:r>
+        <w:rPr>
+          <w:rFonts w:ascii="Times New Roman" w:hAnsi="Times New Roman" w:cs="Times New Roman"/>
+        </w:rPr>
+        <w:t>[</w:t>
+      </w:r>
+      <w:proofErr w:type="gramEnd"/>
+      <w:r>
+        <w:rPr>
+          <w:rFonts w:ascii="Times New Roman" w:hAnsi="Times New Roman" w:cs="Times New Roman"/>
+        </w:rPr>
+        <w:t>], int low, int high)</w:t>
+      </w:r>
+    </w:p>
+    <w:p>
+      <w:pPr>
+        <w:spacing w:line="216" w:lineRule="auto"/>
+        <w:rPr>
+          <w:rFonts w:ascii="Times New Roman" w:hAnsi="Times New Roman" w:cs="Times New Roman"/>
+        </w:rPr>
+      </w:pPr>
+      <w:r>
+        <w:rPr>
+          <w:rFonts w:ascii="Times New Roman" w:hAnsi="Times New Roman" w:cs="Times New Roman"/>
+        </w:rPr>
+        <w:t>{</w:t>
+      </w:r>
+    </w:p>
+    <w:p>
+      <w:pPr>
+        <w:spacing w:line="216" w:lineRule="auto"/>
+        <w:rPr>
+          <w:rFonts w:ascii="Times New Roman" w:hAnsi="Times New Roman" w:cs="Times New Roman"/>
+        </w:rPr>
+      </w:pPr>
+      <w:r>
+        <w:rPr>
+          <w:rFonts w:ascii="Times New Roman" w:hAnsi="Times New Roman" w:cs="Times New Roman"/>
+        </w:rPr>
+        <w:t xml:space="preserve">    </w:t>
+      </w:r>
+      <w:proofErr w:type="gramStart"/>
+      <w:r>
+        <w:rPr>
+          <w:rFonts w:ascii="Times New Roman" w:hAnsi="Times New Roman" w:cs="Times New Roman"/>
+        </w:rPr>
+        <w:t>if(</w:t>
+      </w:r>
+      <w:proofErr w:type="gramEnd"/>
+      <w:r>
+        <w:rPr>
+          <w:rFonts w:ascii="Times New Roman" w:hAnsi="Times New Roman" w:cs="Times New Roman"/>
+        </w:rPr>
+        <w:t>low &lt; high)</w:t>
+      </w:r>
+    </w:p>
+    <w:p>
+      <w:pPr>
+        <w:spacing w:line="216" w:lineRule="auto"/>
+        <w:rPr>
+          <w:rFonts w:ascii="Times New Roman" w:hAnsi="Times New Roman" w:cs="Times New Roman"/>
+        </w:rPr>
+      </w:pPr>
+      <w:r>
+        <w:rPr>
+          <w:rFonts w:ascii="Times New Roman" w:hAnsi="Times New Roman" w:cs="Times New Roman"/>
+        </w:rPr>
+        <w:t>    {</w:t>
+      </w:r>
+    </w:p>
+    <w:p>
+      <w:pPr>
+        <w:spacing w:line="216" w:lineRule="auto"/>
+        <w:rPr>
+          <w:rFonts w:ascii="Times New Roman" w:hAnsi="Times New Roman" w:cs="Times New Roman"/>
+        </w:rPr>
+      </w:pPr>
+      <w:r>
+        <w:rPr>
+          <w:rFonts w:ascii="Times New Roman" w:hAnsi="Times New Roman" w:cs="Times New Roman"/>
+        </w:rPr>
+        <w:t xml:space="preserve">        int p = </w:t>
+      </w:r>
+      <w:proofErr w:type="gramStart"/>
+      <w:r>
+        <w:rPr>
+          <w:rFonts w:ascii="Times New Roman" w:hAnsi="Times New Roman" w:cs="Times New Roman"/>
+        </w:rPr>
+        <w:t>partition(</w:t>
+      </w:r>
+      <w:proofErr w:type="spellStart"/>
+      <w:proofErr w:type="gramEnd"/>
+      <w:r>
+        <w:rPr>
+          <w:rFonts w:ascii="Times New Roman" w:hAnsi="Times New Roman" w:cs="Times New Roman"/>
+        </w:rPr>
+        <w:t>arr</w:t>
+      </w:r>
+      <w:proofErr w:type="spellEnd"/>
+      <w:r>
+        <w:rPr>
+          <w:rFonts w:ascii="Times New Roman" w:hAnsi="Times New Roman" w:cs="Times New Roman"/>
+        </w:rPr>
+        <w:t>, low, high);</w:t>
+      </w:r>
+    </w:p>
+    <w:p>
+      <w:pPr>
+        <w:spacing w:line="216" w:lineRule="auto"/>
+        <w:rPr>
+          <w:rFonts w:ascii="Times New Roman" w:hAnsi="Times New Roman" w:cs="Times New Roman"/>
+        </w:rPr>
+      </w:pPr>
+      <w:r>
+        <w:rPr>
+          <w:rFonts w:ascii="Times New Roman" w:hAnsi="Times New Roman" w:cs="Times New Roman"/>
+        </w:rPr>
+        <w:t xml:space="preserve">        </w:t>
+      </w:r>
+      <w:proofErr w:type="spellStart"/>
+      <w:proofErr w:type="gramStart"/>
+      <w:r>
+        <w:rPr>
+          <w:rFonts w:ascii="Times New Roman" w:hAnsi="Times New Roman" w:cs="Times New Roman"/>
+        </w:rPr>
+        <w:t>quickSort</w:t>
+      </w:r>
+      <w:proofErr w:type="spellEnd"/>
+      <w:r>
+        <w:rPr>
+          <w:rFonts w:ascii="Times New Roman" w:hAnsi="Times New Roman" w:cs="Times New Roman"/>
+        </w:rPr>
+        <w:t>(</w:t>
+      </w:r>
+      <w:proofErr w:type="spellStart"/>
+      <w:proofErr w:type="gramEnd"/>
+      <w:r>
+        <w:rPr>
+          <w:rFonts w:ascii="Times New Roman" w:hAnsi="Times New Roman" w:cs="Times New Roman"/>
+        </w:rPr>
+        <w:t>arr</w:t>
+      </w:r>
+      <w:proofErr w:type="spellEnd"/>
+      <w:r>
+        <w:rPr>
+          <w:rFonts w:ascii="Times New Roman" w:hAnsi="Times New Roman" w:cs="Times New Roman"/>
+        </w:rPr>
+        <w:t>, low, p - 1);</w:t>
+      </w:r>
+    </w:p>
+    <w:p>
+      <w:pPr>
+        <w:spacing w:line="216" w:lineRule="auto"/>
+        <w:rPr>
+          <w:rFonts w:ascii="Times New Roman" w:hAnsi="Times New Roman" w:cs="Times New Roman"/>
+        </w:rPr>
+      </w:pPr>
+      <w:r>
+        <w:rPr>
+          <w:rFonts w:ascii="Times New Roman" w:hAnsi="Times New Roman" w:cs="Times New Roman"/>
+        </w:rPr>
+        <w:t xml:space="preserve">        </w:t>
+      </w:r>
+      <w:proofErr w:type="spellStart"/>
+      <w:proofErr w:type="gramStart"/>
+      <w:r>
+        <w:rPr>
+          <w:rFonts w:ascii="Times New Roman" w:hAnsi="Times New Roman" w:cs="Times New Roman"/>
+        </w:rPr>
+        <w:t>quickSort</w:t>
+      </w:r>
+      <w:proofErr w:type="spellEnd"/>
+      <w:r>
+        <w:rPr>
+          <w:rFonts w:ascii="Times New Roman" w:hAnsi="Times New Roman" w:cs="Times New Roman"/>
+        </w:rPr>
+        <w:t>(</w:t>
+      </w:r>
+      <w:proofErr w:type="spellStart"/>
+      <w:proofErr w:type="gramEnd"/>
+      <w:r>
+        <w:rPr>
+          <w:rFonts w:ascii="Times New Roman" w:hAnsi="Times New Roman" w:cs="Times New Roman"/>
+        </w:rPr>
+        <w:t>arr</w:t>
+      </w:r>
+      <w:proofErr w:type="spellEnd"/>
+      <w:r>
+        <w:rPr>
+          <w:rFonts w:ascii="Times New Roman" w:hAnsi="Times New Roman" w:cs="Times New Roman"/>
+        </w:rPr>
+        <w:t>, p + 1, high);</w:t>
+      </w:r>
+    </w:p>
+    <w:p>
+      <w:pPr>
+        <w:spacing w:line="216" w:lineRule="auto"/>
+        <w:rPr>
+          <w:rFonts w:ascii="Times New Roman" w:hAnsi="Times New Roman" w:cs="Times New Roman"/>
+        </w:rPr>
+      </w:pPr>
+      <w:r>
+        <w:rPr>
+          <w:rFonts w:ascii="Times New Roman" w:hAnsi="Times New Roman" w:cs="Times New Roman"/>
+        </w:rPr>
+        <w:t>    }</w:t>
+      </w:r>
+    </w:p>
+    <w:p>
+      <w:pPr>
+        <w:spacing w:line="216" w:lineRule="auto"/>
+        <w:rPr>
+          <w:rFonts w:ascii="Times New Roman" w:hAnsi="Times New Roman" w:cs="Times New Roman"/>
+        </w:rPr>
+      </w:pPr>
+      <w:r>
+        <w:rPr>
+          <w:rFonts w:ascii="Times New Roman" w:hAnsi="Times New Roman" w:cs="Times New Roman"/>
+        </w:rPr>
+        <w:t>}</w:t>
+      </w:r>
+    </w:p>
+    <w:p>
+      <w:pPr>
+        <w:spacing w:line="216" w:lineRule="auto"/>
+        <w:rPr>
+          <w:rFonts w:ascii="Times New Roman" w:hAnsi="Times New Roman" w:cs="Times New Roman"/>
+        </w:rPr>
+      </w:pPr>
+      <w:r>
+        <w:rPr>
+          <w:rFonts w:ascii="Times New Roman" w:hAnsi="Times New Roman" w:cs="Times New Roman"/>
+        </w:rPr>
+        <w:t xml:space="preserve">void </w:t>
+      </w:r>
+      <w:proofErr w:type="spellStart"/>
+      <w:proofErr w:type="gramStart"/>
+      <w:r>
+        <w:rPr>
+          <w:rFonts w:ascii="Times New Roman" w:hAnsi="Times New Roman" w:cs="Times New Roman"/>
+        </w:rPr>
+        <w:t>copyArray</w:t>
+      </w:r>
+      <w:proofErr w:type="spellEnd"/>
+      <w:r>
+        <w:rPr>
+          <w:rFonts w:ascii="Times New Roman" w:hAnsi="Times New Roman" w:cs="Times New Roman"/>
+        </w:rPr>
+        <w:t>(</w:t>
+      </w:r>
+      <w:proofErr w:type="gramEnd"/>
+      <w:r>
+        <w:rPr>
+          <w:rFonts w:ascii="Times New Roman" w:hAnsi="Times New Roman" w:cs="Times New Roman"/>
+        </w:rPr>
+        <w:t xml:space="preserve">int </w:t>
+      </w:r>
+      <w:proofErr w:type="gramStart"/>
+      <w:r>
+        <w:rPr>
+          <w:rFonts w:ascii="Times New Roman" w:hAnsi="Times New Roman" w:cs="Times New Roman"/>
+        </w:rPr>
+        <w:t>source[</w:t>
+      </w:r>
+      <w:proofErr w:type="gramEnd"/>
+      <w:r>
+        <w:rPr>
+          <w:rFonts w:ascii="Times New Roman" w:hAnsi="Times New Roman" w:cs="Times New Roman"/>
+        </w:rPr>
+        <w:t xml:space="preserve">], int </w:t>
+      </w:r>
+      <w:proofErr w:type="gramStart"/>
+      <w:r>
+        <w:rPr>
+          <w:rFonts w:ascii="Times New Roman" w:hAnsi="Times New Roman" w:cs="Times New Roman"/>
+        </w:rPr>
+        <w:t>destination[</w:t>
+      </w:r>
+      <w:proofErr w:type="gramEnd"/>
+      <w:r>
+        <w:rPr>
+          <w:rFonts w:ascii="Times New Roman" w:hAnsi="Times New Roman" w:cs="Times New Roman"/>
+        </w:rPr>
+        <w:t>], int n)</w:t>
+      </w:r>
+    </w:p>
+    <w:p>
+      <w:pPr>
+        <w:spacing w:line="216" w:lineRule="auto"/>
+        <w:rPr>
+          <w:rFonts w:ascii="Times New Roman" w:hAnsi="Times New Roman" w:cs="Times New Roman"/>
+        </w:rPr>
+      </w:pPr>
+      <w:r>
+        <w:rPr>
+          <w:rFonts w:ascii="Times New Roman" w:hAnsi="Times New Roman" w:cs="Times New Roman"/>
+        </w:rPr>
+        <w:t>{</w:t>
+      </w:r>
+    </w:p>
+    <w:p>
+      <w:pPr>
+        <w:spacing w:line="216" w:lineRule="auto"/>
+        <w:rPr>
+          <w:rFonts w:ascii="Times New Roman" w:hAnsi="Times New Roman" w:cs="Times New Roman"/>
+        </w:rPr>
+      </w:pPr>
+      <w:r>
+        <w:rPr>
+          <w:rFonts w:ascii="Times New Roman" w:hAnsi="Times New Roman" w:cs="Times New Roman"/>
+        </w:rPr>
+        <w:t xml:space="preserve">    </w:t>
+      </w:r>
+      <w:proofErr w:type="gramStart"/>
+      <w:r>
+        <w:rPr>
+          <w:rFonts w:ascii="Times New Roman" w:hAnsi="Times New Roman" w:cs="Times New Roman"/>
+        </w:rPr>
+        <w:t>for(</w:t>
+      </w:r>
+      <w:proofErr w:type="gramEnd"/>
+      <w:r>
+        <w:rPr>
+          <w:rFonts w:ascii="Times New Roman" w:hAnsi="Times New Roman" w:cs="Times New Roman"/>
+        </w:rPr>
+        <w:t xml:space="preserve">int </w:t>
+      </w:r>
+      <w:proofErr w:type="spellStart"/>
+      <w:r>
+        <w:rPr>
+          <w:rFonts w:ascii="Times New Roman" w:hAnsi="Times New Roman" w:cs="Times New Roman"/>
+        </w:rPr>
+        <w:t>i</w:t>
+      </w:r>
+      <w:proofErr w:type="spellEnd"/>
+      <w:r>
+        <w:rPr>
+          <w:rFonts w:ascii="Times New Roman" w:hAnsi="Times New Roman" w:cs="Times New Roman"/>
+        </w:rPr>
         <w:t xml:space="preserve"> = 0; </w:t>
       </w:r>
       <w:proofErr w:type="spellStart"/>
@@ -314,7 +1562,7 @@
         <w:rPr>
           <w:rFonts w:ascii="Times New Roman" w:hAnsi="Times New Roman" w:cs="Times New Roman"/>
         </w:rPr>
-        <w:t xml:space="preserve"> &lt; n - 1; </w:t>
+        <w:t xml:space="preserve"> &lt; n; </w:t>
       </w:r>
       <w:proofErr w:type="spellStart"/>
       <w:r>
@@ -342,6 +1590,294 @@
         <w:rPr>
           <w:rFonts w:ascii="Times New Roman" w:hAnsi="Times New Roman" w:cs="Times New Roman"/>
         </w:rPr>
+        <w:t>        destination[</w:t>
+      </w:r>
+      <w:proofErr w:type="spellStart"/>
+      <w:r>
+        <w:rPr>
+          <w:rFonts w:ascii="Times New Roman" w:hAnsi="Times New Roman" w:cs="Times New Roman"/>
+        </w:rPr>
+        <w:t>i</w:t>
+      </w:r>
+      <w:proofErr w:type="spellEnd"/>
+      <w:r>
+        <w:rPr>
+          <w:rFonts w:ascii="Times New Roman" w:hAnsi="Times New Roman" w:cs="Times New Roman"/>
+        </w:rPr>
+        <w:t>] = source[</w:t>
+      </w:r>
+      <w:proofErr w:type="spellStart"/>
+      <w:r>
+        <w:rPr>
+          <w:rFonts w:ascii="Times New Roman" w:hAnsi="Times New Roman" w:cs="Times New Roman"/>
+        </w:rPr>
+        <w:t>i</w:t>
+      </w:r>
+      <w:proofErr w:type="spellEnd"/>
+      <w:r>
+        <w:rPr>
+          <w:rFonts w:ascii="Times New Roman" w:hAnsi="Times New Roman" w:cs="Times New Roman"/>
+        </w:rPr>
+        <w:t>];</w:t>
+      </w:r>
+    </w:p>
+    <w:p>
+      <w:pPr>
+        <w:spacing w:line="216" w:lineRule="auto"/>
+        <w:rPr>
+          <w:rFonts w:ascii="Times New Roman" w:hAnsi="Times New Roman" w:cs="Times New Roman"/>
+        </w:rPr>
+      </w:pPr>
+      <w:r>
+        <w:rPr>
+          <w:rFonts w:ascii="Times New Roman" w:hAnsi="Times New Roman" w:cs="Times New Roman"/>
+        </w:rPr>
+        <w:t>}</w:t>
+      </w:r>
+    </w:p>
+    <w:p>
+      <w:pPr>
+        <w:spacing w:line="216" w:lineRule="auto"/>
+        <w:rPr>
+          <w:rFonts w:ascii="Times New Roman" w:hAnsi="Times New Roman" w:cs="Times New Roman"/>
+        </w:rPr>
+      </w:pPr>
+      <w:r>
+        <w:rPr>
+          <w:rFonts w:ascii="Times New Roman" w:hAnsi="Times New Roman" w:cs="Times New Roman"/>
+        </w:rPr>
+        <w:t xml:space="preserve">int </w:t>
+      </w:r>
+      <w:proofErr w:type="gramStart"/>
+      <w:r>
+        <w:rPr>
+          <w:rFonts w:ascii="Times New Roman" w:hAnsi="Times New Roman" w:cs="Times New Roman"/>
+        </w:rPr>
+        <w:t>main(</w:t>
+      </w:r>
+      <w:proofErr w:type="gramEnd"/>
+      <w:r>
+        <w:rPr>
+          <w:rFonts w:ascii="Times New Roman" w:hAnsi="Times New Roman" w:cs="Times New Roman"/>
+        </w:rPr>
+        <w:t>)</w:t>
+      </w:r>
+    </w:p>
+    <w:p>
+      <w:pPr>
+        <w:spacing w:line="216" w:lineRule="auto"/>
+        <w:rPr>
+          <w:rFonts w:ascii="Times New Roman" w:hAnsi="Times New Roman" w:cs="Times New Roman"/>
+        </w:rPr>
+      </w:pPr>
+      <w:r>
+        <w:rPr>
+          <w:rFonts w:ascii="Times New Roman" w:hAnsi="Times New Roman" w:cs="Times New Roman"/>
+        </w:rPr>
+        <w:t>{</w:t>
+      </w:r>
+    </w:p>
+    <w:p>
+      <w:pPr>
+        <w:spacing w:line="216" w:lineRule="auto"/>
+        <w:rPr>
+          <w:rFonts w:ascii="Times New Roman" w:hAnsi="Times New Roman" w:cs="Times New Roman"/>
+        </w:rPr>
+      </w:pPr>
+      <w:r>
+        <w:rPr>
+          <w:rFonts w:ascii="Times New Roman" w:hAnsi="Times New Roman" w:cs="Times New Roman"/>
+        </w:rPr>
+        <w:t xml:space="preserve">    int </w:t>
+      </w:r>
+      <w:proofErr w:type="gramStart"/>
+      <w:r>
+        <w:rPr>
+          <w:rFonts w:ascii="Times New Roman" w:hAnsi="Times New Roman" w:cs="Times New Roman"/>
+        </w:rPr>
+        <w:t>sizes[</w:t>
+      </w:r>
+      <w:proofErr w:type="gramEnd"/>
+      <w:r>
+        <w:rPr>
+          <w:rFonts w:ascii="Times New Roman" w:hAnsi="Times New Roman" w:cs="Times New Roman"/>
+        </w:rPr>
+        <w:t>] = {10000, 50000, 100000, 200000, 300000};</w:t>
+      </w:r>
+    </w:p>
+    <w:p>
+      <w:pPr>
+        <w:spacing w:line="216" w:lineRule="auto"/>
+        <w:rPr>
+          <w:rFonts w:ascii="Times New Roman" w:hAnsi="Times New Roman" w:cs="Times New Roman"/>
+        </w:rPr>
+      </w:pPr>
+      <w:r>
+        <w:rPr>
+          <w:rFonts w:ascii="Times New Roman" w:hAnsi="Times New Roman" w:cs="Times New Roman"/>
+        </w:rPr>
+        <w:t xml:space="preserve">    int count = </w:t>
+      </w:r>
+      <w:proofErr w:type="spellStart"/>
+      <w:r>
+        <w:rPr>
+          <w:rFonts w:ascii="Times New Roman" w:hAnsi="Times New Roman" w:cs="Times New Roman"/>
+        </w:rPr>
+        <w:t>sizeof</w:t>
+      </w:r>
+      <w:proofErr w:type="spellEnd"/>
+      <w:r>
+        <w:rPr>
+          <w:rFonts w:ascii="Times New Roman" w:hAnsi="Times New Roman" w:cs="Times New Roman"/>
+        </w:rPr>
+        <w:t xml:space="preserve">(sizes) / </w:t>
+      </w:r>
+      <w:proofErr w:type="spellStart"/>
+      <w:r>
+        <w:rPr>
+          <w:rFonts w:ascii="Times New Roman" w:hAnsi="Times New Roman" w:cs="Times New Roman"/>
+        </w:rPr>
+        <w:t>sizeof</w:t>
+      </w:r>
+      <w:proofErr w:type="spellEnd"/>
+      <w:r>
+        <w:rPr>
+          <w:rFonts w:ascii="Times New Roman" w:hAnsi="Times New Roman" w:cs="Times New Roman"/>
+        </w:rPr>
+        <w:t>(</w:t>
+      </w:r>
+      <w:proofErr w:type="gramStart"/>
+      <w:r>
+        <w:rPr>
+          <w:rFonts w:ascii="Times New Roman" w:hAnsi="Times New Roman" w:cs="Times New Roman"/>
+        </w:rPr>
+        <w:t>sizes[</w:t>
+      </w:r>
+      <w:proofErr w:type="gramEnd"/>
+      <w:r>
+        <w:rPr>
+          <w:rFonts w:ascii="Times New Roman" w:hAnsi="Times New Roman" w:cs="Times New Roman"/>
+        </w:rPr>
+        <w:t>0]);</w:t>
+      </w:r>
+    </w:p>
+    <w:p>
+      <w:pPr>
+        <w:spacing w:line="216" w:lineRule="auto"/>
+        <w:rPr>
+          <w:rFonts w:ascii="Times New Roman" w:hAnsi="Times New Roman" w:cs="Times New Roman"/>
+        </w:rPr>
+      </w:pPr>
+      <w:r>
+        <w:rPr>
+          <w:rFonts w:ascii="Times New Roman" w:hAnsi="Times New Roman" w:cs="Times New Roman"/>
+        </w:rPr>
+        <w:t xml:space="preserve">    </w:t>
+      </w:r>
+      <w:proofErr w:type="spellStart"/>
+      <w:r>
+        <w:rPr>
+          <w:rFonts w:ascii="Times New Roman" w:hAnsi="Times New Roman" w:cs="Times New Roman"/>
+        </w:rPr>
+        <w:t>srand</w:t>
+      </w:r>
+      <w:proofErr w:type="spellEnd"/>
+      <w:r>
+        <w:rPr>
+          <w:rFonts w:ascii="Times New Roman" w:hAnsi="Times New Roman" w:cs="Times New Roman"/>
+        </w:rPr>
+        <w:t>(</w:t>
+      </w:r>
+      <w:proofErr w:type="gramStart"/>
+      <w:r>
+        <w:rPr>
+          <w:rFonts w:ascii="Times New Roman" w:hAnsi="Times New Roman" w:cs="Times New Roman"/>
+        </w:rPr>
+        <w:t>time(</w:t>
+      </w:r>
+      <w:proofErr w:type="gramEnd"/>
+      <w:r>
+        <w:rPr>
+          <w:rFonts w:ascii="Times New Roman" w:hAnsi="Times New Roman" w:cs="Times New Roman"/>
+        </w:rPr>
+        <w:t>NULL));</w:t>
+      </w:r>
+    </w:p>
+    <w:p>
+      <w:pPr>
+        <w:spacing w:line="216" w:lineRule="auto"/>
+        <w:rPr>
+          <w:rFonts w:ascii="Times New Roman" w:hAnsi="Times New Roman" w:cs="Times New Roman"/>
+        </w:rPr>
+      </w:pPr>
+      <w:r>
+        <w:rPr>
+          <w:rFonts w:ascii="Times New Roman" w:hAnsi="Times New Roman" w:cs="Times New Roman"/>
+        </w:rPr>
+        <w:t xml:space="preserve">    </w:t>
+      </w:r>
+      <w:proofErr w:type="spellStart"/>
+      <w:proofErr w:type="gramStart"/>
+      <w:r>
+        <w:rPr>
+          <w:rFonts w:ascii="Times New Roman" w:hAnsi="Times New Roman" w:cs="Times New Roman"/>
+        </w:rPr>
+        <w:t>printf</w:t>
+      </w:r>
+      <w:proofErr w:type="spellEnd"/>
+      <w:r>
+        <w:rPr>
+          <w:rFonts w:ascii="Times New Roman" w:hAnsi="Times New Roman" w:cs="Times New Roman"/>
+        </w:rPr>
+        <w:t>(</w:t>
+      </w:r>
+      <w:proofErr w:type="gramEnd"/>
+      <w:r>
+        <w:rPr>
+          <w:rFonts w:ascii="Times New Roman" w:hAnsi="Times New Roman" w:cs="Times New Roman"/>
+        </w:rPr>
+        <w:t>"QUICK SORT:\n\n");</w:t>
+      </w:r>
+    </w:p>
+    <w:p>
+      <w:pPr>
+        <w:spacing w:line="216" w:lineRule="auto"/>
+        <w:rPr>
+          <w:rFonts w:ascii="Times New Roman" w:hAnsi="Times New Roman" w:cs="Times New Roman"/>
+        </w:rPr>
+      </w:pPr>
+      <w:r>
+        <w:rPr>
+          <w:rFonts w:ascii="Times New Roman" w:hAnsi="Times New Roman" w:cs="Times New Roman"/>
+        </w:rPr>
+        <w:t xml:space="preserve">    </w:t>
+      </w:r>
+      <w:proofErr w:type="gramStart"/>
+      <w:r>
+        <w:rPr>
+          <w:rFonts w:ascii="Times New Roman" w:hAnsi="Times New Roman" w:cs="Times New Roman"/>
+        </w:rPr>
+        <w:t>for(</w:t>
+      </w:r>
+      <w:proofErr w:type="gramEnd"/>
+      <w:r>
+        <w:rPr>
+          <w:rFonts w:ascii="Times New Roman" w:hAnsi="Times New Roman" w:cs="Times New Roman"/>
+        </w:rPr>
+        <w:t>int s = 0; s &lt; count; s++)</w:t>
+      </w:r>
+    </w:p>
+    <w:p>
+      <w:pPr>
+        <w:spacing w:line="216" w:lineRule="auto"/>
+        <w:rPr>
+          <w:rFonts w:ascii="Times New Roman" w:hAnsi="Times New Roman" w:cs="Times New Roman"/>
+        </w:rPr>
+      </w:pPr>
+      <w:r>
+        <w:rPr>
+          <w:rFonts w:ascii="Times New Roman" w:hAnsi="Times New Roman" w:cs="Times New Roman"/>
+        </w:rPr>
         <w:t>    {</w:t>
       </w:r>
     </w:p>
@@ -356,13 +1892,310 @@
         <w:rPr>
           <w:rFonts w:ascii="Times New Roman" w:hAnsi="Times New Roman" w:cs="Times New Roman"/>
         </w:rPr>
+        <w:t>        int n = sizes[s];</w:t>
+      </w:r>
+    </w:p>
+    <w:p>
+      <w:pPr>
+        <w:spacing w:line="216" w:lineRule="auto"/>
+        <w:rPr>
+          <w:rFonts w:ascii="Times New Roman" w:hAnsi="Times New Roman" w:cs="Times New Roman"/>
+        </w:rPr>
+      </w:pPr>
+      <w:r>
+        <w:rPr>
+          <w:rFonts w:ascii="Times New Roman" w:hAnsi="Times New Roman" w:cs="Times New Roman"/>
+        </w:rPr>
         <w:t xml:space="preserve">        </w:t>
       </w:r>
+      <w:proofErr w:type="spellStart"/>
       <w:proofErr w:type="gramStart"/>
       <w:r>
         <w:rPr>
           <w:rFonts w:ascii="Times New Roman" w:hAnsi="Times New Roman" w:cs="Times New Roman"/>
         </w:rPr>
+        <w:t>printf</w:t>
+      </w:r>
+      <w:proofErr w:type="spellEnd"/>
+      <w:r>
+        <w:rPr>
+          <w:rFonts w:ascii="Times New Roman" w:hAnsi="Times New Roman" w:cs="Times New Roman"/>
+        </w:rPr>
+        <w:t>(</w:t>
+      </w:r>
+      <w:proofErr w:type="gramEnd"/>
+      <w:r>
+        <w:rPr>
+          <w:rFonts w:ascii="Times New Roman" w:hAnsi="Times New Roman" w:cs="Times New Roman"/>
+        </w:rPr>
+        <w:t xml:space="preserve">"Test Case %d (Array with %d </w:t>
+      </w:r>
+      <w:proofErr w:type="gramStart"/>
+      <w:r>
+        <w:rPr>
+          <w:rFonts w:ascii="Times New Roman" w:hAnsi="Times New Roman" w:cs="Times New Roman"/>
+        </w:rPr>
+        <w:t>elements)\</w:t>
+      </w:r>
+      <w:proofErr w:type="gramEnd"/>
+      <w:r>
+        <w:rPr>
+          <w:rFonts w:ascii="Times New Roman" w:hAnsi="Times New Roman" w:cs="Times New Roman"/>
+        </w:rPr>
+        <w:t>n",</w:t>
+      </w:r>
+    </w:p>
+    <w:p>
+      <w:pPr>
+        <w:spacing w:line="216" w:lineRule="auto"/>
+        <w:rPr>
+          <w:rFonts w:ascii="Times New Roman" w:hAnsi="Times New Roman" w:cs="Times New Roman"/>
+        </w:rPr>
+      </w:pPr>
+      <w:r>
+        <w:rPr>
+          <w:rFonts w:ascii="Times New Roman" w:hAnsi="Times New Roman" w:cs="Times New Roman"/>
+        </w:rPr>
+        <w:t>               s + 1, n);</w:t>
+      </w:r>
+    </w:p>
+    <w:p>
+      <w:pPr>
+        <w:spacing w:line="216" w:lineRule="auto"/>
+        <w:rPr>
+          <w:rFonts w:ascii="Times New Roman" w:hAnsi="Times New Roman" w:cs="Times New Roman"/>
+        </w:rPr>
+      </w:pPr>
+      <w:r>
+        <w:rPr>
+          <w:rFonts w:ascii="Times New Roman" w:hAnsi="Times New Roman" w:cs="Times New Roman"/>
+        </w:rPr>
+        <w:t xml:space="preserve">        int *original = </w:t>
+      </w:r>
+      <w:proofErr w:type="gramStart"/>
+      <w:r>
+        <w:rPr>
+          <w:rFonts w:ascii="Times New Roman" w:hAnsi="Times New Roman" w:cs="Times New Roman"/>
+        </w:rPr>
+        <w:t>malloc(</w:t>
+      </w:r>
+      <w:proofErr w:type="gramEnd"/>
+      <w:r>
+        <w:rPr>
+          <w:rFonts w:ascii="Times New Roman" w:hAnsi="Times New Roman" w:cs="Times New Roman"/>
+        </w:rPr>
+        <w:t xml:space="preserve">n * </w:t>
+      </w:r>
+      <w:proofErr w:type="spellStart"/>
+      <w:r>
+        <w:rPr>
+          <w:rFonts w:ascii="Times New Roman" w:hAnsi="Times New Roman" w:cs="Times New Roman"/>
+        </w:rPr>
+        <w:t>sizeof</w:t>
+      </w:r>
+      <w:proofErr w:type="spellEnd"/>
+      <w:r>
+        <w:rPr>
+          <w:rFonts w:ascii="Times New Roman" w:hAnsi="Times New Roman" w:cs="Times New Roman"/>
+        </w:rPr>
+        <w:t>(int));</w:t>
+      </w:r>
+    </w:p>
+    <w:p>
+      <w:pPr>
+        <w:spacing w:line="216" w:lineRule="auto"/>
+        <w:rPr>
+          <w:rFonts w:ascii="Times New Roman" w:hAnsi="Times New Roman" w:cs="Times New Roman"/>
+        </w:rPr>
+      </w:pPr>
+      <w:r>
+        <w:rPr>
+          <w:rFonts w:ascii="Times New Roman" w:hAnsi="Times New Roman" w:cs="Times New Roman"/>
+        </w:rPr>
+        <w:t>        int *</w:t>
+      </w:r>
+      <w:proofErr w:type="spellStart"/>
+      <w:r>
+        <w:rPr>
+          <w:rFonts w:ascii="Times New Roman" w:hAnsi="Times New Roman" w:cs="Times New Roman"/>
+        </w:rPr>
+        <w:t>arr</w:t>
+      </w:r>
+      <w:proofErr w:type="spellEnd"/>
+      <w:r>
+        <w:rPr>
+          <w:rFonts w:ascii="Times New Roman" w:hAnsi="Times New Roman" w:cs="Times New Roman"/>
+        </w:rPr>
+        <w:t xml:space="preserve"> = </w:t>
+      </w:r>
+      <w:proofErr w:type="gramStart"/>
+      <w:r>
+        <w:rPr>
+          <w:rFonts w:ascii="Times New Roman" w:hAnsi="Times New Roman" w:cs="Times New Roman"/>
+        </w:rPr>
+        <w:t>malloc(</w:t>
+      </w:r>
+      <w:proofErr w:type="gramEnd"/>
+      <w:r>
+        <w:rPr>
+          <w:rFonts w:ascii="Times New Roman" w:hAnsi="Times New Roman" w:cs="Times New Roman"/>
+        </w:rPr>
+        <w:t xml:space="preserve">n * </w:t>
+      </w:r>
+      <w:proofErr w:type="spellStart"/>
+      <w:r>
+        <w:rPr>
+          <w:rFonts w:ascii="Times New Roman" w:hAnsi="Times New Roman" w:cs="Times New Roman"/>
+        </w:rPr>
+        <w:t>sizeof</w:t>
+      </w:r>
+      <w:proofErr w:type="spellEnd"/>
+      <w:r>
+        <w:rPr>
+          <w:rFonts w:ascii="Times New Roman" w:hAnsi="Times New Roman" w:cs="Times New Roman"/>
+        </w:rPr>
+        <w:t>(int));</w:t>
+      </w:r>
+    </w:p>
+    <w:p>
+      <w:pPr>
+        <w:spacing w:line="216" w:lineRule="auto"/>
+        <w:rPr>
+          <w:rFonts w:ascii="Times New Roman" w:hAnsi="Times New Roman" w:cs="Times New Roman"/>
+        </w:rPr>
+      </w:pPr>
+      <w:r>
+        <w:rPr>
+          <w:rFonts w:ascii="Times New Roman" w:hAnsi="Times New Roman" w:cs="Times New Roman"/>
+        </w:rPr>
+        <w:t xml:space="preserve">        </w:t>
+      </w:r>
+      <w:proofErr w:type="gramStart"/>
+      <w:r>
+        <w:rPr>
+          <w:rFonts w:ascii="Times New Roman" w:hAnsi="Times New Roman" w:cs="Times New Roman"/>
+        </w:rPr>
+        <w:t>if(</w:t>
+      </w:r>
+      <w:proofErr w:type="gramEnd"/>
+      <w:r>
+        <w:rPr>
+          <w:rFonts w:ascii="Times New Roman" w:hAnsi="Times New Roman" w:cs="Times New Roman"/>
+        </w:rPr>
+        <w:t xml:space="preserve">original == NULL || </w:t>
+      </w:r>
+      <w:proofErr w:type="spellStart"/>
+      <w:r>
+        <w:rPr>
+          <w:rFonts w:ascii="Times New Roman" w:hAnsi="Times New Roman" w:cs="Times New Roman"/>
+        </w:rPr>
+        <w:t>arr</w:t>
+      </w:r>
+      <w:proofErr w:type="spellEnd"/>
+      <w:r>
+        <w:rPr>
+          <w:rFonts w:ascii="Times New Roman" w:hAnsi="Times New Roman" w:cs="Times New Roman"/>
+        </w:rPr>
+        <w:t xml:space="preserve"> == NULL)</w:t>
+      </w:r>
+    </w:p>
+    <w:p>
+      <w:pPr>
+        <w:spacing w:line="216" w:lineRule="auto"/>
+        <w:rPr>
+          <w:rFonts w:ascii="Times New Roman" w:hAnsi="Times New Roman" w:cs="Times New Roman"/>
+        </w:rPr>
+      </w:pPr>
+      <w:r>
+        <w:rPr>
+          <w:rFonts w:ascii="Times New Roman" w:hAnsi="Times New Roman" w:cs="Times New Roman"/>
+        </w:rPr>
+        <w:t>        {</w:t>
+      </w:r>
+    </w:p>
+    <w:p>
+      <w:pPr>
+        <w:spacing w:line="216" w:lineRule="auto"/>
+        <w:rPr>
+          <w:rFonts w:ascii="Times New Roman" w:hAnsi="Times New Roman" w:cs="Times New Roman"/>
+        </w:rPr>
+      </w:pPr>
+      <w:r>
+        <w:rPr>
+          <w:rFonts w:ascii="Times New Roman" w:hAnsi="Times New Roman" w:cs="Times New Roman"/>
+        </w:rPr>
+        <w:lastRenderedPageBreak/>
+        <w:t xml:space="preserve">            </w:t>
+      </w:r>
+      <w:proofErr w:type="spellStart"/>
+      <w:proofErr w:type="gramStart"/>
+      <w:r>
+        <w:rPr>
+          <w:rFonts w:ascii="Times New Roman" w:hAnsi="Times New Roman" w:cs="Times New Roman"/>
+        </w:rPr>
+        <w:t>printf</w:t>
+      </w:r>
+      <w:proofErr w:type="spellEnd"/>
+      <w:r>
+        <w:rPr>
+          <w:rFonts w:ascii="Times New Roman" w:hAnsi="Times New Roman" w:cs="Times New Roman"/>
+        </w:rPr>
+        <w:t>(</w:t>
+      </w:r>
+      <w:proofErr w:type="gramEnd"/>
+      <w:r>
+        <w:rPr>
+          <w:rFonts w:ascii="Times New Roman" w:hAnsi="Times New Roman" w:cs="Times New Roman"/>
+        </w:rPr>
+        <w:t>"Memory allocation failed.\n");</w:t>
+      </w:r>
+    </w:p>
+    <w:p>
+      <w:pPr>
+        <w:spacing w:line="216" w:lineRule="auto"/>
+        <w:rPr>
+          <w:rFonts w:ascii="Times New Roman" w:hAnsi="Times New Roman" w:cs="Times New Roman"/>
+        </w:rPr>
+      </w:pPr>
+      <w:r>
+        <w:rPr>
+          <w:rFonts w:ascii="Times New Roman" w:hAnsi="Times New Roman" w:cs="Times New Roman"/>
+        </w:rPr>
+        <w:t>            return 1;</w:t>
+      </w:r>
+    </w:p>
+    <w:p>
+      <w:pPr>
+        <w:spacing w:line="216" w:lineRule="auto"/>
+        <w:rPr>
+          <w:rFonts w:ascii="Times New Roman" w:hAnsi="Times New Roman" w:cs="Times New Roman"/>
+        </w:rPr>
+      </w:pPr>
+      <w:r>
+        <w:rPr>
+          <w:rFonts w:ascii="Times New Roman" w:hAnsi="Times New Roman" w:cs="Times New Roman"/>
+        </w:rPr>
+        <w:t>        }</w:t>
+      </w:r>
+    </w:p>
+    <w:p>
+      <w:pPr>
+        <w:spacing w:line="216" w:lineRule="auto"/>
+        <w:rPr>
+          <w:rFonts w:ascii="Times New Roman" w:hAnsi="Times New Roman" w:cs="Times New Roman"/>
+        </w:rPr>
+      </w:pPr>
+      <w:r>
+        <w:rPr>
+          <w:rFonts w:ascii="Times New Roman" w:hAnsi="Times New Roman" w:cs="Times New Roman"/>
+        </w:rPr>
+        <w:t xml:space="preserve">        </w:t>
+      </w:r>
+      <w:proofErr w:type="gramStart"/>
+      <w:r>
+        <w:rPr>
+          <w:rFonts w:ascii="Times New Roman" w:hAnsi="Times New Roman" w:cs="Times New Roman"/>
+        </w:rPr>
         <w:t>for(</w:t>
       </w:r>
       <w:proofErr w:type="gramEnd"/>
@@ -370,7 +2203,7 @@
         <w:rPr>
           <w:rFonts w:ascii="Times New Roman" w:hAnsi="Times New Roman" w:cs="Times New Roman"/>
         </w:rPr>
-        <w:t xml:space="preserve">j = 0; j &lt; n - </w:t>
+        <w:t xml:space="preserve">int </w:t>
       </w:r>
       <w:proofErr w:type="spellStart"/>
       <w:r>
@@ -384,21 +2217,715 @@
         <w:rPr>
           <w:rFonts w:ascii="Times New Roman" w:hAnsi="Times New Roman" w:cs="Times New Roman"/>
         </w:rPr>
-        <w:t xml:space="preserve"> - 1; </w:t>
-      </w:r>
-      <w:proofErr w:type="spellStart"/>
-      <w:r>
-        <w:rPr>
-          <w:rFonts w:ascii="Times New Roman" w:hAnsi="Times New Roman" w:cs="Times New Roman"/>
-        </w:rPr>
-        <w:t>j++</w:t>
-      </w:r>
-      <w:proofErr w:type="spellEnd"/>
-      <w:r>
-        <w:rPr>
-          <w:rFonts w:ascii="Times New Roman" w:hAnsi="Times New Roman" w:cs="Times New Roman"/>
-        </w:rPr>
-        <w:t>)</w:t>
+        <w:t xml:space="preserve"> = 0; </w:t>
+      </w:r>
+      <w:proofErr w:type="spellStart"/>
+      <w:r>
+        <w:rPr>
+          <w:rFonts w:ascii="Times New Roman" w:hAnsi="Times New Roman" w:cs="Times New Roman"/>
+        </w:rPr>
+        <w:t>i</w:t>
+      </w:r>
+      <w:proofErr w:type="spellEnd"/>
+      <w:r>
+        <w:rPr>
+          <w:rFonts w:ascii="Times New Roman" w:hAnsi="Times New Roman" w:cs="Times New Roman"/>
+        </w:rPr>
+        <w:t xml:space="preserve"> &lt; n; </w:t>
+      </w:r>
+      <w:proofErr w:type="spellStart"/>
+      <w:r>
+        <w:rPr>
+          <w:rFonts w:ascii="Times New Roman" w:hAnsi="Times New Roman" w:cs="Times New Roman"/>
+        </w:rPr>
+        <w:t>i</w:t>
+      </w:r>
+      <w:proofErr w:type="spellEnd"/>
+      <w:r>
+        <w:rPr>
+          <w:rFonts w:ascii="Times New Roman" w:hAnsi="Times New Roman" w:cs="Times New Roman"/>
+        </w:rPr>
+        <w:t>++)</w:t>
+      </w:r>
+    </w:p>
+    <w:p>
+      <w:pPr>
+        <w:spacing w:line="216" w:lineRule="auto"/>
+        <w:rPr>
+          <w:rFonts w:ascii="Times New Roman" w:hAnsi="Times New Roman" w:cs="Times New Roman"/>
+        </w:rPr>
+      </w:pPr>
+      <w:r>
+        <w:rPr>
+          <w:rFonts w:ascii="Times New Roman" w:hAnsi="Times New Roman" w:cs="Times New Roman"/>
+        </w:rPr>
+        <w:t>            original[</w:t>
+      </w:r>
+      <w:proofErr w:type="spellStart"/>
+      <w:r>
+        <w:rPr>
+          <w:rFonts w:ascii="Times New Roman" w:hAnsi="Times New Roman" w:cs="Times New Roman"/>
+        </w:rPr>
+        <w:t>i</w:t>
+      </w:r>
+      <w:proofErr w:type="spellEnd"/>
+      <w:r>
+        <w:rPr>
+          <w:rFonts w:ascii="Times New Roman" w:hAnsi="Times New Roman" w:cs="Times New Roman"/>
+        </w:rPr>
+        <w:t xml:space="preserve">] = </w:t>
+      </w:r>
+      <w:proofErr w:type="gramStart"/>
+      <w:r>
+        <w:rPr>
+          <w:rFonts w:ascii="Times New Roman" w:hAnsi="Times New Roman" w:cs="Times New Roman"/>
+        </w:rPr>
+        <w:t>rand(</w:t>
+      </w:r>
+      <w:proofErr w:type="gramEnd"/>
+      <w:r>
+        <w:rPr>
+          <w:rFonts w:ascii="Times New Roman" w:hAnsi="Times New Roman" w:cs="Times New Roman"/>
+        </w:rPr>
+        <w:t>) % 100000;</w:t>
+      </w:r>
+    </w:p>
+    <w:p>
+      <w:pPr>
+        <w:spacing w:line="216" w:lineRule="auto"/>
+        <w:rPr>
+          <w:rFonts w:ascii="Times New Roman" w:hAnsi="Times New Roman" w:cs="Times New Roman"/>
+        </w:rPr>
+      </w:pPr>
+      <w:r>
+        <w:rPr>
+          <w:rFonts w:ascii="Times New Roman" w:hAnsi="Times New Roman" w:cs="Times New Roman"/>
+        </w:rPr>
+        <w:t xml:space="preserve">        </w:t>
+      </w:r>
+      <w:proofErr w:type="spellStart"/>
+      <w:proofErr w:type="gramStart"/>
+      <w:r>
+        <w:rPr>
+          <w:rFonts w:ascii="Times New Roman" w:hAnsi="Times New Roman" w:cs="Times New Roman"/>
+        </w:rPr>
+        <w:t>copyArray</w:t>
+      </w:r>
+      <w:proofErr w:type="spellEnd"/>
+      <w:r>
+        <w:rPr>
+          <w:rFonts w:ascii="Times New Roman" w:hAnsi="Times New Roman" w:cs="Times New Roman"/>
+        </w:rPr>
+        <w:t>(</w:t>
+      </w:r>
+      <w:proofErr w:type="gramEnd"/>
+      <w:r>
+        <w:rPr>
+          <w:rFonts w:ascii="Times New Roman" w:hAnsi="Times New Roman" w:cs="Times New Roman"/>
+        </w:rPr>
+        <w:t xml:space="preserve">original, </w:t>
+      </w:r>
+      <w:proofErr w:type="spellStart"/>
+      <w:r>
+        <w:rPr>
+          <w:rFonts w:ascii="Times New Roman" w:hAnsi="Times New Roman" w:cs="Times New Roman"/>
+        </w:rPr>
+        <w:t>arr</w:t>
+      </w:r>
+      <w:proofErr w:type="spellEnd"/>
+      <w:r>
+        <w:rPr>
+          <w:rFonts w:ascii="Times New Roman" w:hAnsi="Times New Roman" w:cs="Times New Roman"/>
+        </w:rPr>
+        <w:t>, n);</w:t>
+      </w:r>
+    </w:p>
+    <w:p>
+      <w:pPr>
+        <w:spacing w:line="216" w:lineRule="auto"/>
+        <w:rPr>
+          <w:rFonts w:ascii="Times New Roman" w:hAnsi="Times New Roman" w:cs="Times New Roman"/>
+        </w:rPr>
+      </w:pPr>
+      <w:r>
+        <w:rPr>
+          <w:rFonts w:ascii="Times New Roman" w:hAnsi="Times New Roman" w:cs="Times New Roman"/>
+        </w:rPr>
+        <w:t xml:space="preserve">        </w:t>
+      </w:r>
+      <w:proofErr w:type="spellStart"/>
+      <w:r>
+        <w:rPr>
+          <w:rFonts w:ascii="Times New Roman" w:hAnsi="Times New Roman" w:cs="Times New Roman"/>
+        </w:rPr>
+        <w:t>clock_t</w:t>
+      </w:r>
+      <w:proofErr w:type="spellEnd"/>
+      <w:r>
+        <w:rPr>
+          <w:rFonts w:ascii="Times New Roman" w:hAnsi="Times New Roman" w:cs="Times New Roman"/>
+        </w:rPr>
+        <w:t xml:space="preserve"> start = </w:t>
+      </w:r>
+      <w:proofErr w:type="gramStart"/>
+      <w:r>
+        <w:rPr>
+          <w:rFonts w:ascii="Times New Roman" w:hAnsi="Times New Roman" w:cs="Times New Roman"/>
+        </w:rPr>
+        <w:t>clock(</w:t>
+      </w:r>
+      <w:proofErr w:type="gramEnd"/>
+      <w:r>
+        <w:rPr>
+          <w:rFonts w:ascii="Times New Roman" w:hAnsi="Times New Roman" w:cs="Times New Roman"/>
+        </w:rPr>
+        <w:t>);</w:t>
+      </w:r>
+    </w:p>
+    <w:p>
+      <w:pPr>
+        <w:spacing w:line="216" w:lineRule="auto"/>
+        <w:rPr>
+          <w:rFonts w:ascii="Times New Roman" w:hAnsi="Times New Roman" w:cs="Times New Roman"/>
+        </w:rPr>
+      </w:pPr>
+      <w:r>
+        <w:rPr>
+          <w:rFonts w:ascii="Times New Roman" w:hAnsi="Times New Roman" w:cs="Times New Roman"/>
+        </w:rPr>
+        <w:t xml:space="preserve">        </w:t>
+      </w:r>
+      <w:proofErr w:type="spellStart"/>
+      <w:proofErr w:type="gramStart"/>
+      <w:r>
+        <w:rPr>
+          <w:rFonts w:ascii="Times New Roman" w:hAnsi="Times New Roman" w:cs="Times New Roman"/>
+        </w:rPr>
+        <w:t>quickSort</w:t>
+      </w:r>
+      <w:proofErr w:type="spellEnd"/>
+      <w:r>
+        <w:rPr>
+          <w:rFonts w:ascii="Times New Roman" w:hAnsi="Times New Roman" w:cs="Times New Roman"/>
+        </w:rPr>
+        <w:t>(</w:t>
+      </w:r>
+      <w:proofErr w:type="spellStart"/>
+      <w:proofErr w:type="gramEnd"/>
+      <w:r>
+        <w:rPr>
+          <w:rFonts w:ascii="Times New Roman" w:hAnsi="Times New Roman" w:cs="Times New Roman"/>
+        </w:rPr>
+        <w:t>arr</w:t>
+      </w:r>
+      <w:proofErr w:type="spellEnd"/>
+      <w:r>
+        <w:rPr>
+          <w:rFonts w:ascii="Times New Roman" w:hAnsi="Times New Roman" w:cs="Times New Roman"/>
+        </w:rPr>
+        <w:t>, 0, n - 1);</w:t>
+      </w:r>
+    </w:p>
+    <w:p>
+      <w:pPr>
+        <w:spacing w:line="216" w:lineRule="auto"/>
+        <w:rPr>
+          <w:rFonts w:ascii="Times New Roman" w:hAnsi="Times New Roman" w:cs="Times New Roman"/>
+        </w:rPr>
+      </w:pPr>
+      <w:r>
+        <w:rPr>
+          <w:rFonts w:ascii="Times New Roman" w:hAnsi="Times New Roman" w:cs="Times New Roman"/>
+        </w:rPr>
+        <w:t xml:space="preserve">        </w:t>
+      </w:r>
+      <w:proofErr w:type="spellStart"/>
+      <w:r>
+        <w:rPr>
+          <w:rFonts w:ascii="Times New Roman" w:hAnsi="Times New Roman" w:cs="Times New Roman"/>
+        </w:rPr>
+        <w:t>clock_t</w:t>
+      </w:r>
+      <w:proofErr w:type="spellEnd"/>
+      <w:r>
+        <w:rPr>
+          <w:rFonts w:ascii="Times New Roman" w:hAnsi="Times New Roman" w:cs="Times New Roman"/>
+        </w:rPr>
+        <w:t xml:space="preserve"> stop = </w:t>
+      </w:r>
+      <w:proofErr w:type="gramStart"/>
+      <w:r>
+        <w:rPr>
+          <w:rFonts w:ascii="Times New Roman" w:hAnsi="Times New Roman" w:cs="Times New Roman"/>
+        </w:rPr>
+        <w:t>clock(</w:t>
+      </w:r>
+      <w:proofErr w:type="gramEnd"/>
+      <w:r>
+        <w:rPr>
+          <w:rFonts w:ascii="Times New Roman" w:hAnsi="Times New Roman" w:cs="Times New Roman"/>
+        </w:rPr>
+        <w:t>);</w:t>
+      </w:r>
+    </w:p>
+    <w:p>
+      <w:pPr>
+        <w:spacing w:line="216" w:lineRule="auto"/>
+        <w:rPr>
+          <w:rFonts w:ascii="Times New Roman" w:hAnsi="Times New Roman" w:cs="Times New Roman"/>
+        </w:rPr>
+      </w:pPr>
+      <w:r>
+        <w:rPr>
+          <w:rFonts w:ascii="Times New Roman" w:hAnsi="Times New Roman" w:cs="Times New Roman"/>
+        </w:rPr>
+        <w:t xml:space="preserve">        double </w:t>
+      </w:r>
+      <w:proofErr w:type="spellStart"/>
+      <w:r>
+        <w:rPr>
+          <w:rFonts w:ascii="Times New Roman" w:hAnsi="Times New Roman" w:cs="Times New Roman"/>
+        </w:rPr>
+        <w:t>quickTime</w:t>
+      </w:r>
+      <w:proofErr w:type="spellEnd"/>
+      <w:r>
+        <w:rPr>
+          <w:rFonts w:ascii="Times New Roman" w:hAnsi="Times New Roman" w:cs="Times New Roman"/>
+        </w:rPr>
+        <w:t xml:space="preserve"> =(double</w:t>
+      </w:r>
+      <w:proofErr w:type="gramStart"/>
+      <w:r>
+        <w:rPr>
+          <w:rFonts w:ascii="Times New Roman" w:hAnsi="Times New Roman" w:cs="Times New Roman"/>
+        </w:rPr>
+        <w:t>)(</w:t>
+      </w:r>
+      <w:proofErr w:type="gramEnd"/>
+      <w:r>
+        <w:rPr>
+          <w:rFonts w:ascii="Times New Roman" w:hAnsi="Times New Roman" w:cs="Times New Roman"/>
+        </w:rPr>
+        <w:t>stop - start) / CLOCKS_PER_SEC;</w:t>
+      </w:r>
+    </w:p>
+    <w:p>
+      <w:pPr>
+        <w:spacing w:line="216" w:lineRule="auto"/>
+        <w:rPr>
+          <w:rFonts w:ascii="Times New Roman" w:hAnsi="Times New Roman" w:cs="Times New Roman"/>
+        </w:rPr>
+      </w:pPr>
+      <w:r>
+        <w:rPr>
+          <w:rFonts w:ascii="Times New Roman" w:hAnsi="Times New Roman" w:cs="Times New Roman"/>
+        </w:rPr>
+        <w:t xml:space="preserve">        </w:t>
+      </w:r>
+      <w:proofErr w:type="spellStart"/>
+      <w:proofErr w:type="gramStart"/>
+      <w:r>
+        <w:rPr>
+          <w:rFonts w:ascii="Times New Roman" w:hAnsi="Times New Roman" w:cs="Times New Roman"/>
+        </w:rPr>
+        <w:t>printf</w:t>
+      </w:r>
+      <w:proofErr w:type="spellEnd"/>
+      <w:r>
+        <w:rPr>
+          <w:rFonts w:ascii="Times New Roman" w:hAnsi="Times New Roman" w:cs="Times New Roman"/>
+        </w:rPr>
+        <w:t>(</w:t>
+      </w:r>
+      <w:proofErr w:type="gramEnd"/>
+      <w:r>
+        <w:rPr>
+          <w:rFonts w:ascii="Times New Roman" w:hAnsi="Times New Roman" w:cs="Times New Roman"/>
+        </w:rPr>
+        <w:t xml:space="preserve">"Time taken = %.6f seconds\n\n", </w:t>
+      </w:r>
+      <w:proofErr w:type="spellStart"/>
+      <w:r>
+        <w:rPr>
+          <w:rFonts w:ascii="Times New Roman" w:hAnsi="Times New Roman" w:cs="Times New Roman"/>
+        </w:rPr>
+        <w:t>quickTime</w:t>
+      </w:r>
+      <w:proofErr w:type="spellEnd"/>
+      <w:r>
+        <w:rPr>
+          <w:rFonts w:ascii="Times New Roman" w:hAnsi="Times New Roman" w:cs="Times New Roman"/>
+        </w:rPr>
+        <w:t>);</w:t>
+      </w:r>
+    </w:p>
+    <w:p>
+      <w:pPr>
+        <w:spacing w:line="216" w:lineRule="auto"/>
+        <w:rPr>
+          <w:rFonts w:ascii="Times New Roman" w:hAnsi="Times New Roman" w:cs="Times New Roman"/>
+        </w:rPr>
+      </w:pPr>
+      <w:r>
+        <w:rPr>
+          <w:rFonts w:ascii="Times New Roman" w:hAnsi="Times New Roman" w:cs="Times New Roman"/>
+        </w:rPr>
+        <w:t>        free(original);</w:t>
+      </w:r>
+    </w:p>
+    <w:p>
+      <w:pPr>
+        <w:spacing w:line="216" w:lineRule="auto"/>
+        <w:rPr>
+          <w:rFonts w:ascii="Times New Roman" w:hAnsi="Times New Roman" w:cs="Times New Roman"/>
+        </w:rPr>
+      </w:pPr>
+      <w:r>
+        <w:rPr>
+          <w:rFonts w:ascii="Times New Roman" w:hAnsi="Times New Roman" w:cs="Times New Roman"/>
+        </w:rPr>
+        <w:t>        free(</w:t>
+      </w:r>
+      <w:proofErr w:type="spellStart"/>
+      <w:r>
+        <w:rPr>
+          <w:rFonts w:ascii="Times New Roman" w:hAnsi="Times New Roman" w:cs="Times New Roman"/>
+        </w:rPr>
+        <w:t>arr</w:t>
+      </w:r>
+      <w:proofErr w:type="spellEnd"/>
+      <w:r>
+        <w:rPr>
+          <w:rFonts w:ascii="Times New Roman" w:hAnsi="Times New Roman" w:cs="Times New Roman"/>
+        </w:rPr>
+        <w:t>);</w:t>
+      </w:r>
+    </w:p>
+    <w:p>
+      <w:pPr>
+        <w:spacing w:line="216" w:lineRule="auto"/>
+        <w:rPr>
+          <w:rFonts w:ascii="Times New Roman" w:hAnsi="Times New Roman" w:cs="Times New Roman"/>
+        </w:rPr>
+      </w:pPr>
+      <w:r>
+        <w:rPr>
+          <w:rFonts w:ascii="Times New Roman" w:hAnsi="Times New Roman" w:cs="Times New Roman"/>
+        </w:rPr>
+        <w:t>    }</w:t>
+      </w:r>
+    </w:p>
+    <w:p>
+      <w:pPr>
+        <w:spacing w:line="216" w:lineRule="auto"/>
+        <w:rPr>
+          <w:rFonts w:ascii="Times New Roman" w:hAnsi="Times New Roman" w:cs="Times New Roman"/>
+        </w:rPr>
+      </w:pPr>
+      <w:r>
+        <w:rPr>
+          <w:rFonts w:ascii="Times New Roman" w:hAnsi="Times New Roman" w:cs="Times New Roman"/>
+        </w:rPr>
+        <w:t xml:space="preserve">    </w:t>
+      </w:r>
+      <w:proofErr w:type="spellStart"/>
+      <w:proofErr w:type="gramStart"/>
+      <w:r>
+        <w:rPr>
+          <w:rFonts w:ascii="Times New Roman" w:hAnsi="Times New Roman" w:cs="Times New Roman"/>
+        </w:rPr>
+        <w:t>printf</w:t>
+      </w:r>
+      <w:proofErr w:type="spellEnd"/>
+      <w:r>
+        <w:rPr>
+          <w:rFonts w:ascii="Times New Roman" w:hAnsi="Times New Roman" w:cs="Times New Roman"/>
+        </w:rPr>
+        <w:t>(</w:t>
+      </w:r>
+      <w:proofErr w:type="gramEnd"/>
+      <w:r>
+        <w:rPr>
+          <w:rFonts w:ascii="Times New Roman" w:hAnsi="Times New Roman" w:cs="Times New Roman"/>
+        </w:rPr>
+        <w:t>"\</w:t>
+      </w:r>
+      <w:proofErr w:type="spellStart"/>
+      <w:r>
+        <w:rPr>
+          <w:rFonts w:ascii="Times New Roman" w:hAnsi="Times New Roman" w:cs="Times New Roman"/>
+        </w:rPr>
+        <w:t>nBUBBLE</w:t>
+      </w:r>
+      <w:proofErr w:type="spellEnd"/>
+      <w:r>
+        <w:rPr>
+          <w:rFonts w:ascii="Times New Roman" w:hAnsi="Times New Roman" w:cs="Times New Roman"/>
+        </w:rPr>
+        <w:t xml:space="preserve"> SORT:\n\n");</w:t>
+      </w:r>
+    </w:p>
+    <w:p>
+      <w:pPr>
+        <w:spacing w:line="216" w:lineRule="auto"/>
+        <w:rPr>
+          <w:rFonts w:ascii="Times New Roman" w:hAnsi="Times New Roman" w:cs="Times New Roman"/>
+        </w:rPr>
+      </w:pPr>
+      <w:r>
+        <w:rPr>
+          <w:rFonts w:ascii="Times New Roman" w:hAnsi="Times New Roman" w:cs="Times New Roman"/>
+        </w:rPr>
+        <w:t xml:space="preserve">    </w:t>
+      </w:r>
+      <w:proofErr w:type="gramStart"/>
+      <w:r>
+        <w:rPr>
+          <w:rFonts w:ascii="Times New Roman" w:hAnsi="Times New Roman" w:cs="Times New Roman"/>
+        </w:rPr>
+        <w:t>for(</w:t>
+      </w:r>
+      <w:proofErr w:type="gramEnd"/>
+      <w:r>
+        <w:rPr>
+          <w:rFonts w:ascii="Times New Roman" w:hAnsi="Times New Roman" w:cs="Times New Roman"/>
+        </w:rPr>
+        <w:t>int s = 0; s &lt; count; s++)</w:t>
+      </w:r>
+    </w:p>
+    <w:p>
+      <w:pPr>
+        <w:spacing w:line="216" w:lineRule="auto"/>
+        <w:rPr>
+          <w:rFonts w:ascii="Times New Roman" w:hAnsi="Times New Roman" w:cs="Times New Roman"/>
+        </w:rPr>
+      </w:pPr>
+      <w:r>
+        <w:rPr>
+          <w:rFonts w:ascii="Times New Roman" w:hAnsi="Times New Roman" w:cs="Times New Roman"/>
+        </w:rPr>
+        <w:t>    {</w:t>
+      </w:r>
+    </w:p>
+    <w:p>
+      <w:pPr>
+        <w:spacing w:line="216" w:lineRule="auto"/>
+        <w:rPr>
+          <w:rFonts w:ascii="Times New Roman" w:hAnsi="Times New Roman" w:cs="Times New Roman"/>
+        </w:rPr>
+      </w:pPr>
+      <w:r>
+        <w:rPr>
+          <w:rFonts w:ascii="Times New Roman" w:hAnsi="Times New Roman" w:cs="Times New Roman"/>
+        </w:rPr>
+        <w:t>        int n = sizes[s];</w:t>
+      </w:r>
+    </w:p>
+    <w:p>
+      <w:pPr>
+        <w:spacing w:line="216" w:lineRule="auto"/>
+        <w:rPr>
+          <w:rFonts w:ascii="Times New Roman" w:hAnsi="Times New Roman" w:cs="Times New Roman"/>
+        </w:rPr>
+      </w:pPr>
+      <w:r>
+        <w:rPr>
+          <w:rFonts w:ascii="Times New Roman" w:hAnsi="Times New Roman" w:cs="Times New Roman"/>
+        </w:rPr>
+        <w:t xml:space="preserve">        </w:t>
+      </w:r>
+      <w:proofErr w:type="spellStart"/>
+      <w:proofErr w:type="gramStart"/>
+      <w:r>
+        <w:rPr>
+          <w:rFonts w:ascii="Times New Roman" w:hAnsi="Times New Roman" w:cs="Times New Roman"/>
+        </w:rPr>
+        <w:t>printf</w:t>
+      </w:r>
+      <w:proofErr w:type="spellEnd"/>
+      <w:r>
+        <w:rPr>
+          <w:rFonts w:ascii="Times New Roman" w:hAnsi="Times New Roman" w:cs="Times New Roman"/>
+        </w:rPr>
+        <w:t>(</w:t>
+      </w:r>
+      <w:proofErr w:type="gramEnd"/>
+      <w:r>
+        <w:rPr>
+          <w:rFonts w:ascii="Times New Roman" w:hAnsi="Times New Roman" w:cs="Times New Roman"/>
+        </w:rPr>
+        <w:t xml:space="preserve">"Test Case %d (Array with %d </w:t>
+      </w:r>
+      <w:proofErr w:type="gramStart"/>
+      <w:r>
+        <w:rPr>
+          <w:rFonts w:ascii="Times New Roman" w:hAnsi="Times New Roman" w:cs="Times New Roman"/>
+        </w:rPr>
+        <w:t>elements)\</w:t>
+      </w:r>
+      <w:proofErr w:type="spellStart"/>
+      <w:proofErr w:type="gramEnd"/>
+      <w:r>
+        <w:rPr>
+          <w:rFonts w:ascii="Times New Roman" w:hAnsi="Times New Roman" w:cs="Times New Roman"/>
+        </w:rPr>
+        <w:t>n</w:t>
+      </w:r>
+      <w:proofErr w:type="gramStart"/>
+      <w:r>
+        <w:rPr>
+          <w:rFonts w:ascii="Times New Roman" w:hAnsi="Times New Roman" w:cs="Times New Roman"/>
+        </w:rPr>
+        <w:t>",s</w:t>
+      </w:r>
+      <w:proofErr w:type="spellEnd"/>
+      <w:proofErr w:type="gramEnd"/>
+      <w:r>
+        <w:rPr>
+          <w:rFonts w:ascii="Times New Roman" w:hAnsi="Times New Roman" w:cs="Times New Roman"/>
+        </w:rPr>
+        <w:t xml:space="preserve"> + 1, n);</w:t>
+      </w:r>
+    </w:p>
+    <w:p>
+      <w:pPr>
+        <w:spacing w:line="216" w:lineRule="auto"/>
+        <w:rPr>
+          <w:rFonts w:ascii="Times New Roman" w:hAnsi="Times New Roman" w:cs="Times New Roman"/>
+        </w:rPr>
+      </w:pPr>
+      <w:r>
+        <w:rPr>
+          <w:rFonts w:ascii="Times New Roman" w:hAnsi="Times New Roman" w:cs="Times New Roman"/>
+        </w:rPr>
+        <w:t xml:space="preserve">        int *original = </w:t>
+      </w:r>
+      <w:proofErr w:type="gramStart"/>
+      <w:r>
+        <w:rPr>
+          <w:rFonts w:ascii="Times New Roman" w:hAnsi="Times New Roman" w:cs="Times New Roman"/>
+        </w:rPr>
+        <w:t>malloc(</w:t>
+      </w:r>
+      <w:proofErr w:type="gramEnd"/>
+      <w:r>
+        <w:rPr>
+          <w:rFonts w:ascii="Times New Roman" w:hAnsi="Times New Roman" w:cs="Times New Roman"/>
+        </w:rPr>
+        <w:t xml:space="preserve">n * </w:t>
+      </w:r>
+      <w:proofErr w:type="spellStart"/>
+      <w:r>
+        <w:rPr>
+          <w:rFonts w:ascii="Times New Roman" w:hAnsi="Times New Roman" w:cs="Times New Roman"/>
+        </w:rPr>
+        <w:t>sizeof</w:t>
+      </w:r>
+      <w:proofErr w:type="spellEnd"/>
+      <w:r>
+        <w:rPr>
+          <w:rFonts w:ascii="Times New Roman" w:hAnsi="Times New Roman" w:cs="Times New Roman"/>
+        </w:rPr>
+        <w:t>(int));</w:t>
+      </w:r>
+    </w:p>
+    <w:p>
+      <w:pPr>
+        <w:spacing w:line="216" w:lineRule="auto"/>
+        <w:rPr>
+          <w:rFonts w:ascii="Times New Roman" w:hAnsi="Times New Roman" w:cs="Times New Roman"/>
+        </w:rPr>
+      </w:pPr>
+      <w:r>
+        <w:rPr>
+          <w:rFonts w:ascii="Times New Roman" w:hAnsi="Times New Roman" w:cs="Times New Roman"/>
+        </w:rPr>
+        <w:t>        int *</w:t>
+      </w:r>
+      <w:proofErr w:type="spellStart"/>
+      <w:r>
+        <w:rPr>
+          <w:rFonts w:ascii="Times New Roman" w:hAnsi="Times New Roman" w:cs="Times New Roman"/>
+        </w:rPr>
+        <w:t>arr</w:t>
+      </w:r>
+      <w:proofErr w:type="spellEnd"/>
+      <w:r>
+        <w:rPr>
+          <w:rFonts w:ascii="Times New Roman" w:hAnsi="Times New Roman" w:cs="Times New Roman"/>
+        </w:rPr>
+        <w:t xml:space="preserve"> = </w:t>
+      </w:r>
+      <w:proofErr w:type="gramStart"/>
+      <w:r>
+        <w:rPr>
+          <w:rFonts w:ascii="Times New Roman" w:hAnsi="Times New Roman" w:cs="Times New Roman"/>
+        </w:rPr>
+        <w:t>malloc(</w:t>
+      </w:r>
+      <w:proofErr w:type="gramEnd"/>
+      <w:r>
+        <w:rPr>
+          <w:rFonts w:ascii="Times New Roman" w:hAnsi="Times New Roman" w:cs="Times New Roman"/>
+        </w:rPr>
+        <w:t xml:space="preserve">n * </w:t>
+      </w:r>
+      <w:proofErr w:type="spellStart"/>
+      <w:r>
+        <w:rPr>
+          <w:rFonts w:ascii="Times New Roman" w:hAnsi="Times New Roman" w:cs="Times New Roman"/>
+        </w:rPr>
+        <w:t>sizeof</w:t>
+      </w:r>
+      <w:proofErr w:type="spellEnd"/>
+      <w:r>
+        <w:rPr>
+          <w:rFonts w:ascii="Times New Roman" w:hAnsi="Times New Roman" w:cs="Times New Roman"/>
+        </w:rPr>
+        <w:t>(int));</w:t>
+      </w:r>
+    </w:p>
+    <w:p>
+      <w:pPr>
+        <w:spacing w:line="216" w:lineRule="auto"/>
+        <w:rPr>
+          <w:rFonts w:ascii="Times New Roman" w:hAnsi="Times New Roman" w:cs="Times New Roman"/>
+        </w:rPr>
+      </w:pPr>
+      <w:r>
+        <w:rPr>
+          <w:rFonts w:ascii="Times New Roman" w:hAnsi="Times New Roman" w:cs="Times New Roman"/>
+        </w:rPr>
+        <w:t xml:space="preserve">        </w:t>
+      </w:r>
+      <w:proofErr w:type="gramStart"/>
+      <w:r>
+        <w:rPr>
+          <w:rFonts w:ascii="Times New Roman" w:hAnsi="Times New Roman" w:cs="Times New Roman"/>
+        </w:rPr>
+        <w:t>if(</w:t>
+      </w:r>
+      <w:proofErr w:type="gramEnd"/>
+      <w:r>
+        <w:rPr>
+          <w:rFonts w:ascii="Times New Roman" w:hAnsi="Times New Roman" w:cs="Times New Roman"/>
+        </w:rPr>
+        <w:t xml:space="preserve">original == NULL || </w:t>
+      </w:r>
+      <w:proofErr w:type="spellStart"/>
+      <w:r>
+        <w:rPr>
+          <w:rFonts w:ascii="Times New Roman" w:hAnsi="Times New Roman" w:cs="Times New Roman"/>
+        </w:rPr>
+        <w:t>arr</w:t>
+      </w:r>
+      <w:proofErr w:type="spellEnd"/>
+      <w:r>
+        <w:rPr>
+          <w:rFonts w:ascii="Times New Roman" w:hAnsi="Times New Roman" w:cs="Times New Roman"/>
+        </w:rPr>
+        <w:t xml:space="preserve"> == NULL)</w:t>
       </w:r>
     </w:p>
     <w:p>
@@ -426,7 +2953,205 @@
         <w:rPr>
           <w:rFonts w:ascii="Times New Roman" w:hAnsi="Times New Roman" w:cs="Times New Roman"/>
         </w:rPr>
-        <w:t>            if(</w:t>
+        <w:t xml:space="preserve">            </w:t>
+      </w:r>
+      <w:proofErr w:type="spellStart"/>
+      <w:proofErr w:type="gramStart"/>
+      <w:r>
+        <w:rPr>
+          <w:rFonts w:ascii="Times New Roman" w:hAnsi="Times New Roman" w:cs="Times New Roman"/>
+        </w:rPr>
+        <w:t>printf</w:t>
+      </w:r>
+      <w:proofErr w:type="spellEnd"/>
+      <w:r>
+        <w:rPr>
+          <w:rFonts w:ascii="Times New Roman" w:hAnsi="Times New Roman" w:cs="Times New Roman"/>
+        </w:rPr>
+        <w:t>(</w:t>
+      </w:r>
+      <w:proofErr w:type="gramEnd"/>
+      <w:r>
+        <w:rPr>
+          <w:rFonts w:ascii="Times New Roman" w:hAnsi="Times New Roman" w:cs="Times New Roman"/>
+        </w:rPr>
+        <w:t>"Memory allocation failed.\n");</w:t>
+      </w:r>
+    </w:p>
+    <w:p>
+      <w:pPr>
+        <w:spacing w:line="216" w:lineRule="auto"/>
+        <w:rPr>
+          <w:rFonts w:ascii="Times New Roman" w:hAnsi="Times New Roman" w:cs="Times New Roman"/>
+        </w:rPr>
+      </w:pPr>
+      <w:r>
+        <w:rPr>
+          <w:rFonts w:ascii="Times New Roman" w:hAnsi="Times New Roman" w:cs="Times New Roman"/>
+        </w:rPr>
+        <w:t>            return 1;</w:t>
+      </w:r>
+    </w:p>
+    <w:p>
+      <w:pPr>
+        <w:spacing w:line="216" w:lineRule="auto"/>
+        <w:rPr>
+          <w:rFonts w:ascii="Times New Roman" w:hAnsi="Times New Roman" w:cs="Times New Roman"/>
+        </w:rPr>
+      </w:pPr>
+      <w:r>
+        <w:rPr>
+          <w:rFonts w:ascii="Times New Roman" w:hAnsi="Times New Roman" w:cs="Times New Roman"/>
+        </w:rPr>
+        <w:t>        }</w:t>
+      </w:r>
+    </w:p>
+    <w:p>
+      <w:pPr>
+        <w:spacing w:line="216" w:lineRule="auto"/>
+        <w:rPr>
+          <w:rFonts w:ascii="Times New Roman" w:hAnsi="Times New Roman" w:cs="Times New Roman"/>
+        </w:rPr>
+      </w:pPr>
+      <w:r>
+        <w:rPr>
+          <w:rFonts w:ascii="Times New Roman" w:hAnsi="Times New Roman" w:cs="Times New Roman"/>
+        </w:rPr>
+        <w:t xml:space="preserve">        </w:t>
+      </w:r>
+      <w:proofErr w:type="gramStart"/>
+      <w:r>
+        <w:rPr>
+          <w:rFonts w:ascii="Times New Roman" w:hAnsi="Times New Roman" w:cs="Times New Roman"/>
+        </w:rPr>
+        <w:t>for(</w:t>
+      </w:r>
+      <w:proofErr w:type="gramEnd"/>
+      <w:r>
+        <w:rPr>
+          <w:rFonts w:ascii="Times New Roman" w:hAnsi="Times New Roman" w:cs="Times New Roman"/>
+        </w:rPr>
+        <w:t xml:space="preserve">int </w:t>
+      </w:r>
+      <w:proofErr w:type="spellStart"/>
+      <w:r>
+        <w:rPr>
+          <w:rFonts w:ascii="Times New Roman" w:hAnsi="Times New Roman" w:cs="Times New Roman"/>
+        </w:rPr>
+        <w:t>i</w:t>
+      </w:r>
+      <w:proofErr w:type="spellEnd"/>
+      <w:r>
+        <w:rPr>
+          <w:rFonts w:ascii="Times New Roman" w:hAnsi="Times New Roman" w:cs="Times New Roman"/>
+        </w:rPr>
+        <w:t xml:space="preserve"> = 0; </w:t>
+      </w:r>
+      <w:proofErr w:type="spellStart"/>
+      <w:r>
+        <w:rPr>
+          <w:rFonts w:ascii="Times New Roman" w:hAnsi="Times New Roman" w:cs="Times New Roman"/>
+        </w:rPr>
+        <w:t>i</w:t>
+      </w:r>
+      <w:proofErr w:type="spellEnd"/>
+      <w:r>
+        <w:rPr>
+          <w:rFonts w:ascii="Times New Roman" w:hAnsi="Times New Roman" w:cs="Times New Roman"/>
+        </w:rPr>
+        <w:t xml:space="preserve"> &lt; n; </w:t>
+      </w:r>
+      <w:proofErr w:type="spellStart"/>
+      <w:r>
+        <w:rPr>
+          <w:rFonts w:ascii="Times New Roman" w:hAnsi="Times New Roman" w:cs="Times New Roman"/>
+        </w:rPr>
+        <w:t>i</w:t>
+      </w:r>
+      <w:proofErr w:type="spellEnd"/>
+      <w:r>
+        <w:rPr>
+          <w:rFonts w:ascii="Times New Roman" w:hAnsi="Times New Roman" w:cs="Times New Roman"/>
+        </w:rPr>
+        <w:t>++)</w:t>
+      </w:r>
+    </w:p>
+    <w:p>
+      <w:pPr>
+        <w:spacing w:line="216" w:lineRule="auto"/>
+        <w:rPr>
+          <w:rFonts w:ascii="Times New Roman" w:hAnsi="Times New Roman" w:cs="Times New Roman"/>
+        </w:rPr>
+      </w:pPr>
+      <w:r>
+        <w:rPr>
+          <w:rFonts w:ascii="Times New Roman" w:hAnsi="Times New Roman" w:cs="Times New Roman"/>
+        </w:rPr>
+        <w:t>            original[</w:t>
+      </w:r>
+      <w:proofErr w:type="spellStart"/>
+      <w:r>
+        <w:rPr>
+          <w:rFonts w:ascii="Times New Roman" w:hAnsi="Times New Roman" w:cs="Times New Roman"/>
+        </w:rPr>
+        <w:t>i</w:t>
+      </w:r>
+      <w:proofErr w:type="spellEnd"/>
+      <w:r>
+        <w:rPr>
+          <w:rFonts w:ascii="Times New Roman" w:hAnsi="Times New Roman" w:cs="Times New Roman"/>
+        </w:rPr>
+        <w:t xml:space="preserve">] = </w:t>
+      </w:r>
+      <w:proofErr w:type="gramStart"/>
+      <w:r>
+        <w:rPr>
+          <w:rFonts w:ascii="Times New Roman" w:hAnsi="Times New Roman" w:cs="Times New Roman"/>
+        </w:rPr>
+        <w:t>rand(</w:t>
+      </w:r>
+      <w:proofErr w:type="gramEnd"/>
+      <w:r>
+        <w:rPr>
+          <w:rFonts w:ascii="Times New Roman" w:hAnsi="Times New Roman" w:cs="Times New Roman"/>
+        </w:rPr>
+        <w:t>) % 100000;</w:t>
+      </w:r>
+    </w:p>
+    <w:p>
+      <w:pPr>
+        <w:spacing w:line="216" w:lineRule="auto"/>
+        <w:rPr>
+          <w:rFonts w:ascii="Times New Roman" w:hAnsi="Times New Roman" w:cs="Times New Roman"/>
+        </w:rPr>
+      </w:pPr>
+      <w:r>
+        <w:rPr>
+          <w:rFonts w:ascii="Times New Roman" w:hAnsi="Times New Roman" w:cs="Times New Roman"/>
+        </w:rPr>
+        <w:t xml:space="preserve">        </w:t>
+      </w:r>
+      <w:proofErr w:type="spellStart"/>
+      <w:proofErr w:type="gramStart"/>
+      <w:r>
+        <w:rPr>
+          <w:rFonts w:ascii="Times New Roman" w:hAnsi="Times New Roman" w:cs="Times New Roman"/>
+        </w:rPr>
+        <w:t>copyArray</w:t>
+      </w:r>
+      <w:proofErr w:type="spellEnd"/>
+      <w:r>
+        <w:rPr>
+          <w:rFonts w:ascii="Times New Roman" w:hAnsi="Times New Roman" w:cs="Times New Roman"/>
+        </w:rPr>
+        <w:t>(</w:t>
+      </w:r>
+      <w:proofErr w:type="gramEnd"/>
+      <w:r>
+        <w:rPr>
+          <w:rFonts w:ascii="Times New Roman" w:hAnsi="Times New Roman" w:cs="Times New Roman"/>
+        </w:rPr>
+        <w:t xml:space="preserve">original, </w:t>
       </w:r>
       <w:proofErr w:type="spellStart"/>
       <w:r>
@@ -440,14 +3165,85 @@
         <w:rPr>
           <w:rFonts w:ascii="Times New Roman" w:hAnsi="Times New Roman" w:cs="Times New Roman"/>
         </w:rPr>
-        <w:t xml:space="preserve">[j] &gt; </w:t>
-      </w:r>
-      <w:proofErr w:type="spellStart"/>
+        <w:t>, n);</w:t>
+      </w:r>
+    </w:p>
+    <w:p>
+      <w:pPr>
+        <w:spacing w:line="216" w:lineRule="auto"/>
+        <w:rPr>
+          <w:rFonts w:ascii="Times New Roman" w:hAnsi="Times New Roman" w:cs="Times New Roman"/>
+        </w:rPr>
+      </w:pPr>
+      <w:r>
+        <w:rPr>
+          <w:rFonts w:ascii="Times New Roman" w:hAnsi="Times New Roman" w:cs="Times New Roman"/>
+        </w:rPr>
+        <w:t xml:space="preserve">        </w:t>
+      </w:r>
+      <w:proofErr w:type="spellStart"/>
+      <w:r>
+        <w:rPr>
+          <w:rFonts w:ascii="Times New Roman" w:hAnsi="Times New Roman" w:cs="Times New Roman"/>
+        </w:rPr>
+        <w:t>clock_t</w:t>
+      </w:r>
+      <w:proofErr w:type="spellEnd"/>
+      <w:r>
+        <w:rPr>
+          <w:rFonts w:ascii="Times New Roman" w:hAnsi="Times New Roman" w:cs="Times New Roman"/>
+        </w:rPr>
+        <w:t xml:space="preserve"> start = </w:t>
+      </w:r>
       <w:proofErr w:type="gramStart"/>
       <w:r>
         <w:rPr>
           <w:rFonts w:ascii="Times New Roman" w:hAnsi="Times New Roman" w:cs="Times New Roman"/>
         </w:rPr>
+        <w:t>clock(</w:t>
+      </w:r>
+      <w:proofErr w:type="gramEnd"/>
+      <w:r>
+        <w:rPr>
+          <w:rFonts w:ascii="Times New Roman" w:hAnsi="Times New Roman" w:cs="Times New Roman"/>
+        </w:rPr>
+        <w:t>);</w:t>
+      </w:r>
+    </w:p>
+    <w:p>
+      <w:pPr>
+        <w:spacing w:line="216" w:lineRule="auto"/>
+        <w:rPr>
+          <w:rFonts w:ascii="Times New Roman" w:hAnsi="Times New Roman" w:cs="Times New Roman"/>
+        </w:rPr>
+      </w:pPr>
+      <w:r>
+        <w:rPr>
+          <w:rFonts w:ascii="Times New Roman" w:hAnsi="Times New Roman" w:cs="Times New Roman"/>
+        </w:rPr>
+        <w:t xml:space="preserve">        </w:t>
+      </w:r>
+      <w:proofErr w:type="spellStart"/>
+      <w:proofErr w:type="gramStart"/>
+      <w:r>
+        <w:rPr>
+          <w:rFonts w:ascii="Times New Roman" w:hAnsi="Times New Roman" w:cs="Times New Roman"/>
+        </w:rPr>
+        <w:t>bubbleSort</w:t>
+      </w:r>
+      <w:proofErr w:type="spellEnd"/>
+      <w:r>
+        <w:rPr>
+          <w:rFonts w:ascii="Times New Roman" w:hAnsi="Times New Roman" w:cs="Times New Roman"/>
+        </w:rPr>
+        <w:t>(</w:t>
+      </w:r>
+      <w:proofErr w:type="spellStart"/>
+      <w:proofErr w:type="gramEnd"/>
+      <w:r>
+        <w:rPr>
+          <w:rFonts w:ascii="Times New Roman" w:hAnsi="Times New Roman" w:cs="Times New Roman"/>
+        </w:rPr>
         <w:t>arr</w:t>
       </w:r>
       <w:proofErr w:type="spellEnd"/>
@@ -455,42 +3251,169 @@
         <w:rPr>
           <w:rFonts w:ascii="Times New Roman" w:hAnsi="Times New Roman" w:cs="Times New Roman"/>
         </w:rPr>
-        <w:t>[</w:t>
+        <w:t>, n);</w:t>
+      </w:r>
+    </w:p>
+    <w:p>
+      <w:pPr>
+        <w:spacing w:line="216" w:lineRule="auto"/>
+        <w:rPr>
+          <w:rFonts w:ascii="Times New Roman" w:hAnsi="Times New Roman" w:cs="Times New Roman"/>
+        </w:rPr>
+      </w:pPr>
+      <w:r>
+        <w:rPr>
+          <w:rFonts w:ascii="Times New Roman" w:hAnsi="Times New Roman" w:cs="Times New Roman"/>
+        </w:rPr>
+        <w:t xml:space="preserve">        </w:t>
+      </w:r>
+      <w:proofErr w:type="spellStart"/>
+      <w:r>
+        <w:rPr>
+          <w:rFonts w:ascii="Times New Roman" w:hAnsi="Times New Roman" w:cs="Times New Roman"/>
+        </w:rPr>
+        <w:t>clock_t</w:t>
+      </w:r>
+      <w:proofErr w:type="spellEnd"/>
+      <w:r>
+        <w:rPr>
+          <w:rFonts w:ascii="Times New Roman" w:hAnsi="Times New Roman" w:cs="Times New Roman"/>
+        </w:rPr>
+        <w:t xml:space="preserve"> stop = </w:t>
+      </w:r>
+      <w:proofErr w:type="gramStart"/>
+      <w:r>
+        <w:rPr>
+          <w:rFonts w:ascii="Times New Roman" w:hAnsi="Times New Roman" w:cs="Times New Roman"/>
+        </w:rPr>
+        <w:t>clock(</w:t>
       </w:r>
       <w:proofErr w:type="gramEnd"/>
       <w:r>
         <w:rPr>
           <w:rFonts w:ascii="Times New Roman" w:hAnsi="Times New Roman" w:cs="Times New Roman"/>
         </w:rPr>
-        <w:t>j + 1])</w:t>
-      </w:r>
-    </w:p>
-    <w:p>
-      <w:pPr>
-        <w:spacing w:line="216" w:lineRule="auto"/>
-        <w:rPr>
-          <w:rFonts w:ascii="Times New Roman" w:hAnsi="Times New Roman" w:cs="Times New Roman"/>
-        </w:rPr>
-      </w:pPr>
-      <w:r>
-        <w:rPr>
-          <w:rFonts w:ascii="Times New Roman" w:hAnsi="Times New Roman" w:cs="Times New Roman"/>
-        </w:rPr>
-        <w:t>            {</w:t>
-      </w:r>
-    </w:p>
-    <w:p>
-      <w:pPr>
-        <w:spacing w:line="216" w:lineRule="auto"/>
-        <w:rPr>
-          <w:rFonts w:ascii="Times New Roman" w:hAnsi="Times New Roman" w:cs="Times New Roman"/>
-        </w:rPr>
-      </w:pPr>
-      <w:r>
-        <w:rPr>
-          <w:rFonts w:ascii="Times New Roman" w:hAnsi="Times New Roman" w:cs="Times New Roman"/>
-        </w:rPr>
-        <w:t xml:space="preserve">                temp = </w:t>
+        <w:t>);</w:t>
+      </w:r>
+    </w:p>
+    <w:p>
+      <w:pPr>
+        <w:spacing w:line="216" w:lineRule="auto"/>
+        <w:rPr>
+          <w:rFonts w:ascii="Times New Roman" w:hAnsi="Times New Roman" w:cs="Times New Roman"/>
+        </w:rPr>
+      </w:pPr>
+      <w:r>
+        <w:rPr>
+          <w:rFonts w:ascii="Times New Roman" w:hAnsi="Times New Roman" w:cs="Times New Roman"/>
+        </w:rPr>
+        <w:t xml:space="preserve">        double </w:t>
+      </w:r>
+      <w:proofErr w:type="spellStart"/>
+      <w:r>
+        <w:rPr>
+          <w:rFonts w:ascii="Times New Roman" w:hAnsi="Times New Roman" w:cs="Times New Roman"/>
+        </w:rPr>
+        <w:t>bubbleTime</w:t>
+      </w:r>
+      <w:proofErr w:type="spellEnd"/>
+      <w:r>
+        <w:rPr>
+          <w:rFonts w:ascii="Times New Roman" w:hAnsi="Times New Roman" w:cs="Times New Roman"/>
+        </w:rPr>
+        <w:t xml:space="preserve"> =(double</w:t>
+      </w:r>
+      <w:proofErr w:type="gramStart"/>
+      <w:r>
+        <w:rPr>
+          <w:rFonts w:ascii="Times New Roman" w:hAnsi="Times New Roman" w:cs="Times New Roman"/>
+        </w:rPr>
+        <w:t>)(</w:t>
+      </w:r>
+      <w:proofErr w:type="gramEnd"/>
+      <w:r>
+        <w:rPr>
+          <w:rFonts w:ascii="Times New Roman" w:hAnsi="Times New Roman" w:cs="Times New Roman"/>
+        </w:rPr>
+        <w:t>stop - start) / CLOCKS_PER_SEC;</w:t>
+      </w:r>
+    </w:p>
+    <w:p>
+      <w:pPr>
+        <w:spacing w:line="216" w:lineRule="auto"/>
+        <w:rPr>
+          <w:rFonts w:ascii="Times New Roman" w:hAnsi="Times New Roman" w:cs="Times New Roman"/>
+        </w:rPr>
+      </w:pPr>
+      <w:r>
+        <w:rPr>
+          <w:rFonts w:ascii="Times New Roman" w:hAnsi="Times New Roman" w:cs="Times New Roman"/>
+        </w:rPr>
+        <w:t xml:space="preserve">        </w:t>
+      </w:r>
+      <w:proofErr w:type="spellStart"/>
+      <w:proofErr w:type="gramStart"/>
+      <w:r>
+        <w:rPr>
+          <w:rFonts w:ascii="Times New Roman" w:hAnsi="Times New Roman" w:cs="Times New Roman"/>
+        </w:rPr>
+        <w:t>printf</w:t>
+      </w:r>
+      <w:proofErr w:type="spellEnd"/>
+      <w:r>
+        <w:rPr>
+          <w:rFonts w:ascii="Times New Roman" w:hAnsi="Times New Roman" w:cs="Times New Roman"/>
+        </w:rPr>
+        <w:t>(</w:t>
+      </w:r>
+      <w:proofErr w:type="gramEnd"/>
+      <w:r>
+        <w:rPr>
+          <w:rFonts w:ascii="Times New Roman" w:hAnsi="Times New Roman" w:cs="Times New Roman"/>
+        </w:rPr>
+        <w:t xml:space="preserve">"Time taken = %.6f seconds\n\n", </w:t>
+      </w:r>
+      <w:proofErr w:type="spellStart"/>
+      <w:r>
+        <w:rPr>
+          <w:rFonts w:ascii="Times New Roman" w:hAnsi="Times New Roman" w:cs="Times New Roman"/>
+        </w:rPr>
+        <w:t>bubbleTime</w:t>
+      </w:r>
+      <w:proofErr w:type="spellEnd"/>
+      <w:r>
+        <w:rPr>
+          <w:rFonts w:ascii="Times New Roman" w:hAnsi="Times New Roman" w:cs="Times New Roman"/>
+        </w:rPr>
+        <w:t>);</w:t>
+      </w:r>
+    </w:p>
+    <w:p>
+      <w:pPr>
+        <w:spacing w:line="216" w:lineRule="auto"/>
+        <w:rPr>
+          <w:rFonts w:ascii="Times New Roman" w:hAnsi="Times New Roman" w:cs="Times New Roman"/>
+        </w:rPr>
+      </w:pPr>
+      <w:r>
+        <w:rPr>
+          <w:rFonts w:ascii="Times New Roman" w:hAnsi="Times New Roman" w:cs="Times New Roman"/>
+        </w:rPr>
+        <w:t>        free(original);</w:t>
+      </w:r>
+    </w:p>
+    <w:p>
+      <w:pPr>
+        <w:spacing w:line="216" w:lineRule="auto"/>
+        <w:rPr>
+          <w:rFonts w:ascii="Times New Roman" w:hAnsi="Times New Roman" w:cs="Times New Roman"/>
+        </w:rPr>
+      </w:pPr>
+      <w:r>
+        <w:rPr>
+          <w:rFonts w:ascii="Times New Roman" w:hAnsi="Times New Roman" w:cs="Times New Roman"/>
+        </w:rPr>
+        <w:t>        free(</w:t>
       </w:r>
       <w:proofErr w:type="spellStart"/>
       <w:r>
@@ -504,121 +3427,7 @@
         <w:rPr>
           <w:rFonts w:ascii="Times New Roman" w:hAnsi="Times New Roman" w:cs="Times New Roman"/>
         </w:rPr>
-        <w:t>[j];</w:t>
-      </w:r>
-    </w:p>
-    <w:p>
-      <w:pPr>
-        <w:spacing w:line="216" w:lineRule="auto"/>
-        <w:rPr>
-          <w:rFonts w:ascii="Times New Roman" w:hAnsi="Times New Roman" w:cs="Times New Roman"/>
-        </w:rPr>
-      </w:pPr>
-      <w:r>
-        <w:rPr>
-          <w:rFonts w:ascii="Times New Roman" w:hAnsi="Times New Roman" w:cs="Times New Roman"/>
-        </w:rPr>
-        <w:t xml:space="preserve">                </w:t>
-      </w:r>
-      <w:proofErr w:type="spellStart"/>
-      <w:r>
-        <w:rPr>
-          <w:rFonts w:ascii="Times New Roman" w:hAnsi="Times New Roman" w:cs="Times New Roman"/>
-        </w:rPr>
-        <w:t>arr</w:t>
-      </w:r>
-      <w:proofErr w:type="spellEnd"/>
-      <w:r>
-        <w:rPr>
-          <w:rFonts w:ascii="Times New Roman" w:hAnsi="Times New Roman" w:cs="Times New Roman"/>
-        </w:rPr>
-        <w:t xml:space="preserve">[j] = </w:t>
-      </w:r>
-      <w:proofErr w:type="spellStart"/>
-      <w:proofErr w:type="gramStart"/>
-      <w:r>
-        <w:rPr>
-          <w:rFonts w:ascii="Times New Roman" w:hAnsi="Times New Roman" w:cs="Times New Roman"/>
-        </w:rPr>
-        <w:t>arr</w:t>
-      </w:r>
-      <w:proofErr w:type="spellEnd"/>
-      <w:r>
-        <w:rPr>
-          <w:rFonts w:ascii="Times New Roman" w:hAnsi="Times New Roman" w:cs="Times New Roman"/>
-        </w:rPr>
-        <w:t>[</w:t>
-      </w:r>
-      <w:proofErr w:type="gramEnd"/>
-      <w:r>
-        <w:rPr>
-          <w:rFonts w:ascii="Times New Roman" w:hAnsi="Times New Roman" w:cs="Times New Roman"/>
-        </w:rPr>
-        <w:t>j + 1];</w:t>
-      </w:r>
-    </w:p>
-    <w:p>
-      <w:pPr>
-        <w:spacing w:line="216" w:lineRule="auto"/>
-        <w:rPr>
-          <w:rFonts w:ascii="Times New Roman" w:hAnsi="Times New Roman" w:cs="Times New Roman"/>
-        </w:rPr>
-      </w:pPr>
-      <w:r>
-        <w:rPr>
-          <w:rFonts w:ascii="Times New Roman" w:hAnsi="Times New Roman" w:cs="Times New Roman"/>
-        </w:rPr>
-        <w:t xml:space="preserve">                </w:t>
-      </w:r>
-      <w:proofErr w:type="spellStart"/>
-      <w:proofErr w:type="gramStart"/>
-      <w:r>
-        <w:rPr>
-          <w:rFonts w:ascii="Times New Roman" w:hAnsi="Times New Roman" w:cs="Times New Roman"/>
-        </w:rPr>
-        <w:t>arr</w:t>
-      </w:r>
-      <w:proofErr w:type="spellEnd"/>
-      <w:r>
-        <w:rPr>
-          <w:rFonts w:ascii="Times New Roman" w:hAnsi="Times New Roman" w:cs="Times New Roman"/>
-        </w:rPr>
-        <w:t>[</w:t>
-      </w:r>
-      <w:proofErr w:type="gramEnd"/>
-      <w:r>
-        <w:rPr>
-          <w:rFonts w:ascii="Times New Roman" w:hAnsi="Times New Roman" w:cs="Times New Roman"/>
-        </w:rPr>
-        <w:t>j + 1] = temp;</w:t>
-      </w:r>
-    </w:p>
-    <w:p>
-      <w:pPr>
-        <w:spacing w:line="216" w:lineRule="auto"/>
-        <w:rPr>
-          <w:rFonts w:ascii="Times New Roman" w:hAnsi="Times New Roman" w:cs="Times New Roman"/>
-        </w:rPr>
-      </w:pPr>
-      <w:r>
-        <w:rPr>
-          <w:rFonts w:ascii="Times New Roman" w:hAnsi="Times New Roman" w:cs="Times New Roman"/>
-        </w:rPr>
-        <w:t>            }</w:t>
-      </w:r>
-    </w:p>
-    <w:p>
-      <w:pPr>
-        <w:spacing w:line="216" w:lineRule="auto"/>
-        <w:rPr>
-          <w:rFonts w:ascii="Times New Roman" w:hAnsi="Times New Roman" w:cs="Times New Roman"/>
-        </w:rPr>
-      </w:pPr>
-      <w:r>
-        <w:rPr>
-          <w:rFonts w:ascii="Times New Roman" w:hAnsi="Times New Roman" w:cs="Times New Roman"/>
-        </w:rPr>
-        <w:t>        }</w:t>
+        <w:t>);</w:t>
       </w:r>
     </w:p>
     <w:p>
@@ -646,6 +3455,20 @@
         <w:rPr>
           <w:rFonts w:ascii="Times New Roman" w:hAnsi="Times New Roman" w:cs="Times New Roman"/>
         </w:rPr>
+        <w:t>    return 0;</w:t>
+      </w:r>
+    </w:p>
+    <w:p>
+      <w:pPr>
+        <w:spacing w:line="216" w:lineRule="auto"/>
+        <w:rPr>
+          <w:rFonts w:ascii="Times New Roman" w:hAnsi="Times New Roman" w:cs="Times New Roman"/>
+        </w:rPr>
+      </w:pPr>
+      <w:r>
+        <w:rPr>
+          <w:rFonts w:ascii="Times New Roman" w:hAnsi="Times New Roman" w:cs="Times New Roman"/>
+        </w:rPr>
         <w:t>}</w:t>
       </w:r>
     </w:p>
@@ -656,1853 +3479,6 @@
           <w:rFonts w:ascii="Times New Roman" w:hAnsi="Times New Roman" w:cs="Times New Roman"/>
         </w:rPr>
       </w:pPr>
-    </w:p>
-    <w:p>
-      <w:pPr>
-        <w:spacing w:line="216" w:lineRule="auto"/>
-        <w:rPr>
-          <w:rFonts w:ascii="Times New Roman" w:hAnsi="Times New Roman" w:cs="Times New Roman"/>
-        </w:rPr>
-      </w:pPr>
-      <w:r>
-        <w:rPr>
-          <w:rFonts w:ascii="Times New Roman" w:hAnsi="Times New Roman" w:cs="Times New Roman"/>
-        </w:rPr>
-        <w:t xml:space="preserve">int </w:t>
-      </w:r>
-      <w:proofErr w:type="gramStart"/>
-      <w:r>
-        <w:rPr>
-          <w:rFonts w:ascii="Times New Roman" w:hAnsi="Times New Roman" w:cs="Times New Roman"/>
-        </w:rPr>
-        <w:t>partition(</w:t>
-      </w:r>
-      <w:proofErr w:type="gramEnd"/>
-      <w:r>
-        <w:rPr>
-          <w:rFonts w:ascii="Times New Roman" w:hAnsi="Times New Roman" w:cs="Times New Roman"/>
-        </w:rPr>
-        <w:t xml:space="preserve">int </w:t>
-      </w:r>
-      <w:proofErr w:type="spellStart"/>
-      <w:proofErr w:type="gramStart"/>
-      <w:r>
-        <w:rPr>
-          <w:rFonts w:ascii="Times New Roman" w:hAnsi="Times New Roman" w:cs="Times New Roman"/>
-        </w:rPr>
-        <w:t>arr</w:t>
-      </w:r>
-      <w:proofErr w:type="spellEnd"/>
-      <w:r>
-        <w:rPr>
-          <w:rFonts w:ascii="Times New Roman" w:hAnsi="Times New Roman" w:cs="Times New Roman"/>
-        </w:rPr>
-        <w:t>[</w:t>
-      </w:r>
-      <w:proofErr w:type="gramEnd"/>
-      <w:r>
-        <w:rPr>
-          <w:rFonts w:ascii="Times New Roman" w:hAnsi="Times New Roman" w:cs="Times New Roman"/>
-        </w:rPr>
-        <w:t>], int low, int high)</w:t>
-      </w:r>
-    </w:p>
-    <w:p>
-      <w:pPr>
-        <w:spacing w:line="216" w:lineRule="auto"/>
-        <w:rPr>
-          <w:rFonts w:ascii="Times New Roman" w:hAnsi="Times New Roman" w:cs="Times New Roman"/>
-        </w:rPr>
-      </w:pPr>
-      <w:r>
-        <w:rPr>
-          <w:rFonts w:ascii="Times New Roman" w:hAnsi="Times New Roman" w:cs="Times New Roman"/>
-        </w:rPr>
-        <w:t>{</w:t>
-      </w:r>
-    </w:p>
-    <w:p>
-      <w:pPr>
-        <w:spacing w:line="216" w:lineRule="auto"/>
-        <w:rPr>
-          <w:rFonts w:ascii="Times New Roman" w:hAnsi="Times New Roman" w:cs="Times New Roman"/>
-        </w:rPr>
-      </w:pPr>
-      <w:r>
-        <w:rPr>
-          <w:rFonts w:ascii="Times New Roman" w:hAnsi="Times New Roman" w:cs="Times New Roman"/>
-        </w:rPr>
-        <w:t xml:space="preserve">    int pivot = </w:t>
-      </w:r>
-      <w:proofErr w:type="spellStart"/>
-      <w:r>
-        <w:rPr>
-          <w:rFonts w:ascii="Times New Roman" w:hAnsi="Times New Roman" w:cs="Times New Roman"/>
-        </w:rPr>
-        <w:t>arr</w:t>
-      </w:r>
-      <w:proofErr w:type="spellEnd"/>
-      <w:r>
-        <w:rPr>
-          <w:rFonts w:ascii="Times New Roman" w:hAnsi="Times New Roman" w:cs="Times New Roman"/>
-        </w:rPr>
-        <w:t>[high];</w:t>
-      </w:r>
-    </w:p>
-    <w:p>
-      <w:pPr>
-        <w:spacing w:line="216" w:lineRule="auto"/>
-        <w:rPr>
-          <w:rFonts w:ascii="Times New Roman" w:hAnsi="Times New Roman" w:cs="Times New Roman"/>
-        </w:rPr>
-      </w:pPr>
-      <w:r>
-        <w:rPr>
-          <w:rFonts w:ascii="Times New Roman" w:hAnsi="Times New Roman" w:cs="Times New Roman"/>
-        </w:rPr>
-        <w:t xml:space="preserve">    int </w:t>
-      </w:r>
-      <w:proofErr w:type="spellStart"/>
-      <w:r>
-        <w:rPr>
-          <w:rFonts w:ascii="Times New Roman" w:hAnsi="Times New Roman" w:cs="Times New Roman"/>
-        </w:rPr>
-        <w:t>i</w:t>
-      </w:r>
-      <w:proofErr w:type="spellEnd"/>
-      <w:r>
-        <w:rPr>
-          <w:rFonts w:ascii="Times New Roman" w:hAnsi="Times New Roman" w:cs="Times New Roman"/>
-        </w:rPr>
-        <w:t xml:space="preserve"> = low - 1, j, temp;</w:t>
-      </w:r>
-    </w:p>
-    <w:p>
-      <w:pPr>
-        <w:spacing w:line="216" w:lineRule="auto"/>
-        <w:rPr>
-          <w:rFonts w:ascii="Times New Roman" w:hAnsi="Times New Roman" w:cs="Times New Roman"/>
-        </w:rPr>
-      </w:pPr>
-      <w:r>
-        <w:rPr>
-          <w:rFonts w:ascii="Times New Roman" w:hAnsi="Times New Roman" w:cs="Times New Roman"/>
-        </w:rPr>
-        <w:t xml:space="preserve">    </w:t>
-      </w:r>
-      <w:proofErr w:type="gramStart"/>
-      <w:r>
-        <w:rPr>
-          <w:rFonts w:ascii="Times New Roman" w:hAnsi="Times New Roman" w:cs="Times New Roman"/>
-        </w:rPr>
-        <w:t>for(</w:t>
-      </w:r>
-      <w:proofErr w:type="gramEnd"/>
-      <w:r>
-        <w:rPr>
-          <w:rFonts w:ascii="Times New Roman" w:hAnsi="Times New Roman" w:cs="Times New Roman"/>
-        </w:rPr>
-        <w:t xml:space="preserve">j = low; j &lt; high; </w:t>
-      </w:r>
-      <w:proofErr w:type="spellStart"/>
-      <w:r>
-        <w:rPr>
-          <w:rFonts w:ascii="Times New Roman" w:hAnsi="Times New Roman" w:cs="Times New Roman"/>
-        </w:rPr>
-        <w:t>j++</w:t>
-      </w:r>
-      <w:proofErr w:type="spellEnd"/>
-      <w:r>
-        <w:rPr>
-          <w:rFonts w:ascii="Times New Roman" w:hAnsi="Times New Roman" w:cs="Times New Roman"/>
-        </w:rPr>
-        <w:t>)</w:t>
-      </w:r>
-    </w:p>
-    <w:p>
-      <w:pPr>
-        <w:spacing w:line="216" w:lineRule="auto"/>
-        <w:rPr>
-          <w:rFonts w:ascii="Times New Roman" w:hAnsi="Times New Roman" w:cs="Times New Roman"/>
-        </w:rPr>
-      </w:pPr>
-      <w:r>
-        <w:rPr>
-          <w:rFonts w:ascii="Times New Roman" w:hAnsi="Times New Roman" w:cs="Times New Roman"/>
-        </w:rPr>
-        <w:t>    {</w:t>
-      </w:r>
-    </w:p>
-    <w:p>
-      <w:pPr>
-        <w:spacing w:line="216" w:lineRule="auto"/>
-        <w:rPr>
-          <w:rFonts w:ascii="Times New Roman" w:hAnsi="Times New Roman" w:cs="Times New Roman"/>
-        </w:rPr>
-      </w:pPr>
-      <w:r>
-        <w:rPr>
-          <w:rFonts w:ascii="Times New Roman" w:hAnsi="Times New Roman" w:cs="Times New Roman"/>
-        </w:rPr>
-        <w:t>        if(</w:t>
-      </w:r>
-      <w:proofErr w:type="spellStart"/>
-      <w:r>
-        <w:rPr>
-          <w:rFonts w:ascii="Times New Roman" w:hAnsi="Times New Roman" w:cs="Times New Roman"/>
-        </w:rPr>
-        <w:t>arr</w:t>
-      </w:r>
-      <w:proofErr w:type="spellEnd"/>
-      <w:r>
-        <w:rPr>
-          <w:rFonts w:ascii="Times New Roman" w:hAnsi="Times New Roman" w:cs="Times New Roman"/>
-        </w:rPr>
-        <w:t>[j] &lt; pivot)</w:t>
-      </w:r>
-    </w:p>
-    <w:p>
-      <w:pPr>
-        <w:spacing w:line="216" w:lineRule="auto"/>
-        <w:rPr>
-          <w:rFonts w:ascii="Times New Roman" w:hAnsi="Times New Roman" w:cs="Times New Roman"/>
-        </w:rPr>
-      </w:pPr>
-      <w:r>
-        <w:rPr>
-          <w:rFonts w:ascii="Times New Roman" w:hAnsi="Times New Roman" w:cs="Times New Roman"/>
-        </w:rPr>
-        <w:t>        {</w:t>
-      </w:r>
-    </w:p>
-    <w:p>
-      <w:pPr>
-        <w:spacing w:line="216" w:lineRule="auto"/>
-        <w:rPr>
-          <w:rFonts w:ascii="Times New Roman" w:hAnsi="Times New Roman" w:cs="Times New Roman"/>
-        </w:rPr>
-      </w:pPr>
-      <w:r>
-        <w:rPr>
-          <w:rFonts w:ascii="Times New Roman" w:hAnsi="Times New Roman" w:cs="Times New Roman"/>
-        </w:rPr>
-        <w:t xml:space="preserve">            </w:t>
-      </w:r>
-      <w:proofErr w:type="spellStart"/>
-      <w:r>
-        <w:rPr>
-          <w:rFonts w:ascii="Times New Roman" w:hAnsi="Times New Roman" w:cs="Times New Roman"/>
-        </w:rPr>
-        <w:t>i</w:t>
-      </w:r>
-      <w:proofErr w:type="spellEnd"/>
-      <w:r>
-        <w:rPr>
-          <w:rFonts w:ascii="Times New Roman" w:hAnsi="Times New Roman" w:cs="Times New Roman"/>
-        </w:rPr>
-        <w:t>++;</w:t>
-      </w:r>
-    </w:p>
-    <w:p>
-      <w:pPr>
-        <w:spacing w:line="216" w:lineRule="auto"/>
-        <w:rPr>
-          <w:rFonts w:ascii="Times New Roman" w:hAnsi="Times New Roman" w:cs="Times New Roman"/>
-        </w:rPr>
-      </w:pPr>
-      <w:r>
-        <w:rPr>
-          <w:rFonts w:ascii="Times New Roman" w:hAnsi="Times New Roman" w:cs="Times New Roman"/>
-        </w:rPr>
-        <w:t xml:space="preserve">            temp = </w:t>
-      </w:r>
-      <w:proofErr w:type="spellStart"/>
-      <w:r>
-        <w:rPr>
-          <w:rFonts w:ascii="Times New Roman" w:hAnsi="Times New Roman" w:cs="Times New Roman"/>
-        </w:rPr>
-        <w:t>arr</w:t>
-      </w:r>
-      <w:proofErr w:type="spellEnd"/>
-      <w:r>
-        <w:rPr>
-          <w:rFonts w:ascii="Times New Roman" w:hAnsi="Times New Roman" w:cs="Times New Roman"/>
-        </w:rPr>
-        <w:t>[</w:t>
-      </w:r>
-      <w:proofErr w:type="spellStart"/>
-      <w:r>
-        <w:rPr>
-          <w:rFonts w:ascii="Times New Roman" w:hAnsi="Times New Roman" w:cs="Times New Roman"/>
-        </w:rPr>
-        <w:t>i</w:t>
-      </w:r>
-      <w:proofErr w:type="spellEnd"/>
-      <w:r>
-        <w:rPr>
-          <w:rFonts w:ascii="Times New Roman" w:hAnsi="Times New Roman" w:cs="Times New Roman"/>
-        </w:rPr>
-        <w:t>];</w:t>
-      </w:r>
-    </w:p>
-    <w:p>
-      <w:pPr>
-        <w:spacing w:line="216" w:lineRule="auto"/>
-        <w:rPr>
-          <w:rFonts w:ascii="Times New Roman" w:hAnsi="Times New Roman" w:cs="Times New Roman"/>
-        </w:rPr>
-      </w:pPr>
-      <w:r>
-        <w:rPr>
-          <w:rFonts w:ascii="Times New Roman" w:hAnsi="Times New Roman" w:cs="Times New Roman"/>
-        </w:rPr>
-        <w:t xml:space="preserve">            </w:t>
-      </w:r>
-      <w:proofErr w:type="spellStart"/>
-      <w:r>
-        <w:rPr>
-          <w:rFonts w:ascii="Times New Roman" w:hAnsi="Times New Roman" w:cs="Times New Roman"/>
-        </w:rPr>
-        <w:t>arr</w:t>
-      </w:r>
-      <w:proofErr w:type="spellEnd"/>
-      <w:r>
-        <w:rPr>
-          <w:rFonts w:ascii="Times New Roman" w:hAnsi="Times New Roman" w:cs="Times New Roman"/>
-        </w:rPr>
-        <w:t>[</w:t>
-      </w:r>
-      <w:proofErr w:type="spellStart"/>
-      <w:r>
-        <w:rPr>
-          <w:rFonts w:ascii="Times New Roman" w:hAnsi="Times New Roman" w:cs="Times New Roman"/>
-        </w:rPr>
-        <w:t>i</w:t>
-      </w:r>
-      <w:proofErr w:type="spellEnd"/>
-      <w:r>
-        <w:rPr>
-          <w:rFonts w:ascii="Times New Roman" w:hAnsi="Times New Roman" w:cs="Times New Roman"/>
-        </w:rPr>
-        <w:t xml:space="preserve">] = </w:t>
-      </w:r>
-      <w:proofErr w:type="spellStart"/>
-      <w:r>
-        <w:rPr>
-          <w:rFonts w:ascii="Times New Roman" w:hAnsi="Times New Roman" w:cs="Times New Roman"/>
-        </w:rPr>
-        <w:t>arr</w:t>
-      </w:r>
-      <w:proofErr w:type="spellEnd"/>
-      <w:r>
-        <w:rPr>
-          <w:rFonts w:ascii="Times New Roman" w:hAnsi="Times New Roman" w:cs="Times New Roman"/>
-        </w:rPr>
-        <w:t>[j];</w:t>
-      </w:r>
-    </w:p>
-    <w:p>
-      <w:pPr>
-        <w:spacing w:line="216" w:lineRule="auto"/>
-        <w:rPr>
-          <w:rFonts w:ascii="Times New Roman" w:hAnsi="Times New Roman" w:cs="Times New Roman"/>
-        </w:rPr>
-      </w:pPr>
-      <w:r>
-        <w:rPr>
-          <w:rFonts w:ascii="Times New Roman" w:hAnsi="Times New Roman" w:cs="Times New Roman"/>
-        </w:rPr>
-        <w:t xml:space="preserve">            </w:t>
-      </w:r>
-      <w:proofErr w:type="spellStart"/>
-      <w:r>
-        <w:rPr>
-          <w:rFonts w:ascii="Times New Roman" w:hAnsi="Times New Roman" w:cs="Times New Roman"/>
-        </w:rPr>
-        <w:t>arr</w:t>
-      </w:r>
-      <w:proofErr w:type="spellEnd"/>
-      <w:r>
-        <w:rPr>
-          <w:rFonts w:ascii="Times New Roman" w:hAnsi="Times New Roman" w:cs="Times New Roman"/>
-        </w:rPr>
-        <w:t>[j] = temp;</w:t>
-      </w:r>
-    </w:p>
-    <w:p>
-      <w:pPr>
-        <w:spacing w:line="216" w:lineRule="auto"/>
-        <w:rPr>
-          <w:rFonts w:ascii="Times New Roman" w:hAnsi="Times New Roman" w:cs="Times New Roman"/>
-        </w:rPr>
-      </w:pPr>
-      <w:r>
-        <w:rPr>
-          <w:rFonts w:ascii="Times New Roman" w:hAnsi="Times New Roman" w:cs="Times New Roman"/>
-        </w:rPr>
-        <w:t>        }</w:t>
-      </w:r>
-    </w:p>
-    <w:p>
-      <w:pPr>
-        <w:spacing w:line="216" w:lineRule="auto"/>
-        <w:rPr>
-          <w:rFonts w:ascii="Times New Roman" w:hAnsi="Times New Roman" w:cs="Times New Roman"/>
-        </w:rPr>
-      </w:pPr>
-      <w:r>
-        <w:rPr>
-          <w:rFonts w:ascii="Times New Roman" w:hAnsi="Times New Roman" w:cs="Times New Roman"/>
-        </w:rPr>
-        <w:t>    }</w:t>
-      </w:r>
-    </w:p>
-    <w:p>
-      <w:pPr>
-        <w:spacing w:line="216" w:lineRule="auto"/>
-        <w:rPr>
-          <w:rFonts w:ascii="Times New Roman" w:hAnsi="Times New Roman" w:cs="Times New Roman"/>
-        </w:rPr>
-      </w:pPr>
-    </w:p>
-    <w:p>
-      <w:pPr>
-        <w:spacing w:line="216" w:lineRule="auto"/>
-        <w:rPr>
-          <w:rFonts w:ascii="Times New Roman" w:hAnsi="Times New Roman" w:cs="Times New Roman"/>
-        </w:rPr>
-      </w:pPr>
-      <w:r>
-        <w:rPr>
-          <w:rFonts w:ascii="Times New Roman" w:hAnsi="Times New Roman" w:cs="Times New Roman"/>
-        </w:rPr>
-        <w:t xml:space="preserve">    temp = </w:t>
-      </w:r>
-      <w:proofErr w:type="spellStart"/>
-      <w:proofErr w:type="gramStart"/>
-      <w:r>
-        <w:rPr>
-          <w:rFonts w:ascii="Times New Roman" w:hAnsi="Times New Roman" w:cs="Times New Roman"/>
-        </w:rPr>
-        <w:t>arr</w:t>
-      </w:r>
-      <w:proofErr w:type="spellEnd"/>
-      <w:r>
-        <w:rPr>
-          <w:rFonts w:ascii="Times New Roman" w:hAnsi="Times New Roman" w:cs="Times New Roman"/>
-        </w:rPr>
-        <w:t>[</w:t>
-      </w:r>
-      <w:proofErr w:type="spellStart"/>
-      <w:proofErr w:type="gramEnd"/>
-      <w:r>
-        <w:rPr>
-          <w:rFonts w:ascii="Times New Roman" w:hAnsi="Times New Roman" w:cs="Times New Roman"/>
-        </w:rPr>
-        <w:t>i</w:t>
-      </w:r>
-      <w:proofErr w:type="spellEnd"/>
-      <w:r>
-        <w:rPr>
-          <w:rFonts w:ascii="Times New Roman" w:hAnsi="Times New Roman" w:cs="Times New Roman"/>
-        </w:rPr>
-        <w:t xml:space="preserve"> + 1];</w:t>
-      </w:r>
-    </w:p>
-    <w:p>
-      <w:pPr>
-        <w:spacing w:line="216" w:lineRule="auto"/>
-        <w:rPr>
-          <w:rFonts w:ascii="Times New Roman" w:hAnsi="Times New Roman" w:cs="Times New Roman"/>
-        </w:rPr>
-      </w:pPr>
-      <w:r>
-        <w:rPr>
-          <w:rFonts w:ascii="Times New Roman" w:hAnsi="Times New Roman" w:cs="Times New Roman"/>
-        </w:rPr>
-        <w:t xml:space="preserve">    </w:t>
-      </w:r>
-      <w:proofErr w:type="spellStart"/>
-      <w:proofErr w:type="gramStart"/>
-      <w:r>
-        <w:rPr>
-          <w:rFonts w:ascii="Times New Roman" w:hAnsi="Times New Roman" w:cs="Times New Roman"/>
-        </w:rPr>
-        <w:t>arr</w:t>
-      </w:r>
-      <w:proofErr w:type="spellEnd"/>
-      <w:r>
-        <w:rPr>
-          <w:rFonts w:ascii="Times New Roman" w:hAnsi="Times New Roman" w:cs="Times New Roman"/>
-        </w:rPr>
-        <w:t>[</w:t>
-      </w:r>
-      <w:proofErr w:type="spellStart"/>
-      <w:proofErr w:type="gramEnd"/>
-      <w:r>
-        <w:rPr>
-          <w:rFonts w:ascii="Times New Roman" w:hAnsi="Times New Roman" w:cs="Times New Roman"/>
-        </w:rPr>
-        <w:t>i</w:t>
-      </w:r>
-      <w:proofErr w:type="spellEnd"/>
-      <w:r>
-        <w:rPr>
-          <w:rFonts w:ascii="Times New Roman" w:hAnsi="Times New Roman" w:cs="Times New Roman"/>
-        </w:rPr>
-        <w:t xml:space="preserve"> + 1] = </w:t>
-      </w:r>
-      <w:proofErr w:type="spellStart"/>
-      <w:r>
-        <w:rPr>
-          <w:rFonts w:ascii="Times New Roman" w:hAnsi="Times New Roman" w:cs="Times New Roman"/>
-        </w:rPr>
-        <w:t>arr</w:t>
-      </w:r>
-      <w:proofErr w:type="spellEnd"/>
-      <w:r>
-        <w:rPr>
-          <w:rFonts w:ascii="Times New Roman" w:hAnsi="Times New Roman" w:cs="Times New Roman"/>
-        </w:rPr>
-        <w:t>[high];</w:t>
-      </w:r>
-    </w:p>
-    <w:p>
-      <w:pPr>
-        <w:spacing w:line="216" w:lineRule="auto"/>
-        <w:rPr>
-          <w:rFonts w:ascii="Times New Roman" w:hAnsi="Times New Roman" w:cs="Times New Roman"/>
-        </w:rPr>
-      </w:pPr>
-      <w:r>
-        <w:rPr>
-          <w:rFonts w:ascii="Times New Roman" w:hAnsi="Times New Roman" w:cs="Times New Roman"/>
-        </w:rPr>
-        <w:t xml:space="preserve">    </w:t>
-      </w:r>
-      <w:proofErr w:type="spellStart"/>
-      <w:r>
-        <w:rPr>
-          <w:rFonts w:ascii="Times New Roman" w:hAnsi="Times New Roman" w:cs="Times New Roman"/>
-        </w:rPr>
-        <w:t>arr</w:t>
-      </w:r>
-      <w:proofErr w:type="spellEnd"/>
-      <w:r>
-        <w:rPr>
-          <w:rFonts w:ascii="Times New Roman" w:hAnsi="Times New Roman" w:cs="Times New Roman"/>
-        </w:rPr>
-        <w:t>[high] = temp;</w:t>
-      </w:r>
-    </w:p>
-    <w:p>
-      <w:pPr>
-        <w:spacing w:line="216" w:lineRule="auto"/>
-        <w:rPr>
-          <w:rFonts w:ascii="Times New Roman" w:hAnsi="Times New Roman" w:cs="Times New Roman"/>
-        </w:rPr>
-      </w:pPr>
-      <w:r>
-        <w:rPr>
-          <w:rFonts w:ascii="Times New Roman" w:hAnsi="Times New Roman" w:cs="Times New Roman"/>
-        </w:rPr>
-        <w:t xml:space="preserve">    return </w:t>
-      </w:r>
-      <w:proofErr w:type="spellStart"/>
-      <w:r>
-        <w:rPr>
-          <w:rFonts w:ascii="Times New Roman" w:hAnsi="Times New Roman" w:cs="Times New Roman"/>
-        </w:rPr>
-        <w:t>i</w:t>
-      </w:r>
-      <w:proofErr w:type="spellEnd"/>
-      <w:r>
-        <w:rPr>
-          <w:rFonts w:ascii="Times New Roman" w:hAnsi="Times New Roman" w:cs="Times New Roman"/>
-        </w:rPr>
-        <w:t xml:space="preserve"> + 1;</w:t>
-      </w:r>
-    </w:p>
-    <w:p>
-      <w:pPr>
-        <w:spacing w:line="216" w:lineRule="auto"/>
-        <w:rPr>
-          <w:rFonts w:ascii="Times New Roman" w:hAnsi="Times New Roman" w:cs="Times New Roman"/>
-        </w:rPr>
-      </w:pPr>
-      <w:r>
-        <w:rPr>
-          <w:rFonts w:ascii="Times New Roman" w:hAnsi="Times New Roman" w:cs="Times New Roman"/>
-        </w:rPr>
-        <w:t>}</w:t>
-      </w:r>
-    </w:p>
-    <w:p>
-      <w:pPr>
-        <w:spacing w:line="216" w:lineRule="auto"/>
-        <w:rPr>
-          <w:rFonts w:ascii="Times New Roman" w:hAnsi="Times New Roman" w:cs="Times New Roman"/>
-        </w:rPr>
-      </w:pPr>
-    </w:p>
-    <w:p>
-      <w:pPr>
-        <w:spacing w:line="216" w:lineRule="auto"/>
-        <w:rPr>
-          <w:rFonts w:ascii="Times New Roman" w:hAnsi="Times New Roman" w:cs="Times New Roman"/>
-        </w:rPr>
-      </w:pPr>
-      <w:r>
-        <w:rPr>
-          <w:rFonts w:ascii="Times New Roman" w:hAnsi="Times New Roman" w:cs="Times New Roman"/>
-        </w:rPr>
-        <w:t xml:space="preserve">void </w:t>
-      </w:r>
-      <w:proofErr w:type="spellStart"/>
-      <w:proofErr w:type="gramStart"/>
-      <w:r>
-        <w:rPr>
-          <w:rFonts w:ascii="Times New Roman" w:hAnsi="Times New Roman" w:cs="Times New Roman"/>
-        </w:rPr>
-        <w:t>quickSort</w:t>
-      </w:r>
-      <w:proofErr w:type="spellEnd"/>
-      <w:r>
-        <w:rPr>
-          <w:rFonts w:ascii="Times New Roman" w:hAnsi="Times New Roman" w:cs="Times New Roman"/>
-        </w:rPr>
-        <w:t>(</w:t>
-      </w:r>
-      <w:proofErr w:type="gramEnd"/>
-      <w:r>
-        <w:rPr>
-          <w:rFonts w:ascii="Times New Roman" w:hAnsi="Times New Roman" w:cs="Times New Roman"/>
-        </w:rPr>
-        <w:t xml:space="preserve">int </w:t>
-      </w:r>
-      <w:proofErr w:type="spellStart"/>
-      <w:proofErr w:type="gramStart"/>
-      <w:r>
-        <w:rPr>
-          <w:rFonts w:ascii="Times New Roman" w:hAnsi="Times New Roman" w:cs="Times New Roman"/>
-        </w:rPr>
-        <w:t>arr</w:t>
-      </w:r>
-      <w:proofErr w:type="spellEnd"/>
-      <w:r>
-        <w:rPr>
-          <w:rFonts w:ascii="Times New Roman" w:hAnsi="Times New Roman" w:cs="Times New Roman"/>
-        </w:rPr>
-        <w:t>[</w:t>
-      </w:r>
-      <w:proofErr w:type="gramEnd"/>
-      <w:r>
-        <w:rPr>
-          <w:rFonts w:ascii="Times New Roman" w:hAnsi="Times New Roman" w:cs="Times New Roman"/>
-        </w:rPr>
-        <w:t>], int low, int high)</w:t>
-      </w:r>
-    </w:p>
-    <w:p>
-      <w:pPr>
-        <w:spacing w:line="216" w:lineRule="auto"/>
-        <w:rPr>
-          <w:rFonts w:ascii="Times New Roman" w:hAnsi="Times New Roman" w:cs="Times New Roman"/>
-        </w:rPr>
-      </w:pPr>
-      <w:r>
-        <w:rPr>
-          <w:rFonts w:ascii="Times New Roman" w:hAnsi="Times New Roman" w:cs="Times New Roman"/>
-        </w:rPr>
-        <w:t>{</w:t>
-      </w:r>
-    </w:p>
-    <w:p>
-      <w:pPr>
-        <w:spacing w:line="216" w:lineRule="auto"/>
-        <w:rPr>
-          <w:rFonts w:ascii="Times New Roman" w:hAnsi="Times New Roman" w:cs="Times New Roman"/>
-        </w:rPr>
-      </w:pPr>
-      <w:r>
-        <w:rPr>
-          <w:rFonts w:ascii="Times New Roman" w:hAnsi="Times New Roman" w:cs="Times New Roman"/>
-        </w:rPr>
-        <w:t xml:space="preserve">    </w:t>
-      </w:r>
-      <w:proofErr w:type="gramStart"/>
-      <w:r>
-        <w:rPr>
-          <w:rFonts w:ascii="Times New Roman" w:hAnsi="Times New Roman" w:cs="Times New Roman"/>
-        </w:rPr>
-        <w:t>if(</w:t>
-      </w:r>
-      <w:proofErr w:type="gramEnd"/>
-      <w:r>
-        <w:rPr>
-          <w:rFonts w:ascii="Times New Roman" w:hAnsi="Times New Roman" w:cs="Times New Roman"/>
-        </w:rPr>
-        <w:t>low &lt; high)</w:t>
-      </w:r>
-    </w:p>
-    <w:p>
-      <w:pPr>
-        <w:spacing w:line="216" w:lineRule="auto"/>
-        <w:rPr>
-          <w:rFonts w:ascii="Times New Roman" w:hAnsi="Times New Roman" w:cs="Times New Roman"/>
-        </w:rPr>
-      </w:pPr>
-      <w:r>
-        <w:rPr>
-          <w:rFonts w:ascii="Times New Roman" w:hAnsi="Times New Roman" w:cs="Times New Roman"/>
-        </w:rPr>
-        <w:t>    {</w:t>
-      </w:r>
-    </w:p>
-    <w:p>
-      <w:pPr>
-        <w:spacing w:line="216" w:lineRule="auto"/>
-        <w:rPr>
-          <w:rFonts w:ascii="Times New Roman" w:hAnsi="Times New Roman" w:cs="Times New Roman"/>
-        </w:rPr>
-      </w:pPr>
-      <w:r>
-        <w:rPr>
-          <w:rFonts w:ascii="Times New Roman" w:hAnsi="Times New Roman" w:cs="Times New Roman"/>
-        </w:rPr>
-        <w:t xml:space="preserve">        int p = </w:t>
-      </w:r>
-      <w:proofErr w:type="gramStart"/>
-      <w:r>
-        <w:rPr>
-          <w:rFonts w:ascii="Times New Roman" w:hAnsi="Times New Roman" w:cs="Times New Roman"/>
-        </w:rPr>
-        <w:t>partition(</w:t>
-      </w:r>
-      <w:proofErr w:type="spellStart"/>
-      <w:proofErr w:type="gramEnd"/>
-      <w:r>
-        <w:rPr>
-          <w:rFonts w:ascii="Times New Roman" w:hAnsi="Times New Roman" w:cs="Times New Roman"/>
-        </w:rPr>
-        <w:t>arr</w:t>
-      </w:r>
-      <w:proofErr w:type="spellEnd"/>
-      <w:r>
-        <w:rPr>
-          <w:rFonts w:ascii="Times New Roman" w:hAnsi="Times New Roman" w:cs="Times New Roman"/>
-        </w:rPr>
-        <w:t>, low, high);</w:t>
-      </w:r>
-    </w:p>
-    <w:p>
-      <w:pPr>
-        <w:spacing w:line="216" w:lineRule="auto"/>
-        <w:rPr>
-          <w:rFonts w:ascii="Times New Roman" w:hAnsi="Times New Roman" w:cs="Times New Roman"/>
-        </w:rPr>
-      </w:pPr>
-      <w:r>
-        <w:rPr>
-          <w:rFonts w:ascii="Times New Roman" w:hAnsi="Times New Roman" w:cs="Times New Roman"/>
-        </w:rPr>
-        <w:t xml:space="preserve">        </w:t>
-      </w:r>
-      <w:proofErr w:type="spellStart"/>
-      <w:proofErr w:type="gramStart"/>
-      <w:r>
-        <w:rPr>
-          <w:rFonts w:ascii="Times New Roman" w:hAnsi="Times New Roman" w:cs="Times New Roman"/>
-        </w:rPr>
-        <w:t>quickSort</w:t>
-      </w:r>
-      <w:proofErr w:type="spellEnd"/>
-      <w:r>
-        <w:rPr>
-          <w:rFonts w:ascii="Times New Roman" w:hAnsi="Times New Roman" w:cs="Times New Roman"/>
-        </w:rPr>
-        <w:t>(</w:t>
-      </w:r>
-      <w:proofErr w:type="spellStart"/>
-      <w:proofErr w:type="gramEnd"/>
-      <w:r>
-        <w:rPr>
-          <w:rFonts w:ascii="Times New Roman" w:hAnsi="Times New Roman" w:cs="Times New Roman"/>
-        </w:rPr>
-        <w:t>arr</w:t>
-      </w:r>
-      <w:proofErr w:type="spellEnd"/>
-      <w:r>
-        <w:rPr>
-          <w:rFonts w:ascii="Times New Roman" w:hAnsi="Times New Roman" w:cs="Times New Roman"/>
-        </w:rPr>
-        <w:t>, low, p - 1);</w:t>
-      </w:r>
-    </w:p>
-    <w:p>
-      <w:pPr>
-        <w:spacing w:line="216" w:lineRule="auto"/>
-        <w:rPr>
-          <w:rFonts w:ascii="Times New Roman" w:hAnsi="Times New Roman" w:cs="Times New Roman"/>
-        </w:rPr>
-      </w:pPr>
-      <w:r>
-        <w:rPr>
-          <w:rFonts w:ascii="Times New Roman" w:hAnsi="Times New Roman" w:cs="Times New Roman"/>
-        </w:rPr>
-        <w:t xml:space="preserve">        </w:t>
-      </w:r>
-      <w:proofErr w:type="spellStart"/>
-      <w:proofErr w:type="gramStart"/>
-      <w:r>
-        <w:rPr>
-          <w:rFonts w:ascii="Times New Roman" w:hAnsi="Times New Roman" w:cs="Times New Roman"/>
-        </w:rPr>
-        <w:t>quickSort</w:t>
-      </w:r>
-      <w:proofErr w:type="spellEnd"/>
-      <w:r>
-        <w:rPr>
-          <w:rFonts w:ascii="Times New Roman" w:hAnsi="Times New Roman" w:cs="Times New Roman"/>
-        </w:rPr>
-        <w:t>(</w:t>
-      </w:r>
-      <w:proofErr w:type="spellStart"/>
-      <w:proofErr w:type="gramEnd"/>
-      <w:r>
-        <w:rPr>
-          <w:rFonts w:ascii="Times New Roman" w:hAnsi="Times New Roman" w:cs="Times New Roman"/>
-        </w:rPr>
-        <w:t>arr</w:t>
-      </w:r>
-      <w:proofErr w:type="spellEnd"/>
-      <w:r>
-        <w:rPr>
-          <w:rFonts w:ascii="Times New Roman" w:hAnsi="Times New Roman" w:cs="Times New Roman"/>
-        </w:rPr>
-        <w:t>, p + 1, high);</w:t>
-      </w:r>
-    </w:p>
-    <w:p>
-      <w:pPr>
-        <w:spacing w:line="216" w:lineRule="auto"/>
-        <w:rPr>
-          <w:rFonts w:ascii="Times New Roman" w:hAnsi="Times New Roman" w:cs="Times New Roman"/>
-        </w:rPr>
-      </w:pPr>
-      <w:r>
-        <w:rPr>
-          <w:rFonts w:ascii="Times New Roman" w:hAnsi="Times New Roman" w:cs="Times New Roman"/>
-        </w:rPr>
-        <w:t>    }</w:t>
-      </w:r>
-    </w:p>
-    <w:p>
-      <w:pPr>
-        <w:spacing w:line="216" w:lineRule="auto"/>
-        <w:rPr>
-          <w:rFonts w:ascii="Times New Roman" w:hAnsi="Times New Roman" w:cs="Times New Roman"/>
-        </w:rPr>
-      </w:pPr>
-      <w:r>
-        <w:rPr>
-          <w:rFonts w:ascii="Times New Roman" w:hAnsi="Times New Roman" w:cs="Times New Roman"/>
-        </w:rPr>
-        <w:t>}</w:t>
-      </w:r>
-    </w:p>
-    <w:p>
-      <w:pPr>
-        <w:spacing w:line="216" w:lineRule="auto"/>
-        <w:rPr>
-          <w:rFonts w:ascii="Times New Roman" w:hAnsi="Times New Roman" w:cs="Times New Roman"/>
-        </w:rPr>
-      </w:pPr>
-    </w:p>
-    <w:p>
-      <w:pPr>
-        <w:spacing w:line="216" w:lineRule="auto"/>
-        <w:rPr>
-          <w:rFonts w:ascii="Times New Roman" w:hAnsi="Times New Roman" w:cs="Times New Roman"/>
-        </w:rPr>
-      </w:pPr>
-      <w:r>
-        <w:rPr>
-          <w:rFonts w:ascii="Times New Roman" w:hAnsi="Times New Roman" w:cs="Times New Roman"/>
-        </w:rPr>
-        <w:t xml:space="preserve">int </w:t>
-      </w:r>
-      <w:proofErr w:type="gramStart"/>
-      <w:r>
-        <w:rPr>
-          <w:rFonts w:ascii="Times New Roman" w:hAnsi="Times New Roman" w:cs="Times New Roman"/>
-        </w:rPr>
-        <w:t>main(</w:t>
-      </w:r>
-      <w:proofErr w:type="gramEnd"/>
-      <w:r>
-        <w:rPr>
-          <w:rFonts w:ascii="Times New Roman" w:hAnsi="Times New Roman" w:cs="Times New Roman"/>
-        </w:rPr>
-        <w:t>)</w:t>
-      </w:r>
-    </w:p>
-    <w:p>
-      <w:pPr>
-        <w:spacing w:line="216" w:lineRule="auto"/>
-        <w:rPr>
-          <w:rFonts w:ascii="Times New Roman" w:hAnsi="Times New Roman" w:cs="Times New Roman"/>
-        </w:rPr>
-      </w:pPr>
-      <w:r>
-        <w:rPr>
-          <w:rFonts w:ascii="Times New Roman" w:hAnsi="Times New Roman" w:cs="Times New Roman"/>
-        </w:rPr>
-        <w:t>{</w:t>
-      </w:r>
-    </w:p>
-    <w:p>
-      <w:pPr>
-        <w:spacing w:line="216" w:lineRule="auto"/>
-        <w:rPr>
-          <w:rFonts w:ascii="Times New Roman" w:hAnsi="Times New Roman" w:cs="Times New Roman"/>
-        </w:rPr>
-      </w:pPr>
-      <w:r>
-        <w:rPr>
-          <w:rFonts w:ascii="Times New Roman" w:hAnsi="Times New Roman" w:cs="Times New Roman"/>
-        </w:rPr>
-        <w:t xml:space="preserve">    int </w:t>
-      </w:r>
-      <w:proofErr w:type="gramStart"/>
-      <w:r>
-        <w:rPr>
-          <w:rFonts w:ascii="Times New Roman" w:hAnsi="Times New Roman" w:cs="Times New Roman"/>
-        </w:rPr>
-        <w:t>sizes[</w:t>
-      </w:r>
-      <w:proofErr w:type="gramEnd"/>
-      <w:r>
-        <w:rPr>
-          <w:rFonts w:ascii="Times New Roman" w:hAnsi="Times New Roman" w:cs="Times New Roman"/>
-        </w:rPr>
-        <w:t>] = {10000, 50000, 100000, 200000, 300000};</w:t>
-      </w:r>
-    </w:p>
-    <w:p>
-      <w:pPr>
-        <w:spacing w:line="216" w:lineRule="auto"/>
-        <w:rPr>
-          <w:rFonts w:ascii="Times New Roman" w:hAnsi="Times New Roman" w:cs="Times New Roman"/>
-        </w:rPr>
-      </w:pPr>
-      <w:r>
-        <w:rPr>
-          <w:rFonts w:ascii="Times New Roman" w:hAnsi="Times New Roman" w:cs="Times New Roman"/>
-        </w:rPr>
-        <w:t xml:space="preserve">    int </w:t>
-      </w:r>
-      <w:proofErr w:type="spellStart"/>
-      <w:r>
-        <w:rPr>
-          <w:rFonts w:ascii="Times New Roman" w:hAnsi="Times New Roman" w:cs="Times New Roman"/>
-        </w:rPr>
-        <w:t>num_sizes</w:t>
-      </w:r>
-      <w:proofErr w:type="spellEnd"/>
-      <w:r>
-        <w:rPr>
-          <w:rFonts w:ascii="Times New Roman" w:hAnsi="Times New Roman" w:cs="Times New Roman"/>
-        </w:rPr>
-        <w:t xml:space="preserve"> = </w:t>
-      </w:r>
-      <w:proofErr w:type="spellStart"/>
-      <w:r>
-        <w:rPr>
-          <w:rFonts w:ascii="Times New Roman" w:hAnsi="Times New Roman" w:cs="Times New Roman"/>
-        </w:rPr>
-        <w:t>sizeof</w:t>
-      </w:r>
-      <w:proofErr w:type="spellEnd"/>
-      <w:r>
-        <w:rPr>
-          <w:rFonts w:ascii="Times New Roman" w:hAnsi="Times New Roman" w:cs="Times New Roman"/>
-        </w:rPr>
-        <w:t xml:space="preserve">(sizes) / </w:t>
-      </w:r>
-      <w:proofErr w:type="spellStart"/>
-      <w:r>
-        <w:rPr>
-          <w:rFonts w:ascii="Times New Roman" w:hAnsi="Times New Roman" w:cs="Times New Roman"/>
-        </w:rPr>
-        <w:t>sizeof</w:t>
-      </w:r>
-      <w:proofErr w:type="spellEnd"/>
-      <w:r>
-        <w:rPr>
-          <w:rFonts w:ascii="Times New Roman" w:hAnsi="Times New Roman" w:cs="Times New Roman"/>
-        </w:rPr>
-        <w:t>(</w:t>
-      </w:r>
-      <w:proofErr w:type="gramStart"/>
-      <w:r>
-        <w:rPr>
-          <w:rFonts w:ascii="Times New Roman" w:hAnsi="Times New Roman" w:cs="Times New Roman"/>
-        </w:rPr>
-        <w:t>sizes[</w:t>
-      </w:r>
-      <w:proofErr w:type="gramEnd"/>
-      <w:r>
-        <w:rPr>
-          <w:rFonts w:ascii="Times New Roman" w:hAnsi="Times New Roman" w:cs="Times New Roman"/>
-        </w:rPr>
-        <w:t>0]);</w:t>
-      </w:r>
-    </w:p>
-    <w:p>
-      <w:pPr>
-        <w:spacing w:line="216" w:lineRule="auto"/>
-        <w:rPr>
-          <w:rFonts w:ascii="Times New Roman" w:hAnsi="Times New Roman" w:cs="Times New Roman"/>
-        </w:rPr>
-      </w:pPr>
-      <w:r>
-        <w:rPr>
-          <w:rFonts w:ascii="Times New Roman" w:hAnsi="Times New Roman" w:cs="Times New Roman"/>
-        </w:rPr>
-        <w:t xml:space="preserve">    </w:t>
-      </w:r>
-      <w:proofErr w:type="spellStart"/>
-      <w:proofErr w:type="gramStart"/>
-      <w:r>
-        <w:rPr>
-          <w:rFonts w:ascii="Times New Roman" w:hAnsi="Times New Roman" w:cs="Times New Roman"/>
-        </w:rPr>
-        <w:t>printf</w:t>
-      </w:r>
-      <w:proofErr w:type="spellEnd"/>
-      <w:r>
-        <w:rPr>
-          <w:rFonts w:ascii="Times New Roman" w:hAnsi="Times New Roman" w:cs="Times New Roman"/>
-        </w:rPr>
-        <w:t>(</w:t>
-      </w:r>
-      <w:proofErr w:type="gramEnd"/>
-      <w:r>
-        <w:rPr>
-          <w:rFonts w:ascii="Times New Roman" w:hAnsi="Times New Roman" w:cs="Times New Roman"/>
-        </w:rPr>
-        <w:t>"Size\</w:t>
-      </w:r>
-      <w:proofErr w:type="spellStart"/>
-      <w:r>
-        <w:rPr>
-          <w:rFonts w:ascii="Times New Roman" w:hAnsi="Times New Roman" w:cs="Times New Roman"/>
-        </w:rPr>
-        <w:t>tBubble</w:t>
-      </w:r>
-      <w:proofErr w:type="spellEnd"/>
-      <w:r>
-        <w:rPr>
-          <w:rFonts w:ascii="Times New Roman" w:hAnsi="Times New Roman" w:cs="Times New Roman"/>
-        </w:rPr>
-        <w:t xml:space="preserve"> Sort(s)\</w:t>
-      </w:r>
-      <w:proofErr w:type="spellStart"/>
-      <w:r>
-        <w:rPr>
-          <w:rFonts w:ascii="Times New Roman" w:hAnsi="Times New Roman" w:cs="Times New Roman"/>
-        </w:rPr>
-        <w:t>tQuick</w:t>
-      </w:r>
-      <w:proofErr w:type="spellEnd"/>
-      <w:r>
-        <w:rPr>
-          <w:rFonts w:ascii="Times New Roman" w:hAnsi="Times New Roman" w:cs="Times New Roman"/>
-        </w:rPr>
-        <w:t xml:space="preserve"> Sort(s)\n");</w:t>
-      </w:r>
-    </w:p>
-    <w:p>
-      <w:pPr>
-        <w:spacing w:line="216" w:lineRule="auto"/>
-        <w:rPr>
-          <w:rFonts w:ascii="Times New Roman" w:hAnsi="Times New Roman" w:cs="Times New Roman"/>
-        </w:rPr>
-      </w:pPr>
-      <w:r>
-        <w:rPr>
-          <w:rFonts w:ascii="Times New Roman" w:hAnsi="Times New Roman" w:cs="Times New Roman"/>
-        </w:rPr>
-        <w:t xml:space="preserve">    </w:t>
-      </w:r>
-      <w:proofErr w:type="spellStart"/>
-      <w:r>
-        <w:rPr>
-          <w:rFonts w:ascii="Times New Roman" w:hAnsi="Times New Roman" w:cs="Times New Roman"/>
-        </w:rPr>
-        <w:t>srand</w:t>
-      </w:r>
-      <w:proofErr w:type="spellEnd"/>
-      <w:r>
-        <w:rPr>
-          <w:rFonts w:ascii="Times New Roman" w:hAnsi="Times New Roman" w:cs="Times New Roman"/>
-        </w:rPr>
-        <w:t>(</w:t>
-      </w:r>
-      <w:proofErr w:type="gramStart"/>
-      <w:r>
-        <w:rPr>
-          <w:rFonts w:ascii="Times New Roman" w:hAnsi="Times New Roman" w:cs="Times New Roman"/>
-        </w:rPr>
-        <w:t>time(</w:t>
-      </w:r>
-      <w:proofErr w:type="gramEnd"/>
-      <w:r>
-        <w:rPr>
-          <w:rFonts w:ascii="Times New Roman" w:hAnsi="Times New Roman" w:cs="Times New Roman"/>
-        </w:rPr>
-        <w:t>NULL));</w:t>
-      </w:r>
-    </w:p>
-    <w:p>
-      <w:pPr>
-        <w:spacing w:line="216" w:lineRule="auto"/>
-        <w:rPr>
-          <w:rFonts w:ascii="Times New Roman" w:hAnsi="Times New Roman" w:cs="Times New Roman"/>
-        </w:rPr>
-      </w:pPr>
-      <w:r>
-        <w:rPr>
-          <w:rFonts w:ascii="Times New Roman" w:hAnsi="Times New Roman" w:cs="Times New Roman"/>
-        </w:rPr>
-        <w:t xml:space="preserve">    for (int s = 0; s &lt; </w:t>
-      </w:r>
-      <w:proofErr w:type="spellStart"/>
-      <w:r>
-        <w:rPr>
-          <w:rFonts w:ascii="Times New Roman" w:hAnsi="Times New Roman" w:cs="Times New Roman"/>
-        </w:rPr>
-        <w:t>num_sizes</w:t>
-      </w:r>
-      <w:proofErr w:type="spellEnd"/>
-      <w:r>
-        <w:rPr>
-          <w:rFonts w:ascii="Times New Roman" w:hAnsi="Times New Roman" w:cs="Times New Roman"/>
-        </w:rPr>
-        <w:t>; s++)</w:t>
-      </w:r>
-    </w:p>
-    <w:p>
-      <w:pPr>
-        <w:spacing w:line="216" w:lineRule="auto"/>
-        <w:rPr>
-          <w:rFonts w:ascii="Times New Roman" w:hAnsi="Times New Roman" w:cs="Times New Roman"/>
-        </w:rPr>
-      </w:pPr>
-      <w:r>
-        <w:rPr>
-          <w:rFonts w:ascii="Times New Roman" w:hAnsi="Times New Roman" w:cs="Times New Roman"/>
-        </w:rPr>
-        <w:t>    {</w:t>
-      </w:r>
-    </w:p>
-    <w:p>
-      <w:pPr>
-        <w:spacing w:line="216" w:lineRule="auto"/>
-        <w:rPr>
-          <w:rFonts w:ascii="Times New Roman" w:hAnsi="Times New Roman" w:cs="Times New Roman"/>
-        </w:rPr>
-      </w:pPr>
-      <w:r>
-        <w:rPr>
-          <w:rFonts w:ascii="Times New Roman" w:hAnsi="Times New Roman" w:cs="Times New Roman"/>
-        </w:rPr>
-        <w:t>        int n = sizes[s];</w:t>
-      </w:r>
-    </w:p>
-    <w:p>
-      <w:pPr>
-        <w:spacing w:line="216" w:lineRule="auto"/>
-        <w:rPr>
-          <w:rFonts w:ascii="Times New Roman" w:hAnsi="Times New Roman" w:cs="Times New Roman"/>
-        </w:rPr>
-      </w:pPr>
-      <w:r>
-        <w:rPr>
-          <w:rFonts w:ascii="Times New Roman" w:hAnsi="Times New Roman" w:cs="Times New Roman"/>
-        </w:rPr>
-        <w:t xml:space="preserve">        int *arr1 = (int </w:t>
-      </w:r>
-      <w:proofErr w:type="gramStart"/>
-      <w:r>
-        <w:rPr>
-          <w:rFonts w:ascii="Times New Roman" w:hAnsi="Times New Roman" w:cs="Times New Roman"/>
-        </w:rPr>
-        <w:t>*)malloc</w:t>
-      </w:r>
-      <w:proofErr w:type="gramEnd"/>
-      <w:r>
-        <w:rPr>
-          <w:rFonts w:ascii="Times New Roman" w:hAnsi="Times New Roman" w:cs="Times New Roman"/>
-        </w:rPr>
-        <w:t xml:space="preserve">(n * </w:t>
-      </w:r>
-      <w:proofErr w:type="spellStart"/>
-      <w:r>
-        <w:rPr>
-          <w:rFonts w:ascii="Times New Roman" w:hAnsi="Times New Roman" w:cs="Times New Roman"/>
-        </w:rPr>
-        <w:t>sizeof</w:t>
-      </w:r>
-      <w:proofErr w:type="spellEnd"/>
-      <w:r>
-        <w:rPr>
-          <w:rFonts w:ascii="Times New Roman" w:hAnsi="Times New Roman" w:cs="Times New Roman"/>
-        </w:rPr>
-        <w:t>(int));</w:t>
-      </w:r>
-    </w:p>
-    <w:p>
-      <w:pPr>
-        <w:spacing w:line="216" w:lineRule="auto"/>
-        <w:rPr>
-          <w:rFonts w:ascii="Times New Roman" w:hAnsi="Times New Roman" w:cs="Times New Roman"/>
-        </w:rPr>
-      </w:pPr>
-      <w:r>
-        <w:rPr>
-          <w:rFonts w:ascii="Times New Roman" w:hAnsi="Times New Roman" w:cs="Times New Roman"/>
-        </w:rPr>
-        <w:t xml:space="preserve">        int *arr2 = (int </w:t>
-      </w:r>
-      <w:proofErr w:type="gramStart"/>
-      <w:r>
-        <w:rPr>
-          <w:rFonts w:ascii="Times New Roman" w:hAnsi="Times New Roman" w:cs="Times New Roman"/>
-        </w:rPr>
-        <w:t>*)malloc</w:t>
-      </w:r>
-      <w:proofErr w:type="gramEnd"/>
-      <w:r>
-        <w:rPr>
-          <w:rFonts w:ascii="Times New Roman" w:hAnsi="Times New Roman" w:cs="Times New Roman"/>
-        </w:rPr>
-        <w:t xml:space="preserve">(n * </w:t>
-      </w:r>
-      <w:proofErr w:type="spellStart"/>
-      <w:r>
-        <w:rPr>
-          <w:rFonts w:ascii="Times New Roman" w:hAnsi="Times New Roman" w:cs="Times New Roman"/>
-        </w:rPr>
-        <w:t>sizeof</w:t>
-      </w:r>
-      <w:proofErr w:type="spellEnd"/>
-      <w:r>
-        <w:rPr>
-          <w:rFonts w:ascii="Times New Roman" w:hAnsi="Times New Roman" w:cs="Times New Roman"/>
-        </w:rPr>
-        <w:t>(int));</w:t>
-      </w:r>
-    </w:p>
-    <w:p>
-      <w:pPr>
-        <w:spacing w:line="216" w:lineRule="auto"/>
-        <w:rPr>
-          <w:rFonts w:ascii="Times New Roman" w:hAnsi="Times New Roman" w:cs="Times New Roman"/>
-        </w:rPr>
-      </w:pPr>
-      <w:r>
-        <w:rPr>
-          <w:rFonts w:ascii="Times New Roman" w:hAnsi="Times New Roman" w:cs="Times New Roman"/>
-        </w:rPr>
-        <w:t xml:space="preserve">        for (int </w:t>
-      </w:r>
-      <w:proofErr w:type="spellStart"/>
-      <w:r>
-        <w:rPr>
-          <w:rFonts w:ascii="Times New Roman" w:hAnsi="Times New Roman" w:cs="Times New Roman"/>
-        </w:rPr>
-        <w:t>i</w:t>
-      </w:r>
-      <w:proofErr w:type="spellEnd"/>
-      <w:r>
-        <w:rPr>
-          <w:rFonts w:ascii="Times New Roman" w:hAnsi="Times New Roman" w:cs="Times New Roman"/>
-        </w:rPr>
-        <w:t xml:space="preserve"> = 0; </w:t>
-      </w:r>
-      <w:proofErr w:type="spellStart"/>
-      <w:r>
-        <w:rPr>
-          <w:rFonts w:ascii="Times New Roman" w:hAnsi="Times New Roman" w:cs="Times New Roman"/>
-        </w:rPr>
-        <w:t>i</w:t>
-      </w:r>
-      <w:proofErr w:type="spellEnd"/>
-      <w:r>
-        <w:rPr>
-          <w:rFonts w:ascii="Times New Roman" w:hAnsi="Times New Roman" w:cs="Times New Roman"/>
-        </w:rPr>
-        <w:t xml:space="preserve"> &lt; n; </w:t>
-      </w:r>
-      <w:proofErr w:type="spellStart"/>
-      <w:r>
-        <w:rPr>
-          <w:rFonts w:ascii="Times New Roman" w:hAnsi="Times New Roman" w:cs="Times New Roman"/>
-        </w:rPr>
-        <w:t>i</w:t>
-      </w:r>
-      <w:proofErr w:type="spellEnd"/>
-      <w:r>
-        <w:rPr>
-          <w:rFonts w:ascii="Times New Roman" w:hAnsi="Times New Roman" w:cs="Times New Roman"/>
-        </w:rPr>
-        <w:t>++)</w:t>
-      </w:r>
-    </w:p>
-    <w:p>
-      <w:pPr>
-        <w:spacing w:line="216" w:lineRule="auto"/>
-        <w:rPr>
-          <w:rFonts w:ascii="Times New Roman" w:hAnsi="Times New Roman" w:cs="Times New Roman"/>
-        </w:rPr>
-      </w:pPr>
-      <w:r>
-        <w:rPr>
-          <w:rFonts w:ascii="Times New Roman" w:hAnsi="Times New Roman" w:cs="Times New Roman"/>
-        </w:rPr>
-        <w:t>        {</w:t>
-      </w:r>
-    </w:p>
-    <w:p>
-      <w:pPr>
-        <w:spacing w:line="216" w:lineRule="auto"/>
-        <w:rPr>
-          <w:rFonts w:ascii="Times New Roman" w:hAnsi="Times New Roman" w:cs="Times New Roman"/>
-        </w:rPr>
-      </w:pPr>
-      <w:r>
-        <w:rPr>
-          <w:rFonts w:ascii="Times New Roman" w:hAnsi="Times New Roman" w:cs="Times New Roman"/>
-        </w:rPr>
-        <w:lastRenderedPageBreak/>
-        <w:t>            arr1[</w:t>
-      </w:r>
-      <w:proofErr w:type="spellStart"/>
-      <w:r>
-        <w:rPr>
-          <w:rFonts w:ascii="Times New Roman" w:hAnsi="Times New Roman" w:cs="Times New Roman"/>
-        </w:rPr>
-        <w:t>i</w:t>
-      </w:r>
-      <w:proofErr w:type="spellEnd"/>
-      <w:r>
-        <w:rPr>
-          <w:rFonts w:ascii="Times New Roman" w:hAnsi="Times New Roman" w:cs="Times New Roman"/>
-        </w:rPr>
-        <w:t xml:space="preserve">] = </w:t>
-      </w:r>
-      <w:proofErr w:type="gramStart"/>
-      <w:r>
-        <w:rPr>
-          <w:rFonts w:ascii="Times New Roman" w:hAnsi="Times New Roman" w:cs="Times New Roman"/>
-        </w:rPr>
-        <w:t>rand(</w:t>
-      </w:r>
-      <w:proofErr w:type="gramEnd"/>
-      <w:r>
-        <w:rPr>
-          <w:rFonts w:ascii="Times New Roman" w:hAnsi="Times New Roman" w:cs="Times New Roman"/>
-        </w:rPr>
-        <w:t>) % 100000;</w:t>
-      </w:r>
-    </w:p>
-    <w:p>
-      <w:pPr>
-        <w:spacing w:line="216" w:lineRule="auto"/>
-        <w:rPr>
-          <w:rFonts w:ascii="Times New Roman" w:hAnsi="Times New Roman" w:cs="Times New Roman"/>
-        </w:rPr>
-      </w:pPr>
-      <w:r>
-        <w:rPr>
-          <w:rFonts w:ascii="Times New Roman" w:hAnsi="Times New Roman" w:cs="Times New Roman"/>
-        </w:rPr>
-        <w:t>            arr2[</w:t>
-      </w:r>
-      <w:proofErr w:type="spellStart"/>
-      <w:r>
-        <w:rPr>
-          <w:rFonts w:ascii="Times New Roman" w:hAnsi="Times New Roman" w:cs="Times New Roman"/>
-        </w:rPr>
-        <w:t>i</w:t>
-      </w:r>
-      <w:proofErr w:type="spellEnd"/>
-      <w:r>
-        <w:rPr>
-          <w:rFonts w:ascii="Times New Roman" w:hAnsi="Times New Roman" w:cs="Times New Roman"/>
-        </w:rPr>
-        <w:t>] = arr1[</w:t>
-      </w:r>
-      <w:proofErr w:type="spellStart"/>
-      <w:r>
-        <w:rPr>
-          <w:rFonts w:ascii="Times New Roman" w:hAnsi="Times New Roman" w:cs="Times New Roman"/>
-        </w:rPr>
-        <w:t>i</w:t>
-      </w:r>
-      <w:proofErr w:type="spellEnd"/>
-      <w:r>
-        <w:rPr>
-          <w:rFonts w:ascii="Times New Roman" w:hAnsi="Times New Roman" w:cs="Times New Roman"/>
-        </w:rPr>
-        <w:t xml:space="preserve">]; </w:t>
-      </w:r>
-    </w:p>
-    <w:p>
-      <w:pPr>
-        <w:spacing w:line="216" w:lineRule="auto"/>
-        <w:rPr>
-          <w:rFonts w:ascii="Times New Roman" w:hAnsi="Times New Roman" w:cs="Times New Roman"/>
-        </w:rPr>
-      </w:pPr>
-      <w:r>
-        <w:rPr>
-          <w:rFonts w:ascii="Times New Roman" w:hAnsi="Times New Roman" w:cs="Times New Roman"/>
-        </w:rPr>
-        <w:t>        }</w:t>
-      </w:r>
-    </w:p>
-    <w:p>
-      <w:pPr>
-        <w:spacing w:line="216" w:lineRule="auto"/>
-        <w:rPr>
-          <w:rFonts w:ascii="Times New Roman" w:hAnsi="Times New Roman" w:cs="Times New Roman"/>
-        </w:rPr>
-      </w:pPr>
-      <w:r>
-        <w:rPr>
-          <w:rFonts w:ascii="Times New Roman" w:hAnsi="Times New Roman" w:cs="Times New Roman"/>
-        </w:rPr>
-        <w:t xml:space="preserve">        </w:t>
-      </w:r>
-      <w:proofErr w:type="spellStart"/>
-      <w:r>
-        <w:rPr>
-          <w:rFonts w:ascii="Times New Roman" w:hAnsi="Times New Roman" w:cs="Times New Roman"/>
-        </w:rPr>
-        <w:t>clock_t</w:t>
-      </w:r>
-      <w:proofErr w:type="spellEnd"/>
-      <w:r>
-        <w:rPr>
-          <w:rFonts w:ascii="Times New Roman" w:hAnsi="Times New Roman" w:cs="Times New Roman"/>
-        </w:rPr>
-        <w:t xml:space="preserve"> start = </w:t>
-      </w:r>
-      <w:proofErr w:type="gramStart"/>
-      <w:r>
-        <w:rPr>
-          <w:rFonts w:ascii="Times New Roman" w:hAnsi="Times New Roman" w:cs="Times New Roman"/>
-        </w:rPr>
-        <w:t>clock(</w:t>
-      </w:r>
-      <w:proofErr w:type="gramEnd"/>
-      <w:r>
-        <w:rPr>
-          <w:rFonts w:ascii="Times New Roman" w:hAnsi="Times New Roman" w:cs="Times New Roman"/>
-        </w:rPr>
-        <w:t>);</w:t>
-      </w:r>
-    </w:p>
-    <w:p>
-      <w:pPr>
-        <w:spacing w:line="216" w:lineRule="auto"/>
-        <w:rPr>
-          <w:rFonts w:ascii="Times New Roman" w:hAnsi="Times New Roman" w:cs="Times New Roman"/>
-        </w:rPr>
-      </w:pPr>
-      <w:r>
-        <w:rPr>
-          <w:rFonts w:ascii="Times New Roman" w:hAnsi="Times New Roman" w:cs="Times New Roman"/>
-        </w:rPr>
-        <w:t xml:space="preserve">        </w:t>
-      </w:r>
-      <w:proofErr w:type="spellStart"/>
-      <w:proofErr w:type="gramStart"/>
-      <w:r>
-        <w:rPr>
-          <w:rFonts w:ascii="Times New Roman" w:hAnsi="Times New Roman" w:cs="Times New Roman"/>
-        </w:rPr>
-        <w:t>bubbleSort</w:t>
-      </w:r>
-      <w:proofErr w:type="spellEnd"/>
-      <w:r>
-        <w:rPr>
-          <w:rFonts w:ascii="Times New Roman" w:hAnsi="Times New Roman" w:cs="Times New Roman"/>
-        </w:rPr>
-        <w:t>(</w:t>
-      </w:r>
-      <w:proofErr w:type="gramEnd"/>
-      <w:r>
-        <w:rPr>
-          <w:rFonts w:ascii="Times New Roman" w:hAnsi="Times New Roman" w:cs="Times New Roman"/>
-        </w:rPr>
-        <w:t>arr1, n);</w:t>
-      </w:r>
-    </w:p>
-    <w:p>
-      <w:pPr>
-        <w:spacing w:line="216" w:lineRule="auto"/>
-        <w:rPr>
-          <w:rFonts w:ascii="Times New Roman" w:hAnsi="Times New Roman" w:cs="Times New Roman"/>
-        </w:rPr>
-      </w:pPr>
-      <w:r>
-        <w:rPr>
-          <w:rFonts w:ascii="Times New Roman" w:hAnsi="Times New Roman" w:cs="Times New Roman"/>
-        </w:rPr>
-        <w:t xml:space="preserve">        </w:t>
-      </w:r>
-      <w:proofErr w:type="spellStart"/>
-      <w:r>
-        <w:rPr>
-          <w:rFonts w:ascii="Times New Roman" w:hAnsi="Times New Roman" w:cs="Times New Roman"/>
-        </w:rPr>
-        <w:t>clock_t</w:t>
-      </w:r>
-      <w:proofErr w:type="spellEnd"/>
-      <w:r>
-        <w:rPr>
-          <w:rFonts w:ascii="Times New Roman" w:hAnsi="Times New Roman" w:cs="Times New Roman"/>
-        </w:rPr>
-        <w:t xml:space="preserve"> stop = </w:t>
-      </w:r>
-      <w:proofErr w:type="gramStart"/>
-      <w:r>
-        <w:rPr>
-          <w:rFonts w:ascii="Times New Roman" w:hAnsi="Times New Roman" w:cs="Times New Roman"/>
-        </w:rPr>
-        <w:t>clock(</w:t>
-      </w:r>
-      <w:proofErr w:type="gramEnd"/>
-      <w:r>
-        <w:rPr>
-          <w:rFonts w:ascii="Times New Roman" w:hAnsi="Times New Roman" w:cs="Times New Roman"/>
-        </w:rPr>
-        <w:t>);</w:t>
-      </w:r>
-    </w:p>
-    <w:p>
-      <w:pPr>
-        <w:spacing w:line="216" w:lineRule="auto"/>
-        <w:rPr>
-          <w:rFonts w:ascii="Times New Roman" w:hAnsi="Times New Roman" w:cs="Times New Roman"/>
-        </w:rPr>
-      </w:pPr>
-      <w:r>
-        <w:rPr>
-          <w:rFonts w:ascii="Times New Roman" w:hAnsi="Times New Roman" w:cs="Times New Roman"/>
-        </w:rPr>
-        <w:t xml:space="preserve">        double </w:t>
-      </w:r>
-      <w:proofErr w:type="spellStart"/>
-      <w:r>
-        <w:rPr>
-          <w:rFonts w:ascii="Times New Roman" w:hAnsi="Times New Roman" w:cs="Times New Roman"/>
-        </w:rPr>
-        <w:t>bubble_time</w:t>
-      </w:r>
-      <w:proofErr w:type="spellEnd"/>
-      <w:r>
-        <w:rPr>
-          <w:rFonts w:ascii="Times New Roman" w:hAnsi="Times New Roman" w:cs="Times New Roman"/>
-        </w:rPr>
-        <w:t xml:space="preserve"> = (double</w:t>
-      </w:r>
-      <w:proofErr w:type="gramStart"/>
-      <w:r>
-        <w:rPr>
-          <w:rFonts w:ascii="Times New Roman" w:hAnsi="Times New Roman" w:cs="Times New Roman"/>
-        </w:rPr>
-        <w:t>)(</w:t>
-      </w:r>
-      <w:proofErr w:type="gramEnd"/>
-      <w:r>
-        <w:rPr>
-          <w:rFonts w:ascii="Times New Roman" w:hAnsi="Times New Roman" w:cs="Times New Roman"/>
-        </w:rPr>
-        <w:t>stop - start) / CLOCKS_PER_SEC;</w:t>
-      </w:r>
-    </w:p>
-    <w:p>
-      <w:pPr>
-        <w:spacing w:line="216" w:lineRule="auto"/>
-        <w:rPr>
-          <w:rFonts w:ascii="Times New Roman" w:hAnsi="Times New Roman" w:cs="Times New Roman"/>
-        </w:rPr>
-      </w:pPr>
-      <w:r>
-        <w:rPr>
-          <w:rFonts w:ascii="Times New Roman" w:hAnsi="Times New Roman" w:cs="Times New Roman"/>
-        </w:rPr>
-        <w:t xml:space="preserve">        start = </w:t>
-      </w:r>
-      <w:proofErr w:type="gramStart"/>
-      <w:r>
-        <w:rPr>
-          <w:rFonts w:ascii="Times New Roman" w:hAnsi="Times New Roman" w:cs="Times New Roman"/>
-        </w:rPr>
-        <w:t>clock(</w:t>
-      </w:r>
-      <w:proofErr w:type="gramEnd"/>
-      <w:r>
-        <w:rPr>
-          <w:rFonts w:ascii="Times New Roman" w:hAnsi="Times New Roman" w:cs="Times New Roman"/>
-        </w:rPr>
-        <w:t>);</w:t>
-      </w:r>
-    </w:p>
-    <w:p>
-      <w:pPr>
-        <w:spacing w:line="216" w:lineRule="auto"/>
-        <w:rPr>
-          <w:rFonts w:ascii="Times New Roman" w:hAnsi="Times New Roman" w:cs="Times New Roman"/>
-        </w:rPr>
-      </w:pPr>
-      <w:r>
-        <w:rPr>
-          <w:rFonts w:ascii="Times New Roman" w:hAnsi="Times New Roman" w:cs="Times New Roman"/>
-        </w:rPr>
-        <w:t xml:space="preserve">        </w:t>
-      </w:r>
-      <w:proofErr w:type="spellStart"/>
-      <w:proofErr w:type="gramStart"/>
-      <w:r>
-        <w:rPr>
-          <w:rFonts w:ascii="Times New Roman" w:hAnsi="Times New Roman" w:cs="Times New Roman"/>
-        </w:rPr>
-        <w:t>quickSort</w:t>
-      </w:r>
-      <w:proofErr w:type="spellEnd"/>
-      <w:r>
-        <w:rPr>
-          <w:rFonts w:ascii="Times New Roman" w:hAnsi="Times New Roman" w:cs="Times New Roman"/>
-        </w:rPr>
-        <w:t>(</w:t>
-      </w:r>
-      <w:proofErr w:type="gramEnd"/>
-      <w:r>
-        <w:rPr>
-          <w:rFonts w:ascii="Times New Roman" w:hAnsi="Times New Roman" w:cs="Times New Roman"/>
-        </w:rPr>
-        <w:t>arr2, 0, n - 1);</w:t>
-      </w:r>
-    </w:p>
-    <w:p>
-      <w:pPr>
-        <w:spacing w:line="216" w:lineRule="auto"/>
-        <w:rPr>
-          <w:rFonts w:ascii="Times New Roman" w:hAnsi="Times New Roman" w:cs="Times New Roman"/>
-        </w:rPr>
-      </w:pPr>
-      <w:r>
-        <w:rPr>
-          <w:rFonts w:ascii="Times New Roman" w:hAnsi="Times New Roman" w:cs="Times New Roman"/>
-        </w:rPr>
-        <w:t xml:space="preserve">        stop = </w:t>
-      </w:r>
-      <w:proofErr w:type="gramStart"/>
-      <w:r>
-        <w:rPr>
-          <w:rFonts w:ascii="Times New Roman" w:hAnsi="Times New Roman" w:cs="Times New Roman"/>
-        </w:rPr>
-        <w:t>clock(</w:t>
-      </w:r>
-      <w:proofErr w:type="gramEnd"/>
-      <w:r>
-        <w:rPr>
-          <w:rFonts w:ascii="Times New Roman" w:hAnsi="Times New Roman" w:cs="Times New Roman"/>
-        </w:rPr>
-        <w:t>)</w:t>
-      </w:r>
-    </w:p>
-    <w:p>
-      <w:pPr>
-        <w:spacing w:line="216" w:lineRule="auto"/>
-        <w:rPr>
-          <w:rFonts w:ascii="Times New Roman" w:hAnsi="Times New Roman" w:cs="Times New Roman"/>
-        </w:rPr>
-      </w:pPr>
-      <w:r>
-        <w:rPr>
-          <w:rFonts w:ascii="Times New Roman" w:hAnsi="Times New Roman" w:cs="Times New Roman"/>
-        </w:rPr>
-        <w:t xml:space="preserve">        double </w:t>
-      </w:r>
-      <w:proofErr w:type="spellStart"/>
-      <w:r>
-        <w:rPr>
-          <w:rFonts w:ascii="Times New Roman" w:hAnsi="Times New Roman" w:cs="Times New Roman"/>
-        </w:rPr>
-        <w:t>quick_time</w:t>
-      </w:r>
-      <w:proofErr w:type="spellEnd"/>
-      <w:r>
-        <w:rPr>
-          <w:rFonts w:ascii="Times New Roman" w:hAnsi="Times New Roman" w:cs="Times New Roman"/>
-        </w:rPr>
-        <w:t xml:space="preserve"> = (double</w:t>
-      </w:r>
-      <w:proofErr w:type="gramStart"/>
-      <w:r>
-        <w:rPr>
-          <w:rFonts w:ascii="Times New Roman" w:hAnsi="Times New Roman" w:cs="Times New Roman"/>
-        </w:rPr>
-        <w:t>)(</w:t>
-      </w:r>
-      <w:proofErr w:type="gramEnd"/>
-      <w:r>
-        <w:rPr>
-          <w:rFonts w:ascii="Times New Roman" w:hAnsi="Times New Roman" w:cs="Times New Roman"/>
-        </w:rPr>
-        <w:t>stop - start) / CLOCKS_PER_SEC;</w:t>
-      </w:r>
-    </w:p>
-    <w:p>
-      <w:pPr>
-        <w:spacing w:line="216" w:lineRule="auto"/>
-        <w:rPr>
-          <w:rFonts w:ascii="Times New Roman" w:hAnsi="Times New Roman" w:cs="Times New Roman"/>
-        </w:rPr>
-      </w:pPr>
-      <w:r>
-        <w:rPr>
-          <w:rFonts w:ascii="Times New Roman" w:hAnsi="Times New Roman" w:cs="Times New Roman"/>
-        </w:rPr>
-        <w:t xml:space="preserve">        </w:t>
-      </w:r>
-      <w:proofErr w:type="spellStart"/>
-      <w:proofErr w:type="gramStart"/>
-      <w:r>
-        <w:rPr>
-          <w:rFonts w:ascii="Times New Roman" w:hAnsi="Times New Roman" w:cs="Times New Roman"/>
-        </w:rPr>
-        <w:t>printf</w:t>
-      </w:r>
-      <w:proofErr w:type="spellEnd"/>
-      <w:r>
-        <w:rPr>
-          <w:rFonts w:ascii="Times New Roman" w:hAnsi="Times New Roman" w:cs="Times New Roman"/>
-        </w:rPr>
-        <w:t>(</w:t>
-      </w:r>
-      <w:proofErr w:type="gramEnd"/>
-      <w:r>
-        <w:rPr>
-          <w:rFonts w:ascii="Times New Roman" w:hAnsi="Times New Roman" w:cs="Times New Roman"/>
-        </w:rPr>
-        <w:t xml:space="preserve">"%d\t%.6f\t\t%.6f\n", n, </w:t>
-      </w:r>
-      <w:proofErr w:type="spellStart"/>
-      <w:r>
-        <w:rPr>
-          <w:rFonts w:ascii="Times New Roman" w:hAnsi="Times New Roman" w:cs="Times New Roman"/>
-        </w:rPr>
-        <w:t>bubble_time</w:t>
-      </w:r>
-      <w:proofErr w:type="spellEnd"/>
-      <w:r>
-        <w:rPr>
-          <w:rFonts w:ascii="Times New Roman" w:hAnsi="Times New Roman" w:cs="Times New Roman"/>
-        </w:rPr>
-        <w:t xml:space="preserve">, </w:t>
-      </w:r>
-      <w:proofErr w:type="spellStart"/>
-      <w:r>
-        <w:rPr>
-          <w:rFonts w:ascii="Times New Roman" w:hAnsi="Times New Roman" w:cs="Times New Roman"/>
-        </w:rPr>
-        <w:t>quick_time</w:t>
-      </w:r>
-      <w:proofErr w:type="spellEnd"/>
-      <w:r>
-        <w:rPr>
-          <w:rFonts w:ascii="Times New Roman" w:hAnsi="Times New Roman" w:cs="Times New Roman"/>
-        </w:rPr>
-        <w:t>);</w:t>
-      </w:r>
-    </w:p>
-    <w:p>
-      <w:pPr>
-        <w:spacing w:line="216" w:lineRule="auto"/>
-        <w:rPr>
-          <w:rFonts w:ascii="Times New Roman" w:hAnsi="Times New Roman" w:cs="Times New Roman"/>
-        </w:rPr>
-      </w:pPr>
-      <w:r>
-        <w:rPr>
-          <w:rFonts w:ascii="Times New Roman" w:hAnsi="Times New Roman" w:cs="Times New Roman"/>
-        </w:rPr>
-        <w:t>        free(arr1);</w:t>
-      </w:r>
-    </w:p>
-    <w:p>
-      <w:pPr>
-        <w:spacing w:line="216" w:lineRule="auto"/>
-        <w:rPr>
-          <w:rFonts w:ascii="Times New Roman" w:hAnsi="Times New Roman" w:cs="Times New Roman"/>
-        </w:rPr>
-      </w:pPr>
-      <w:r>
-        <w:rPr>
-          <w:rFonts w:ascii="Times New Roman" w:hAnsi="Times New Roman" w:cs="Times New Roman"/>
-        </w:rPr>
-        <w:t>        free(arr2);</w:t>
-      </w:r>
-    </w:p>
-    <w:p>
-      <w:pPr>
-        <w:spacing w:line="216" w:lineRule="auto"/>
-        <w:rPr>
-          <w:rFonts w:ascii="Times New Roman" w:hAnsi="Times New Roman" w:cs="Times New Roman"/>
-        </w:rPr>
-      </w:pPr>
-      <w:r>
-        <w:rPr>
-          <w:rFonts w:ascii="Times New Roman" w:hAnsi="Times New Roman" w:cs="Times New Roman"/>
-        </w:rPr>
-        <w:t>    }</w:t>
-      </w:r>
-    </w:p>
-    <w:p>
-      <w:pPr>
-        <w:spacing w:line="216" w:lineRule="auto"/>
-        <w:rPr>
-          <w:rFonts w:ascii="Times New Roman" w:hAnsi="Times New Roman" w:cs="Times New Roman"/>
-        </w:rPr>
-      </w:pPr>
-      <w:r>
-        <w:rPr>
-          <w:rFonts w:ascii="Times New Roman" w:hAnsi="Times New Roman" w:cs="Times New Roman"/>
-        </w:rPr>
-        <w:t>    return 0;</w:t>
-      </w:r>
-    </w:p>
-    <w:p>
-      <w:pPr>
-        <w:spacing w:line="216" w:lineRule="auto"/>
-        <w:rPr>
-          <w:rFonts w:ascii="Times New Roman" w:hAnsi="Times New Roman" w:cs="Times New Roman"/>
-        </w:rPr>
-      </w:pPr>
-      <w:r>
-        <w:rPr>
-          <w:rFonts w:ascii="Times New Roman" w:hAnsi="Times New Roman" w:cs="Times New Roman"/>
-        </w:rPr>
-        <w:t>}</w:t>
-      </w:r>
     </w:p>
     <w:p>
       <w:pPr>
@@ -2536,8 +3512,9 @@
           <w:rFonts w:asciiTheme="majorBidi" w:hAnsiTheme="majorBidi" w:cstheme="majorBidi"/>
           <w:b/>
           <w:bCs/>
-          <w:sz w:val="24"/>
-          <w:szCs w:val="24"/>
+          <w:sz w:val="28"/>
+          <w:szCs w:val="28"/>
+          <w:u w:val="single"/>
         </w:rPr>
       </w:pPr>
       <w:r>
@@ -2545,266 +3522,607 @@
           <w:rFonts w:asciiTheme="majorBidi" w:hAnsiTheme="majorBidi" w:cstheme="majorBidi"/>
           <w:b/>
           <w:bCs/>
-          <w:sz w:val="24"/>
-          <w:szCs w:val="24"/>
+          <w:sz w:val="28"/>
+          <w:szCs w:val="28"/>
+          <w:u w:val="single"/>
         </w:rPr>
         <w:t>OUTPUT</w:t>
       </w:r>
     </w:p>
     <w:p>
       <w:pPr>
-        <w:jc w:val="center"/>
+        <w:rPr>
+          <w:rFonts w:asciiTheme="majorBidi" w:hAnsiTheme="majorBidi" w:cstheme="majorBidi"/>
+        </w:rPr>
+        <w:sectPr>
+          <w:type w:val="continuous"/>
+          <w:pgSz w:w="11906" w:h="16838"/>
+          <w:pgMar w:top="1440" w:right="1440" w:bottom="1440" w:left="1440" w:header="708" w:footer="708" w:gutter="0"/>
+          <w:cols w:space="708"/>
+          <w:docGrid w:linePitch="360"/>
+        </w:sectPr>
+      </w:pPr>
+    </w:p>
+    <w:p>
+      <w:pPr>
         <w:rPr>
           <w:rFonts w:asciiTheme="majorBidi" w:hAnsiTheme="majorBidi" w:cstheme="majorBidi"/>
           <w:b/>
           <w:bCs/>
-          <w:sz w:val="24"/>
-          <w:szCs w:val="24"/>
-        </w:rPr>
-      </w:pPr>
-    </w:p>
-    <w:p>
-      <w:pPr>
-        <w:spacing w:line="216" w:lineRule="auto"/>
-        <w:rPr>
-          <w:rFonts w:ascii="Times New Roman" w:hAnsi="Times New Roman" w:cs="Times New Roman"/>
-        </w:rPr>
-      </w:pPr>
-      <w:r>
-        <w:rPr>
-          <w:rFonts w:ascii="Times New Roman" w:hAnsi="Times New Roman" w:cs="Times New Roman"/>
-        </w:rPr>
-        <w:t xml:space="preserve">Size    </w:t>
-      </w:r>
-      <w:r>
-        <w:rPr>
-          <w:rFonts w:ascii="Times New Roman" w:hAnsi="Times New Roman" w:cs="Times New Roman"/>
-        </w:rPr>
-        <w:t xml:space="preserve">     </w:t>
-      </w:r>
-      <w:r>
-        <w:rPr>
-          <w:rFonts w:ascii="Times New Roman" w:hAnsi="Times New Roman" w:cs="Times New Roman"/>
-        </w:rPr>
-        <w:t>Bubble Sort(</w:t>
-      </w:r>
-      <w:proofErr w:type="gramStart"/>
-      <w:r>
-        <w:rPr>
-          <w:rFonts w:ascii="Times New Roman" w:hAnsi="Times New Roman" w:cs="Times New Roman"/>
-        </w:rPr>
-        <w:t xml:space="preserve">s)  </w:t>
-      </w:r>
-      <w:r>
-        <w:rPr>
-          <w:rFonts w:ascii="Times New Roman" w:hAnsi="Times New Roman" w:cs="Times New Roman"/>
-        </w:rPr>
-        <w:t xml:space="preserve"> </w:t>
-      </w:r>
-      <w:proofErr w:type="gramEnd"/>
-      <w:r>
-        <w:rPr>
-          <w:rFonts w:ascii="Times New Roman" w:hAnsi="Times New Roman" w:cs="Times New Roman"/>
-        </w:rPr>
-        <w:t xml:space="preserve">     </w:t>
-      </w:r>
-      <w:r>
-        <w:rPr>
-          <w:rFonts w:ascii="Times New Roman" w:hAnsi="Times New Roman" w:cs="Times New Roman"/>
-        </w:rPr>
-        <w:t>Quick Sort(s)</w:t>
-      </w:r>
-    </w:p>
-    <w:p>
-      <w:pPr>
-        <w:spacing w:line="216" w:lineRule="auto"/>
-        <w:rPr>
-          <w:rFonts w:ascii="Times New Roman" w:hAnsi="Times New Roman" w:cs="Times New Roman"/>
-        </w:rPr>
-      </w:pPr>
-      <w:r>
-        <w:rPr>
-          <w:rFonts w:ascii="Times New Roman" w:hAnsi="Times New Roman" w:cs="Times New Roman"/>
-        </w:rPr>
-        <w:t xml:space="preserve">10000   </w:t>
-      </w:r>
-      <w:r>
-        <w:rPr>
-          <w:rFonts w:ascii="Times New Roman" w:hAnsi="Times New Roman" w:cs="Times New Roman"/>
-        </w:rPr>
-        <w:t xml:space="preserve">   </w:t>
-      </w:r>
-      <w:r>
-        <w:rPr>
-          <w:rFonts w:ascii="Times New Roman" w:hAnsi="Times New Roman" w:cs="Times New Roman"/>
-        </w:rPr>
-        <w:t xml:space="preserve">0.264000                </w:t>
-      </w:r>
-      <w:r>
-        <w:rPr>
-          <w:rFonts w:ascii="Times New Roman" w:hAnsi="Times New Roman" w:cs="Times New Roman"/>
-        </w:rPr>
-        <w:t xml:space="preserve"> </w:t>
-      </w:r>
-      <w:r>
-        <w:rPr>
-          <w:rFonts w:ascii="Times New Roman" w:hAnsi="Times New Roman" w:cs="Times New Roman"/>
-        </w:rPr>
-        <w:t>0.001000</w:t>
-      </w:r>
-    </w:p>
-    <w:p>
-      <w:pPr>
-        <w:spacing w:line="216" w:lineRule="auto"/>
-        <w:rPr>
-          <w:rFonts w:ascii="Times New Roman" w:hAnsi="Times New Roman" w:cs="Times New Roman"/>
-        </w:rPr>
-      </w:pPr>
-      <w:r>
-        <w:rPr>
-          <w:rFonts w:ascii="Times New Roman" w:hAnsi="Times New Roman" w:cs="Times New Roman"/>
-        </w:rPr>
-        <w:t xml:space="preserve">50000   </w:t>
-      </w:r>
-      <w:r>
-        <w:rPr>
-          <w:rFonts w:ascii="Times New Roman" w:hAnsi="Times New Roman" w:cs="Times New Roman"/>
-        </w:rPr>
-        <w:t xml:space="preserve">   </w:t>
-      </w:r>
-      <w:r>
-        <w:rPr>
-          <w:rFonts w:ascii="Times New Roman" w:hAnsi="Times New Roman" w:cs="Times New Roman"/>
-        </w:rPr>
-        <w:t>14.788000               0.010000</w:t>
-      </w:r>
-    </w:p>
-    <w:p>
-      <w:pPr>
-        <w:spacing w:line="216" w:lineRule="auto"/>
-        <w:rPr>
-          <w:rFonts w:ascii="Times New Roman" w:hAnsi="Times New Roman" w:cs="Times New Roman"/>
-        </w:rPr>
-      </w:pPr>
-      <w:r>
-        <w:rPr>
-          <w:rFonts w:ascii="Times New Roman" w:hAnsi="Times New Roman" w:cs="Times New Roman"/>
-        </w:rPr>
-        <w:t xml:space="preserve">100000 </w:t>
-      </w:r>
-      <w:r>
-        <w:rPr>
-          <w:rFonts w:ascii="Times New Roman" w:hAnsi="Times New Roman" w:cs="Times New Roman"/>
-        </w:rPr>
-        <w:t xml:space="preserve">   </w:t>
-      </w:r>
-      <w:r>
-        <w:rPr>
-          <w:rFonts w:ascii="Times New Roman" w:hAnsi="Times New Roman" w:cs="Times New Roman"/>
-        </w:rPr>
-        <w:t>44.821000               0.054000</w:t>
-      </w:r>
-    </w:p>
-    <w:p>
-      <w:pPr>
-        <w:spacing w:line="216" w:lineRule="auto"/>
-        <w:rPr>
-          <w:rFonts w:ascii="Times New Roman" w:hAnsi="Times New Roman" w:cs="Times New Roman"/>
-        </w:rPr>
-      </w:pPr>
-      <w:r>
-        <w:rPr>
-          <w:rFonts w:ascii="Times New Roman" w:hAnsi="Times New Roman" w:cs="Times New Roman"/>
-        </w:rPr>
-        <w:t xml:space="preserve">200000  </w:t>
-      </w:r>
-      <w:r>
-        <w:rPr>
-          <w:rFonts w:ascii="Times New Roman" w:hAnsi="Times New Roman" w:cs="Times New Roman"/>
-        </w:rPr>
-        <w:t xml:space="preserve">  </w:t>
-      </w:r>
-      <w:r>
-        <w:rPr>
-          <w:rFonts w:ascii="Times New Roman" w:hAnsi="Times New Roman" w:cs="Times New Roman"/>
-        </w:rPr>
-        <w:t>154.842000             0.028000</w:t>
-      </w:r>
-    </w:p>
-    <w:p>
-      <w:pPr>
-        <w:spacing w:line="216" w:lineRule="auto"/>
-        <w:rPr>
-          <w:rFonts w:ascii="Times New Roman" w:hAnsi="Times New Roman" w:cs="Times New Roman"/>
-        </w:rPr>
-      </w:pPr>
-      <w:r>
-        <w:rPr>
-          <w:rFonts w:ascii="Times New Roman" w:hAnsi="Times New Roman" w:cs="Times New Roman"/>
-        </w:rPr>
-        <w:t xml:space="preserve">300000 </w:t>
-      </w:r>
-      <w:r>
-        <w:rPr>
-          <w:rFonts w:ascii="Times New Roman" w:hAnsi="Times New Roman" w:cs="Times New Roman"/>
-        </w:rPr>
-        <w:t xml:space="preserve">  </w:t>
-      </w:r>
-      <w:r>
-        <w:rPr>
-          <w:rFonts w:ascii="Times New Roman" w:hAnsi="Times New Roman" w:cs="Times New Roman"/>
-        </w:rPr>
-        <w:t xml:space="preserve"> 303.007000             0.043000</w:t>
-      </w:r>
-    </w:p>
-    <w:p>
-      <w:pPr>
-        <w:spacing w:line="216" w:lineRule="auto"/>
-        <w:rPr>
-          <w:rFonts w:ascii="Times New Roman" w:hAnsi="Times New Roman" w:cs="Times New Roman"/>
-        </w:rPr>
-      </w:pPr>
-    </w:p>
-    <w:p>
-      <w:pPr>
-        <w:spacing w:line="216" w:lineRule="auto"/>
-        <w:rPr>
-          <w:rFonts w:ascii="Times New Roman" w:hAnsi="Times New Roman" w:cs="Times New Roman"/>
-        </w:rPr>
-      </w:pPr>
-    </w:p>
-    <w:p>
-      <w:pPr>
-        <w:spacing w:line="216" w:lineRule="auto"/>
-        <w:rPr>
-          <w:rFonts w:ascii="Times New Roman" w:hAnsi="Times New Roman" w:cs="Times New Roman"/>
-        </w:rPr>
-      </w:pPr>
-      <w:r>
-        <w:rPr>
-          <w:rFonts w:ascii="Times New Roman" w:hAnsi="Times New Roman" w:cs="Times New Roman"/>
-        </w:rPr>
-        <w:t xml:space="preserve">              </w:t>
-      </w:r>
-      <w:r>
-        <w:rPr>
+        </w:rPr>
+      </w:pPr>
+      <w:r>
+        <w:rPr>
+          <w:rFonts w:asciiTheme="majorBidi" w:hAnsiTheme="majorBidi" w:cstheme="majorBidi"/>
+          <w:b/>
+          <w:bCs/>
+        </w:rPr>
+        <w:t>QUICK SORT:</w:t>
+      </w:r>
+    </w:p>
+    <w:p>
+      <w:pPr>
+        <w:rPr>
+          <w:rFonts w:asciiTheme="majorBidi" w:hAnsiTheme="majorBidi" w:cstheme="majorBidi"/>
+        </w:rPr>
+      </w:pPr>
+      <w:r>
+        <w:rPr>
+          <w:rFonts w:asciiTheme="majorBidi" w:hAnsiTheme="majorBidi" w:cstheme="majorBidi"/>
+        </w:rPr>
+        <w:t>Test Case 1 (Array with 10000 elements)</w:t>
+      </w:r>
+    </w:p>
+    <w:p>
+      <w:pPr>
+        <w:rPr>
+          <w:rFonts w:asciiTheme="majorBidi" w:hAnsiTheme="majorBidi" w:cstheme="majorBidi"/>
+        </w:rPr>
+      </w:pPr>
+      <w:r>
+        <w:rPr>
+          <w:rFonts w:asciiTheme="majorBidi" w:hAnsiTheme="majorBidi" w:cstheme="majorBidi"/>
+        </w:rPr>
+        <w:t>Time taken = 0.001000 seconds</w:t>
+      </w:r>
+    </w:p>
+    <w:p>
+      <w:pPr>
+        <w:rPr>
+          <w:rFonts w:asciiTheme="majorBidi" w:hAnsiTheme="majorBidi" w:cstheme="majorBidi"/>
+        </w:rPr>
+      </w:pPr>
+      <w:r>
+        <w:rPr>
+          <w:rFonts w:asciiTheme="majorBidi" w:hAnsiTheme="majorBidi" w:cstheme="majorBidi"/>
+        </w:rPr>
+        <w:t>Test Case 2 (Array with 50000 elements)</w:t>
+      </w:r>
+    </w:p>
+    <w:p>
+      <w:pPr>
+        <w:rPr>
+          <w:rFonts w:asciiTheme="majorBidi" w:hAnsiTheme="majorBidi" w:cstheme="majorBidi"/>
+        </w:rPr>
+      </w:pPr>
+      <w:r>
+        <w:rPr>
+          <w:rFonts w:asciiTheme="majorBidi" w:hAnsiTheme="majorBidi" w:cstheme="majorBidi"/>
+        </w:rPr>
+        <w:t>Time taken = 0.007000 seconds</w:t>
+      </w:r>
+    </w:p>
+    <w:p>
+      <w:pPr>
+        <w:rPr>
+          <w:rFonts w:asciiTheme="majorBidi" w:hAnsiTheme="majorBidi" w:cstheme="majorBidi"/>
+        </w:rPr>
+      </w:pPr>
+    </w:p>
+    <w:p>
+      <w:pPr>
+        <w:rPr>
+          <w:rFonts w:asciiTheme="majorBidi" w:hAnsiTheme="majorBidi" w:cstheme="majorBidi"/>
+        </w:rPr>
+      </w:pPr>
+      <w:r>
+        <w:rPr>
+          <w:rFonts w:asciiTheme="majorBidi" w:hAnsiTheme="majorBidi" w:cstheme="majorBidi"/>
+        </w:rPr>
+        <w:t>Test Case 3 (Array with 100000 elements)</w:t>
+      </w:r>
+    </w:p>
+    <w:p>
+      <w:pPr>
+        <w:rPr>
+          <w:rFonts w:asciiTheme="majorBidi" w:hAnsiTheme="majorBidi" w:cstheme="majorBidi"/>
+        </w:rPr>
+      </w:pPr>
+      <w:r>
+        <w:rPr>
+          <w:rFonts w:asciiTheme="majorBidi" w:hAnsiTheme="majorBidi" w:cstheme="majorBidi"/>
+        </w:rPr>
+        <w:t>Time taken = 0.016000 seconds</w:t>
+      </w:r>
+    </w:p>
+    <w:p>
+      <w:pPr>
+        <w:rPr>
+          <w:rFonts w:asciiTheme="majorBidi" w:hAnsiTheme="majorBidi" w:cstheme="majorBidi"/>
+        </w:rPr>
+      </w:pPr>
+      <w:r>
+        <w:rPr>
+          <w:rFonts w:asciiTheme="majorBidi" w:hAnsiTheme="majorBidi" w:cstheme="majorBidi"/>
+        </w:rPr>
+        <w:t>Test Case 4 (Array with 200000 elements)</w:t>
+      </w:r>
+    </w:p>
+    <w:p>
+      <w:pPr>
+        <w:rPr>
+          <w:rFonts w:asciiTheme="majorBidi" w:hAnsiTheme="majorBidi" w:cstheme="majorBidi"/>
+        </w:rPr>
+      </w:pPr>
+      <w:r>
+        <w:rPr>
+          <w:rFonts w:asciiTheme="majorBidi" w:hAnsiTheme="majorBidi" w:cstheme="majorBidi"/>
+        </w:rPr>
+        <w:t>Time taken = 0.036000 seconds</w:t>
+      </w:r>
+    </w:p>
+    <w:p>
+      <w:pPr>
+        <w:rPr>
+          <w:rFonts w:asciiTheme="majorBidi" w:hAnsiTheme="majorBidi" w:cstheme="majorBidi"/>
+        </w:rPr>
+      </w:pPr>
+      <w:r>
+        <w:rPr>
+          <w:rFonts w:asciiTheme="majorBidi" w:hAnsiTheme="majorBidi" w:cstheme="majorBidi"/>
+        </w:rPr>
+        <w:t>Test Case 5 (Array with 300000 elements)</w:t>
+      </w:r>
+    </w:p>
+    <w:p>
+      <w:pPr>
+        <w:rPr>
+          <w:rFonts w:asciiTheme="majorBidi" w:hAnsiTheme="majorBidi" w:cstheme="majorBidi"/>
+        </w:rPr>
+        <w:sectPr>
+          <w:type w:val="continuous"/>
+          <w:pgSz w:w="11906" w:h="16838"/>
+          <w:pgMar w:top="1440" w:right="1440" w:bottom="1440" w:left="1440" w:header="708" w:footer="708" w:gutter="0"/>
+          <w:cols w:num="2" w:space="708"/>
+          <w:docGrid w:linePitch="360"/>
+        </w:sectPr>
+      </w:pPr>
+      <w:r>
+        <w:rPr>
+          <w:rFonts w:asciiTheme="majorBidi" w:hAnsiTheme="majorBidi" w:cstheme="majorBidi"/>
+        </w:rPr>
+        <w:t>Time taken = 0.047000 seconds</w:t>
+      </w:r>
+    </w:p>
+    <w:p>
+      <w:pPr>
+        <w:rPr>
+          <w:rFonts w:asciiTheme="majorBidi" w:hAnsiTheme="majorBidi" w:cstheme="majorBidi"/>
+        </w:rPr>
+      </w:pPr>
+    </w:p>
+    <w:p>
+      <w:pPr>
+        <w:rPr>
+          <w:rFonts w:asciiTheme="majorBidi" w:hAnsiTheme="majorBidi" w:cstheme="majorBidi"/>
+          <w:b/>
+          <w:bCs/>
+        </w:rPr>
+      </w:pPr>
+      <w:r>
+        <w:rPr>
+          <w:rFonts w:asciiTheme="majorBidi" w:hAnsiTheme="majorBidi" w:cstheme="majorBidi"/>
+          <w:b/>
+          <w:bCs/>
+        </w:rPr>
+        <w:t>BUBBLE SORT:</w:t>
+      </w:r>
+    </w:p>
+    <w:p>
+      <w:pPr>
+        <w:rPr>
+          <w:rFonts w:asciiTheme="majorBidi" w:hAnsiTheme="majorBidi" w:cstheme="majorBidi"/>
+        </w:rPr>
+        <w:sectPr>
+          <w:type w:val="continuous"/>
+          <w:pgSz w:w="11906" w:h="16838"/>
+          <w:pgMar w:top="1440" w:right="1440" w:bottom="1440" w:left="1440" w:header="708" w:footer="708" w:gutter="0"/>
+          <w:cols w:space="708"/>
+          <w:docGrid w:linePitch="360"/>
+        </w:sectPr>
+      </w:pPr>
+    </w:p>
+    <w:p>
+      <w:pPr>
+        <w:rPr>
+          <w:rFonts w:asciiTheme="majorBidi" w:hAnsiTheme="majorBidi" w:cstheme="majorBidi"/>
+        </w:rPr>
+      </w:pPr>
+      <w:r>
+        <w:rPr>
+          <w:rFonts w:asciiTheme="majorBidi" w:hAnsiTheme="majorBidi" w:cstheme="majorBidi"/>
+        </w:rPr>
+        <w:t>Test Case 1 (Array with 10000 elements)</w:t>
+      </w:r>
+    </w:p>
+    <w:p>
+      <w:pPr>
+        <w:rPr>
+          <w:rFonts w:asciiTheme="majorBidi" w:hAnsiTheme="majorBidi" w:cstheme="majorBidi"/>
+        </w:rPr>
+      </w:pPr>
+      <w:r>
+        <w:rPr>
+          <w:rFonts w:asciiTheme="majorBidi" w:hAnsiTheme="majorBidi" w:cstheme="majorBidi"/>
+        </w:rPr>
+        <w:t>Time taken = 0.291000 seconds</w:t>
+      </w:r>
+    </w:p>
+    <w:p>
+      <w:pPr>
+        <w:rPr>
+          <w:rFonts w:asciiTheme="majorBidi" w:hAnsiTheme="majorBidi" w:cstheme="majorBidi"/>
+        </w:rPr>
+      </w:pPr>
+      <w:r>
+        <w:rPr>
+          <w:rFonts w:asciiTheme="majorBidi" w:hAnsiTheme="majorBidi" w:cstheme="majorBidi"/>
+        </w:rPr>
+        <w:t>Test Case 2 (Array with 50000 elements)</w:t>
+      </w:r>
+    </w:p>
+    <w:p>
+      <w:pPr>
+        <w:rPr>
+          <w:rFonts w:asciiTheme="majorBidi" w:hAnsiTheme="majorBidi" w:cstheme="majorBidi"/>
+        </w:rPr>
+      </w:pPr>
+      <w:r>
+        <w:rPr>
+          <w:rFonts w:asciiTheme="majorBidi" w:hAnsiTheme="majorBidi" w:cstheme="majorBidi"/>
+        </w:rPr>
+        <w:t>Time taken = 8.733000 seconds</w:t>
+      </w:r>
+    </w:p>
+    <w:p>
+      <w:pPr>
+        <w:rPr>
+          <w:rFonts w:asciiTheme="majorBidi" w:hAnsiTheme="majorBidi" w:cstheme="majorBidi"/>
+        </w:rPr>
+        <w:sectPr>
+          <w:type w:val="continuous"/>
+          <w:pgSz w:w="11906" w:h="16838"/>
+          <w:pgMar w:top="1440" w:right="1440" w:bottom="1440" w:left="1440" w:header="708" w:footer="708" w:gutter="0"/>
+          <w:cols w:num="2" w:space="708"/>
+          <w:docGrid w:linePitch="360"/>
+        </w:sectPr>
+      </w:pPr>
+    </w:p>
+    <w:p>
+      <w:pPr>
+        <w:rPr>
+          <w:rFonts w:asciiTheme="majorBidi" w:hAnsiTheme="majorBidi" w:cstheme="majorBidi"/>
+        </w:rPr>
+      </w:pPr>
+      <w:r>
+        <w:rPr>
+          <w:rFonts w:asciiTheme="majorBidi" w:hAnsiTheme="majorBidi" w:cstheme="majorBidi"/>
+        </w:rPr>
+        <w:lastRenderedPageBreak/>
+        <w:t>Test Case 3 (Array with 100000 elements)</w:t>
+      </w:r>
+    </w:p>
+    <w:p>
+      <w:pPr>
+        <w:rPr>
+          <w:rFonts w:asciiTheme="majorBidi" w:hAnsiTheme="majorBidi" w:cstheme="majorBidi"/>
+        </w:rPr>
+      </w:pPr>
+      <w:r>
+        <w:rPr>
+          <w:rFonts w:asciiTheme="majorBidi" w:hAnsiTheme="majorBidi" w:cstheme="majorBidi"/>
+        </w:rPr>
+        <w:t>Time taken = 32.855000 seconds</w:t>
+      </w:r>
+    </w:p>
+    <w:p>
+      <w:pPr>
+        <w:rPr>
+          <w:rFonts w:asciiTheme="majorBidi" w:hAnsiTheme="majorBidi" w:cstheme="majorBidi"/>
+        </w:rPr>
+      </w:pPr>
+      <w:r>
+        <w:rPr>
+          <w:rFonts w:asciiTheme="majorBidi" w:hAnsiTheme="majorBidi" w:cstheme="majorBidi"/>
+        </w:rPr>
+        <w:t>Test Case 4 (Array with 200000 elements)</w:t>
+      </w:r>
+    </w:p>
+    <w:p>
+      <w:pPr>
+        <w:rPr>
+          <w:rFonts w:asciiTheme="majorBidi" w:hAnsiTheme="majorBidi" w:cstheme="majorBidi"/>
+        </w:rPr>
+      </w:pPr>
+      <w:r>
+        <w:rPr>
+          <w:rFonts w:asciiTheme="majorBidi" w:hAnsiTheme="majorBidi" w:cstheme="majorBidi"/>
+        </w:rPr>
+        <w:t>Time taken = 126.978000 seconds</w:t>
+      </w:r>
+    </w:p>
+    <w:p>
+      <w:pPr>
+        <w:rPr>
+          <w:rFonts w:asciiTheme="majorBidi" w:hAnsiTheme="majorBidi" w:cstheme="majorBidi"/>
+        </w:rPr>
+        <w:sectPr>
+          <w:type w:val="continuous"/>
+          <w:pgSz w:w="11906" w:h="16838"/>
+          <w:pgMar w:top="1440" w:right="1440" w:bottom="1440" w:left="1440" w:header="708" w:footer="708" w:gutter="0"/>
+          <w:cols w:num="2" w:space="708"/>
+          <w:docGrid w:linePitch="360"/>
+        </w:sectPr>
+      </w:pPr>
+    </w:p>
+    <w:p>
+      <w:pPr>
+        <w:rPr>
+          <w:rFonts w:asciiTheme="majorBidi" w:hAnsiTheme="majorBidi" w:cstheme="majorBidi"/>
+        </w:rPr>
+      </w:pPr>
+      <w:r>
+        <w:rPr>
+          <w:rFonts w:asciiTheme="majorBidi" w:hAnsiTheme="majorBidi" w:cstheme="majorBidi"/>
+        </w:rPr>
+        <w:t>Test Case 5 (Array with 300000 elements)</w:t>
+      </w:r>
+    </w:p>
+    <w:p>
+      <w:pPr>
+        <w:rPr>
+          <w:rFonts w:asciiTheme="majorBidi" w:hAnsiTheme="majorBidi" w:cstheme="majorBidi"/>
+        </w:rPr>
+      </w:pPr>
+      <w:r>
+        <w:rPr>
+          <w:rFonts w:asciiTheme="majorBidi" w:hAnsiTheme="majorBidi" w:cstheme="majorBidi"/>
+        </w:rPr>
+        <w:t>Time taken = 281.960000 seconds</w:t>
+      </w:r>
+    </w:p>
+    <w:p>
+      <w:pPr>
+        <w:rPr>
+          <w:rFonts w:asciiTheme="majorBidi" w:hAnsiTheme="majorBidi" w:cstheme="majorBidi"/>
+        </w:rPr>
+        <w:sectPr>
+          <w:type w:val="continuous"/>
+          <w:pgSz w:w="11906" w:h="16838"/>
+          <w:pgMar w:top="1440" w:right="1440" w:bottom="1440" w:left="1440" w:header="708" w:footer="708" w:gutter="0"/>
+          <w:cols w:space="708"/>
+          <w:docGrid w:linePitch="360"/>
+        </w:sectPr>
+      </w:pPr>
+    </w:p>
+    <w:p>
+      <w:pPr>
+        <w:rPr>
+          <w:rFonts w:asciiTheme="majorBidi" w:hAnsiTheme="majorBidi" w:cstheme="majorBidi"/>
+        </w:rPr>
+      </w:pPr>
+    </w:p>
+    <w:p>
+      <w:pPr>
+        <w:jc w:val="center"/>
+        <w:rPr>
+          <w:rFonts w:asciiTheme="majorBidi" w:hAnsiTheme="majorBidi" w:cstheme="majorBidi"/>
+          <w:b/>
+          <w:bCs/>
+          <w:sz w:val="28"/>
+          <w:szCs w:val="28"/>
+          <w:u w:val="single"/>
+        </w:rPr>
+      </w:pPr>
+      <w:r>
+        <w:rPr>
+          <w:rFonts w:asciiTheme="majorBidi" w:hAnsiTheme="majorBidi" w:cstheme="majorBidi"/>
+          <w:b/>
+          <w:bCs/>
+          <w:sz w:val="28"/>
+          <w:szCs w:val="28"/>
+          <w:u w:val="single"/>
+        </w:rPr>
+        <w:t>RUN TIME ANALYSIS</w:t>
+      </w:r>
+    </w:p>
+    <w:p>
+      <w:pPr>
+        <w:jc w:val="center"/>
+        <w:rPr>
+          <w:rFonts w:asciiTheme="majorBidi" w:hAnsiTheme="majorBidi" w:cstheme="majorBidi"/>
+          <w:b/>
+          <w:bCs/>
+          <w:sz w:val="28"/>
+          <w:szCs w:val="28"/>
+          <w:u w:val="single"/>
+        </w:rPr>
+      </w:pPr>
+    </w:p>
+    <w:p>
+      <w:pPr>
+        <w:spacing w:line="216" w:lineRule="auto"/>
+        <w:jc w:val="center"/>
+        <w:rPr>
+          <w:rFonts w:ascii="Times New Roman" w:hAnsi="Times New Roman" w:cs="Times New Roman"/>
+        </w:rPr>
+      </w:pPr>
+      <w:r>
+        <w:rPr>
+          <w:rFonts w:ascii="Times New Roman" w:hAnsi="Times New Roman" w:cs="Times New Roman"/>
           <w:noProof/>
         </w:rPr>
         <w:drawing>
-          <wp:inline distT="0" distB="0" distL="0" distR="0" wp14:anchorId="5B974BB7" wp14:editId="3832860F">
-            <wp:extent cx="5010150" cy="2895600"/>
+          <wp:inline distT="0" distB="0" distL="0" distR="0" wp14:anchorId="77D7791A" wp14:editId="6B95BECD">
+            <wp:extent cx="5204971" cy="2053087"/>
+            <wp:effectExtent l="0" t="0" r="0" b="4445"/>
+            <wp:docPr id="69146425" name="Picture 1"/>
+            <wp:cNvGraphicFramePr>
+              <a:graphicFrameLocks xmlns:a="http://schemas.openxmlformats.org/drawingml/2006/main" noChangeAspect="1"/>
+            </wp:cNvGraphicFramePr>
+            <a:graphic xmlns:a="http://schemas.openxmlformats.org/drawingml/2006/main">
+              <a:graphicData uri="http://schemas.openxmlformats.org/drawingml/2006/picture">
+                <pic:pic xmlns:pic="http://schemas.openxmlformats.org/drawingml/2006/picture">
+                  <pic:nvPicPr>
+                    <pic:cNvPr id="69146425" name=""/>
+                    <pic:cNvPicPr/>
+                  </pic:nvPicPr>
+                  <pic:blipFill rotWithShape="1">
+                    <a:blip r:embed="rId5"/>
+                    <a:srcRect l="1561" t="2928"/>
+                    <a:stretch>
+                      <a:fillRect/>
+                    </a:stretch>
+                  </pic:blipFill>
+                  <pic:spPr bwMode="auto">
+                    <a:xfrm>
+                      <a:off x="0" y="0"/>
+                      <a:ext cx="5276584" cy="2081335"/>
+                    </a:xfrm>
+                    <a:prstGeom prst="rect">
+                      <a:avLst/>
+                    </a:prstGeom>
+                    <a:ln>
+                      <a:noFill/>
+                    </a:ln>
+                    <a:extLst>
+                      <a:ext uri="{53640926-AAD7-44D8-BBD7-CCE9431645EC}">
+                        <a14:shadowObscured xmlns:a14="http://schemas.microsoft.com/office/drawing/2010/main"/>
+                      </a:ext>
+                    </a:extLst>
+                  </pic:spPr>
+                </pic:pic>
+              </a:graphicData>
+            </a:graphic>
+          </wp:inline>
+        </w:drawing>
+      </w:r>
+    </w:p>
+    <w:p>
+      <w:pPr>
+        <w:spacing w:line="216" w:lineRule="auto"/>
+        <w:rPr>
+          <w:rFonts w:ascii="Times New Roman" w:hAnsi="Times New Roman" w:cs="Times New Roman"/>
+        </w:rPr>
+      </w:pPr>
+      <w:r>
+        <w:rPr>
+          <w:rFonts w:ascii="Times New Roman" w:hAnsi="Times New Roman" w:cs="Times New Roman"/>
+        </w:rPr>
+        <w:t xml:space="preserve">       </w:t>
+      </w:r>
+    </w:p>
+    <w:p>
+      <w:pPr>
+        <w:spacing w:line="216" w:lineRule="auto"/>
+        <w:rPr>
+          <w:rFonts w:ascii="Times New Roman" w:hAnsi="Times New Roman" w:cs="Times New Roman"/>
+        </w:rPr>
+      </w:pPr>
+    </w:p>
+    <w:p>
+      <w:pPr>
+        <w:spacing w:line="216" w:lineRule="auto"/>
+        <w:rPr>
+          <w:rFonts w:ascii="Times New Roman" w:hAnsi="Times New Roman" w:cs="Times New Roman"/>
+        </w:rPr>
+      </w:pPr>
+    </w:p>
+    <w:p>
+      <w:pPr>
+        <w:spacing w:line="216" w:lineRule="auto"/>
+        <w:rPr>
+          <w:rFonts w:ascii="Times New Roman" w:hAnsi="Times New Roman" w:cs="Times New Roman"/>
+        </w:rPr>
+      </w:pPr>
+    </w:p>
+    <w:p>
+      <w:pPr>
+        <w:jc w:val="center"/>
+        <w:rPr>
+          <w:rFonts w:asciiTheme="majorBidi" w:hAnsiTheme="majorBidi" w:cstheme="majorBidi"/>
+          <w:b/>
+          <w:bCs/>
+          <w:sz w:val="28"/>
+          <w:szCs w:val="28"/>
+          <w:u w:val="single"/>
+        </w:rPr>
+      </w:pPr>
+      <w:r>
+        <w:rPr>
+          <w:rFonts w:asciiTheme="majorBidi" w:hAnsiTheme="majorBidi" w:cstheme="majorBidi"/>
+          <w:b/>
+          <w:bCs/>
+          <w:sz w:val="28"/>
+          <w:szCs w:val="28"/>
+          <w:u w:val="single"/>
+        </w:rPr>
+        <w:t>PICTORIAL REPRESENTATION OF RUN TIME ANALYSIS</w:t>
+      </w:r>
+    </w:p>
+    <w:p>
+      <w:pPr>
+        <w:spacing w:line="216" w:lineRule="auto"/>
+        <w:rPr>
+          <w:rFonts w:ascii="Times New Roman" w:hAnsi="Times New Roman" w:cs="Times New Roman"/>
+        </w:rPr>
+      </w:pPr>
+    </w:p>
+    <w:p>
+      <w:pPr>
+        <w:spacing w:line="216" w:lineRule="auto"/>
+        <w:rPr>
+          <w:rFonts w:ascii="Times New Roman" w:hAnsi="Times New Roman" w:cs="Times New Roman"/>
+        </w:rPr>
+      </w:pPr>
+    </w:p>
+    <w:p>
+      <w:pPr>
+        <w:spacing w:line="216" w:lineRule="auto"/>
+        <w:jc w:val="center"/>
+        <w:rPr>
+          <w:rFonts w:ascii="Times New Roman" w:hAnsi="Times New Roman" w:cs="Times New Roman"/>
+        </w:rPr>
+      </w:pPr>
+      <w:r>
+        <w:rPr>
+          <w:noProof/>
+        </w:rPr>
+        <w:drawing>
+          <wp:inline distT="0" distB="0" distL="0" distR="0" wp14:anchorId="0C95FF1E" wp14:editId="7168DB11">
+            <wp:extent cx="4572000" cy="2743200"/>
             <wp:effectExtent l="0" t="0" r="0" b="0"/>
-            <wp:docPr id="62095581" name="Chart 1">
+            <wp:docPr id="147775130" name="Chart 1">
               <a:extLst xmlns:a="http://schemas.openxmlformats.org/drawingml/2006/main">
                 <a:ext uri="{FF2B5EF4-FFF2-40B4-BE49-F238E27FC236}">
-                  <a16:creationId xmlns:a16="http://schemas.microsoft.com/office/drawing/2014/main" id="{DBAD9085-2989-9AA3-78B1-9CDAFD627244}"/>
+                  <a16:creationId xmlns:a16="http://schemas.microsoft.com/office/drawing/2014/main" id="{324BF51E-1A99-A2F9-E6BA-C62C39FA31A4}"/>
                 </a:ext>
               </a:extLst>
             </wp:docPr>
             <wp:cNvGraphicFramePr/>
             <a:graphic xmlns:a="http://schemas.openxmlformats.org/drawingml/2006/main">
               <a:graphicData uri="http://schemas.openxmlformats.org/drawingml/2006/chart">
-                <c:chart xmlns:c="http://schemas.openxmlformats.org/drawingml/2006/chart" xmlns:r="http://schemas.openxmlformats.org/officeDocument/2006/relationships" r:id="rId5"/>
+                <c:chart xmlns:c="http://schemas.openxmlformats.org/drawingml/2006/chart" xmlns:r="http://schemas.openxmlformats.org/officeDocument/2006/relationships" r:id="rId6"/>
               </a:graphicData>
             </a:graphic>
           </wp:inline>
@@ -3425,6 +4743,7 @@
   <w:style w:type="character" w:default="1" w:styleId="DefaultParagraphFont">
     <w:name w:val="Default Paragraph Font"/>
     <w:uiPriority w:val="1"/>
+    <w:semiHidden/>
     <w:unhideWhenUsed/>
   </w:style>
   <w:style w:type="table" w:default="1" w:styleId="TableNormal">
@@ -3776,8 +5095,13 @@
             </a:pPr>
             <a:r>
               <a:rPr lang="en-GB"/>
-              <a:t>Comparison of Bubble Sort and Quick Sort</a:t>
+              <a:t>Bubble Sort VS</a:t>
             </a:r>
+            <a:r>
+              <a:rPr lang="en-GB" baseline="0"/>
+              <a:t> Quick Sort</a:t>
+            </a:r>
+            <a:endParaRPr lang="en-GB"/>
           </a:p>
         </c:rich>
       </c:tx>
@@ -3806,7 +5130,7 @@
               <a:cs typeface="+mn-cs"/>
             </a:defRPr>
           </a:pPr>
-          <a:endParaRPr lang="en-US"/>
+          <a:endParaRPr lang="en-GB"/>
         </a:p>
       </c:txPr>
     </c:title>
@@ -3814,7 +5138,7 @@
     <c:plotArea>
       <c:layout/>
       <c:scatterChart>
-        <c:scatterStyle val="lineMarker"/>
+        <c:scatterStyle val="smoothMarker"/>
         <c:varyColors val="0"/>
         <c:ser>
           <c:idx val="0"/>
@@ -3885,27 +5209,27 @@
                 <c:formatCode>0.000000</c:formatCode>
                 <c:ptCount val="5"/>
                 <c:pt idx="0">
-                  <c:v>0.26300000000000001</c:v>
+                  <c:v>0.29099999999999998</c:v>
                 </c:pt>
                 <c:pt idx="1">
-                  <c:v>7.3559999999999999</c:v>
+                  <c:v>8.7330000000000005</c:v>
                 </c:pt>
                 <c:pt idx="2">
-                  <c:v>30.95</c:v>
+                  <c:v>32.854999999999997</c:v>
                 </c:pt>
                 <c:pt idx="3">
-                  <c:v>127.172</c:v>
+                  <c:v>126.97799999999999</c:v>
                 </c:pt>
                 <c:pt idx="4">
-                  <c:v>301.04899999999998</c:v>
+                  <c:v>281.95999999999998</c:v>
                 </c:pt>
               </c:numCache>
             </c:numRef>
           </c:yVal>
-          <c:smooth val="0"/>
+          <c:smooth val="1"/>
           <c:extLst>
             <c:ext xmlns:c16="http://schemas.microsoft.com/office/drawing/2014/chart" uri="{C3380CC4-5D6E-409C-BE32-E72D297353CC}">
-              <c16:uniqueId val="{00000000-B876-40BA-AC9B-55EDFAEFB69F}"/>
+              <c16:uniqueId val="{00000000-5D2B-4A29-83A6-66B9DD0B55A7}"/>
             </c:ext>
           </c:extLst>
         </c:ser>
@@ -3981,24 +5305,24 @@
                   <c:v>1E-3</c:v>
                 </c:pt>
                 <c:pt idx="1">
-                  <c:v>6.0000000000000001E-3</c:v>
+                  <c:v>7.0000000000000001E-3</c:v>
                 </c:pt>
                 <c:pt idx="2">
-                  <c:v>1.2999999999999999E-2</c:v>
+                  <c:v>1.6E-2</c:v>
                 </c:pt>
                 <c:pt idx="3">
-                  <c:v>2.7E-2</c:v>
+                  <c:v>3.5999999999999997E-2</c:v>
                 </c:pt>
                 <c:pt idx="4">
-                  <c:v>6.0999999999999999E-2</c:v>
+                  <c:v>4.7E-2</c:v>
                 </c:pt>
               </c:numCache>
             </c:numRef>
           </c:yVal>
-          <c:smooth val="0"/>
+          <c:smooth val="1"/>
           <c:extLst>
             <c:ext xmlns:c16="http://schemas.microsoft.com/office/drawing/2014/chart" uri="{C3380CC4-5D6E-409C-BE32-E72D297353CC}">
-              <c16:uniqueId val="{00000001-B876-40BA-AC9B-55EDFAEFB69F}"/>
+              <c16:uniqueId val="{00000001-5D2B-4A29-83A6-66B9DD0B55A7}"/>
             </c:ext>
           </c:extLst>
         </c:ser>
@@ -4010,11 +5334,11 @@
           <c:showPercent val="0"/>
           <c:showBubbleSize val="0"/>
         </c:dLbls>
-        <c:axId val="1135468352"/>
-        <c:axId val="1960068176"/>
+        <c:axId val="1253598192"/>
+        <c:axId val="1163170479"/>
       </c:scatterChart>
       <c:valAx>
-        <c:axId val="1135468352"/>
+        <c:axId val="1253598192"/>
         <c:scaling>
           <c:orientation val="minMax"/>
         </c:scaling>
@@ -4055,8 +5379,13 @@
                 </a:pPr>
                 <a:r>
                   <a:rPr lang="en-GB"/>
-                  <a:t>Array Size (n)</a:t>
+                  <a:t>No. of</a:t>
                 </a:r>
+                <a:r>
+                  <a:rPr lang="en-GB" baseline="0"/>
+                  <a:t> elements</a:t>
+                </a:r>
+                <a:endParaRPr lang="en-GB"/>
               </a:p>
             </c:rich>
           </c:tx>
@@ -4085,7 +5414,7 @@
                   <a:cs typeface="+mn-cs"/>
                 </a:defRPr>
               </a:pPr>
-              <a:endParaRPr lang="en-US"/>
+              <a:endParaRPr lang="en-GB"/>
             </a:p>
           </c:txPr>
         </c:title>
@@ -4126,12 +5455,12 @@
             <a:endParaRPr lang="en-US"/>
           </a:p>
         </c:txPr>
-        <c:crossAx val="1960068176"/>
+        <c:crossAx val="1163170479"/>
         <c:crosses val="autoZero"/>
         <c:crossBetween val="midCat"/>
       </c:valAx>
       <c:valAx>
-        <c:axId val="1960068176"/>
+        <c:axId val="1163170479"/>
         <c:scaling>
           <c:orientation val="minMax"/>
         </c:scaling>
@@ -4172,7 +5501,11 @@
                 </a:pPr>
                 <a:r>
                   <a:rPr lang="en-GB"/>
-                  <a:t>Execution Time (seconds)</a:t>
+                  <a:t>Time</a:t>
+                </a:r>
+                <a:r>
+                  <a:rPr lang="en-GB" baseline="0"/>
+                  <a:t> for execution</a:t>
                 </a:r>
               </a:p>
             </c:rich>
@@ -4243,7 +5576,7 @@
             <a:endParaRPr lang="en-US"/>
           </a:p>
         </c:txPr>
-        <c:crossAx val="1135468352"/>
+        <c:crossAx val="1253598192"/>
         <c:crosses val="autoZero"/>
         <c:crossBetween val="midCat"/>
       </c:valAx>
